--- a/my-work (outputs)/internal/2026.09.27 - Internal - ZoomInfo Cadence Master Schedule.docx
+++ b/my-work (outputs)/internal/2026.09.27 - Internal - ZoomInfo Cadence Master Schedule.docx
@@ -2,7 +2,7 @@
 <file path=word/document.xml><?xml version="1.0" encoding="utf-8"?>
 <w:document xmlns:w="http://schemas.openxmlformats.org/wordprocessingml/2006/main" xmlns:m="http://schemas.openxmlformats.org/officeDocument/2006/math" xmlns:r="http://schemas.openxmlformats.org/officeDocument/2006/relationships" xmlns:o="urn:schemas-microsoft-com:office:office" xmlns:v="urn:schemas-microsoft-com:vml" xmlns:w10="urn:schemas-microsoft-com:office:word" xmlns:a="http://schemas.openxmlformats.org/drawingml/2006/main" xmlns:pic="http://schemas.openxmlformats.org/drawingml/2006/picture" xmlns:wp="http://schemas.openxmlformats.org/drawingml/2006/wordprocessingDrawing">
   <w:body>
-    <w:bookmarkStart w:id="45" w:name="X34e8577745f4fec5893f9d0dadec41b8ef2259c"/>
+    <w:bookmarkStart w:id="52" w:name="X34e8577745f4fec5893f9d0dadec41b8ef2259c"/>
     <w:p>
       <w:pPr>
         <w:pStyle w:val="Heading1"/>
@@ -26,7 +26,7 @@
           <w:b/>
           <w:bCs/>
         </w:rPr>
-        <w:t xml:space="preserve">Current as of Wed 2026.09.30.</w:t>
+        <w:t xml:space="preserve">Current as of Mon 2026.10.05.</w:t>
       </w:r>
       <w:r>
         <w:rPr>
@@ -52,61 +52,13 @@
           <w:b/>
           <w:bCs/>
         </w:rPr>
-        <w:t xml:space="preserve">Update #10</w:t>
-      </w:r>
-      <w:r>
-        <w:rPr>
-          <w:rFonts w:ascii="Franklin Gothic Book" w:hAnsi="Franklin Gothic Book" w:cs="Franklin Gothic Book" w:eastAsia="Franklin Gothic Book"/>
-        </w:rPr>
-        <w:t xml:space="preserve">, which corrects a false</w:t>
-      </w:r>
-      <w:r>
-        <w:rPr>
-          <w:rFonts w:ascii="Franklin Gothic Book" w:hAnsi="Franklin Gothic Book" w:cs="Franklin Gothic Book" w:eastAsia="Franklin Gothic Book"/>
-        </w:rPr>
-        <w:t xml:space="preserve"> </w:t>
-      </w:r>
-      <w:r>
-        <w:rPr>
-          <w:rFonts w:ascii="Franklin Gothic Book" w:hAnsi="Franklin Gothic Book" w:cs="Franklin Gothic Book" w:eastAsia="Franklin Gothic Book"/>
-        </w:rPr>
-        <w:t xml:space="preserve">“calendar is empty”</w:t>
-      </w:r>
-      <w:r>
-        <w:rPr>
-          <w:rFonts w:ascii="Franklin Gothic Book" w:hAnsi="Franklin Gothic Book" w:cs="Franklin Gothic Book" w:eastAsia="Franklin Gothic Book"/>
-        </w:rPr>
-        <w:t xml:space="preserve"> </w:t>
-      </w:r>
-      <w:r>
-        <w:rPr>
-          <w:rFonts w:ascii="Franklin Gothic Book" w:hAnsi="Franklin Gothic Book" w:cs="Franklin Gothic Book" w:eastAsia="Franklin Gothic Book"/>
-        </w:rPr>
-        <w:t xml:space="preserve">alarm and closes out most of Update #9’s</w:t>
-      </w:r>
-      <w:r>
-        <w:rPr>
-          <w:rFonts w:ascii="Franklin Gothic Book" w:hAnsi="Franklin Gothic Book" w:cs="Franklin Gothic Book" w:eastAsia="Franklin Gothic Book"/>
-        </w:rPr>
-        <w:t xml:space="preserve"> </w:t>
-      </w:r>
-      <w:r>
-        <w:rPr>
-          <w:rFonts w:ascii="Franklin Gothic Book" w:hAnsi="Franklin Gothic Book" w:cs="Franklin Gothic Book" w:eastAsia="Franklin Gothic Book"/>
-        </w:rPr>
-        <w:t xml:space="preserve">“not yet done”</w:t>
-      </w:r>
-      <w:r>
-        <w:rPr>
-          <w:rFonts w:ascii="Franklin Gothic Book" w:hAnsi="Franklin Gothic Book" w:cs="Franklin Gothic Book" w:eastAsia="Franklin Gothic Book"/>
-        </w:rPr>
-        <w:t xml:space="preserve"> </w:t>
-      </w:r>
-      <w:r>
-        <w:rPr>
-          <w:rFonts w:ascii="Franklin Gothic Book" w:hAnsi="Franklin Gothic Book" w:cs="Franklin Gothic Book" w:eastAsia="Franklin Gothic Book"/>
-        </w:rPr>
-        <w:t xml:space="preserve">list — see that section for what’s current. Updates #1–#9 are kept below in order, each superseded by the next, so the history of what changed and why stays visible.</w:t>
+        <w:t xml:space="preserve">Update #11</w:t>
+      </w:r>
+      <w:r>
+        <w:rPr>
+          <w:rFonts w:ascii="Franklin Gothic Book" w:hAnsi="Franklin Gothic Book" w:cs="Franklin Gothic Book" w:eastAsia="Franklin Gothic Book"/>
+        </w:rPr>
+        <w:t xml:space="preserve">, Kate’s approval of Jack’s build order: 54 sessions in rounds, done Thu 11/19, with new switch-on dates. Update #11 sits at the top and replaces the week-by-week schedule and switch-on dates below. Updates #4 to #10 are kept in order underneath, each superseded by the next, so the history of what changed and why stays visible.</w:t>
       </w:r>
     </w:p>
     <w:p>
@@ -130,7 +82,7 @@
         </w:pict>
       </w:r>
     </w:p>
-    <w:bookmarkStart w:id="21" w:name="Xeeafc06bd1041c76346c8c3f27be77ad82dda98"/>
+    <w:bookmarkStart w:id="27" w:name="Xbb53c0dfb7f0f25a648e53051908b87e29bff90"/>
     <w:p>
       <w:r>
         <w:rPr>
@@ -147,7 +99,128 @@
         <w:rPr>
           <w:rFonts w:ascii="Franklin Gothic Book" w:hAnsi="Franklin Gothic Book" w:cs="Franklin Gothic Book" w:eastAsia="Franklin Gothic Book"/>
         </w:rPr>
-        <w:t xml:space="preserve">Update #4 (2026.09.29): what changed, in Kate’s words</w:t>
+        <w:t xml:space="preserve">Update #11 (2026.10.05, Janice): Jack’s build order approved, finish moves up to Thu 11/19</w:t>
+      </w:r>
+    </w:p>
+    <w:p>
+      <w:pPr>
+        <w:pStyle w:val="FirstParagraph"/>
+      </w:pPr>
+      <w:r>
+        <w:rPr>
+          <w:rFonts w:ascii="Franklin Gothic Book" w:hAnsi="Franklin Gothic Book" w:cs="Franklin Gothic Book" w:eastAsia="Franklin Gothic Book"/>
+          <w:b/>
+          <w:bCs/>
+        </w:rPr>
+        <w:t xml:space="preserve">Kate approved Jack’s schedule on 10/5, in her own chat:</w:t>
+      </w:r>
+      <w:r>
+        <w:rPr>
+          <w:rFonts w:ascii="Franklin Gothic Book" w:hAnsi="Franklin Gothic Book" w:cs="Franklin Gothic Book" w:eastAsia="Franklin Gothic Book"/>
+          <w:b/>
+          <w:bCs/>
+        </w:rPr>
+        <w:t xml:space="preserve"> </w:t>
+      </w:r>
+      <w:r>
+        <w:rPr>
+          <w:rFonts w:ascii="Franklin Gothic Book" w:hAnsi="Franklin Gothic Book" w:cs="Franklin Gothic Book" w:eastAsia="Franklin Gothic Book"/>
+          <w:b/>
+          <w:bCs/>
+        </w:rPr>
+        <w:t xml:space="preserve">“yes, approve the schedule.”</w:t>
+      </w:r>
+      <w:r>
+        <w:rPr>
+          <w:rFonts w:ascii="Franklin Gothic Book" w:hAnsi="Franklin Gothic Book" w:cs="Franklin Gothic Book" w:eastAsia="Franklin Gothic Book"/>
+        </w:rPr>
+        <w:t xml:space="preserve"> </w:t>
+      </w:r>
+      <w:r>
+        <w:rPr>
+          <w:rFonts w:ascii="Franklin Gothic Book" w:hAnsi="Franklin Gothic Book" w:cs="Franklin Gothic Book" w:eastAsia="Franklin Gothic Book"/>
+        </w:rPr>
+        <w:t xml:space="preserve">This update replaces the week-by-week table, the</w:t>
+      </w:r>
+      <w:r>
+        <w:rPr>
+          <w:rFonts w:ascii="Franklin Gothic Book" w:hAnsi="Franklin Gothic Book" w:cs="Franklin Gothic Book" w:eastAsia="Franklin Gothic Book"/>
+        </w:rPr>
+        <w:t xml:space="preserve"> </w:t>
+      </w:r>
+      <w:r>
+        <w:rPr>
+          <w:rFonts w:ascii="Franklin Gothic Book" w:hAnsi="Franklin Gothic Book" w:cs="Franklin Gothic Book" w:eastAsia="Franklin Gothic Book"/>
+        </w:rPr>
+        <w:t xml:space="preserve">“Earliest safe switch-on”</w:t>
+      </w:r>
+      <w:r>
+        <w:rPr>
+          <w:rFonts w:ascii="Franklin Gothic Book" w:hAnsi="Franklin Gothic Book" w:cs="Franklin Gothic Book" w:eastAsia="Franklin Gothic Book"/>
+        </w:rPr>
+        <w:t xml:space="preserve"> </w:t>
+      </w:r>
+      <w:r>
+        <w:rPr>
+          <w:rFonts w:ascii="Franklin Gothic Book" w:hAnsi="Franklin Gothic Book" w:cs="Franklin Gothic Book" w:eastAsia="Franklin Gothic Book"/>
+        </w:rPr>
+        <w:t xml:space="preserve">table and the 12/23 finish below. The full day-by-day source is</w:t>
+      </w:r>
+      <w:r>
+        <w:rPr>
+          <w:rFonts w:ascii="Franklin Gothic Book" w:hAnsi="Franklin Gothic Book" w:cs="Franklin Gothic Book" w:eastAsia="Franklin Gothic Book"/>
+        </w:rPr>
+        <w:t xml:space="preserve"> </w:t>
+      </w:r>
+      <w:r>
+        <w:rPr>
+          <w:rFonts w:ascii="Franklin Gothic Book" w:hAnsi="Franklin Gothic Book" w:cs="Franklin Gothic Book" w:eastAsia="Franklin Gothic Book"/>
+          <w:rStyle w:val="VerbatimChar"/>
+        </w:rPr>
+        <w:t xml:space="preserve">Session 3B-ii - GTM Sales/2026.10.05 - Internal - Cadence Build Order and Suppression Check.md</w:t>
+      </w:r>
+      <w:r>
+        <w:rPr>
+          <w:rFonts w:ascii="Franklin Gothic Book" w:hAnsi="Franklin Gothic Book" w:cs="Franklin Gothic Book" w:eastAsia="Franklin Gothic Book"/>
+        </w:rPr>
+        <w:t xml:space="preserve">. The live dates are in</w:t>
+      </w:r>
+      <w:r>
+        <w:rPr>
+          <w:rFonts w:ascii="Franklin Gothic Book" w:hAnsi="Franklin Gothic Book" w:cs="Franklin Gothic Book" w:eastAsia="Franklin Gothic Book"/>
+        </w:rPr>
+        <w:t xml:space="preserve"> </w:t>
+      </w:r>
+      <w:r>
+        <w:rPr>
+          <w:rFonts w:ascii="Franklin Gothic Book" w:hAnsi="Franklin Gothic Book" w:cs="Franklin Gothic Book" w:eastAsia="Franklin Gothic Book"/>
+          <w:rStyle w:val="VerbatimChar"/>
+        </w:rPr>
+        <w:t xml:space="preserve">2026.09.28 - Internal - Cadence Turn-On Tracker.xlsx</w:t>
+      </w:r>
+      <w:r>
+        <w:rPr>
+          <w:rFonts w:ascii="Franklin Gothic Book" w:hAnsi="Franklin Gothic Book" w:cs="Franklin Gothic Book" w:eastAsia="Franklin Gothic Book"/>
+        </w:rPr>
+        <w:t xml:space="preserve"> </w:t>
+      </w:r>
+      <w:r>
+        <w:rPr>
+          <w:rFonts w:ascii="Franklin Gothic Book" w:hAnsi="Franklin Gothic Book" w:cs="Franklin Gothic Book" w:eastAsia="Franklin Gothic Book"/>
+        </w:rPr>
+        <w:t xml:space="preserve">(updated 10/5).</w:t>
+      </w:r>
+    </w:p>
+    <w:bookmarkStart w:id="21" w:name="what-changed"/>
+    <w:p>
+      <w:pPr>
+        <w:pStyle w:val="Heading3"/>
+      </w:pPr>
+      <w:r>
+        <w:rPr>
+          <w:rFonts w:ascii="Franklin Gothic Book" w:hAnsi="Franklin Gothic Book" w:cs="Franklin Gothic Book" w:eastAsia="Franklin Gothic Book"/>
+        </w:rPr>
+        <w:t xml:space="preserve">What changed</w:t>
       </w:r>
     </w:p>
     <w:p>
@@ -164,67 +237,19 @@
           <w:b/>
           <w:bCs/>
         </w:rPr>
-        <w:t xml:space="preserve">Market Expansion needs a real Build.</w:t>
-      </w:r>
-      <w:r>
-        <w:rPr>
-          <w:rFonts w:ascii="Franklin Gothic Book" w:hAnsi="Franklin Gothic Book" w:cs="Franklin Gothic Book" w:eastAsia="Franklin Gothic Book"/>
-        </w:rPr>
-        <w:t xml:space="preserve"> </w:t>
-      </w:r>
-      <w:r>
-        <w:rPr>
-          <w:rFonts w:ascii="Franklin Gothic Book" w:hAnsi="Franklin Gothic Book" w:cs="Franklin Gothic Book" w:eastAsia="Franklin Gothic Book"/>
-        </w:rPr>
-        <w:t xml:space="preserve">Kate:</w:t>
-      </w:r>
-      <w:r>
-        <w:rPr>
-          <w:rFonts w:ascii="Franklin Gothic Book" w:hAnsi="Franklin Gothic Book" w:cs="Franklin Gothic Book" w:eastAsia="Franklin Gothic Book"/>
-        </w:rPr>
-        <w:t xml:space="preserve"> </w:t>
-      </w:r>
-      <w:r>
-        <w:rPr>
-          <w:rFonts w:ascii="Franklin Gothic Book" w:hAnsi="Franklin Gothic Book" w:cs="Franklin Gothic Book" w:eastAsia="Franklin Gothic Book"/>
-        </w:rPr>
-        <w:t xml:space="preserve">“It shouldn’t be live. We haven’t done the build.”</w:t>
-      </w:r>
-      <w:r>
-        <w:rPr>
-          <w:rFonts w:ascii="Franklin Gothic Book" w:hAnsi="Franklin Gothic Book" w:cs="Franklin Gothic Book" w:eastAsia="Franklin Gothic Book"/>
-        </w:rPr>
-        <w:t xml:space="preserve"> </w:t>
-      </w:r>
-      <w:r>
-        <w:rPr>
-          <w:rFonts w:ascii="Franklin Gothic Book" w:hAnsi="Franklin Gothic Book" w:cs="Franklin Gothic Book" w:eastAsia="Franklin Gothic Book"/>
-        </w:rPr>
-        <w:t xml:space="preserve">The old</w:t>
-      </w:r>
-      <w:r>
-        <w:rPr>
-          <w:rFonts w:ascii="Franklin Gothic Book" w:hAnsi="Franklin Gothic Book" w:cs="Franklin Gothic Book" w:eastAsia="Franklin Gothic Book"/>
-        </w:rPr>
-        <w:t xml:space="preserve"> </w:t>
-      </w:r>
-      <w:r>
-        <w:rPr>
-          <w:rFonts w:ascii="Franklin Gothic Book" w:hAnsi="Franklin Gothic Book" w:cs="Franklin Gothic Book" w:eastAsia="Franklin Gothic Book"/>
-        </w:rPr>
-        <w:t xml:space="preserve">“Build + Touch 1 done 9/24”</w:t>
-      </w:r>
-      <w:r>
-        <w:rPr>
-          <w:rFonts w:ascii="Franklin Gothic Book" w:hAnsi="Franklin Gothic Book" w:cs="Franklin Gothic Book" w:eastAsia="Franklin Gothic Book"/>
-        </w:rPr>
-        <w:t xml:space="preserve"> </w:t>
-      </w:r>
-      <w:r>
-        <w:rPr>
-          <w:rFonts w:ascii="Franklin Gothic Book" w:hAnsi="Franklin Gothic Book" w:cs="Franklin Gothic Book" w:eastAsia="Franklin Gothic Book"/>
-        </w:rPr>
-        <w:t xml:space="preserve">line was wrong. A paused August cadence exists in Zoho. Leave it off.</w:t>
+        <w:t xml:space="preserve">BT and SI go first.</w:t>
+      </w:r>
+      <w:r>
+        <w:rPr>
+          <w:rFonts w:ascii="Franklin Gothic Book" w:hAnsi="Franklin Gothic Book" w:cs="Franklin Gothic Book" w:eastAsia="Franklin Gothic Book"/>
+        </w:rPr>
+        <w:t xml:space="preserve"> </w:t>
+      </w:r>
+      <w:r>
+        <w:rPr>
+          <w:rFonts w:ascii="Franklin Gothic Book" w:hAnsi="Franklin Gothic Book" w:cs="Franklin Gothic Book" w:eastAsia="Franklin Gothic Book"/>
+        </w:rPr>
+        <w:t xml:space="preserve">Both are live (BT 324 enrolled since 10/1, SI 48 since 9/30). Their Touch 3 fires Thu 10/15, Touch 4 Thu 10/22, Touch 5 Thu 10/29. Touch 3 for both lands this week, ahead of any new build.</w:t>
       </w:r>
     </w:p>
     <w:p>
@@ -241,43 +266,19 @@
           <w:b/>
           <w:bCs/>
         </w:rPr>
-        <w:t xml:space="preserve">Site Visit Targeting starts from scratch.</w:t>
-      </w:r>
-      <w:r>
-        <w:rPr>
-          <w:rFonts w:ascii="Franklin Gothic Book" w:hAnsi="Franklin Gothic Book" w:cs="Franklin Gothic Book" w:eastAsia="Franklin Gothic Book"/>
-        </w:rPr>
-        <w:t xml:space="preserve"> </w:t>
-      </w:r>
-      <w:r>
-        <w:rPr>
-          <w:rFonts w:ascii="Franklin Gothic Book" w:hAnsi="Franklin Gothic Book" w:cs="Franklin Gothic Book" w:eastAsia="Franklin Gothic Book"/>
-        </w:rPr>
-        <w:t xml:space="preserve">Kate:</w:t>
-      </w:r>
-      <w:r>
-        <w:rPr>
-          <w:rFonts w:ascii="Franklin Gothic Book" w:hAnsi="Franklin Gothic Book" w:cs="Franklin Gothic Book" w:eastAsia="Franklin Gothic Book"/>
-        </w:rPr>
-        <w:t xml:space="preserve"> </w:t>
-      </w:r>
-      <w:r>
-        <w:rPr>
-          <w:rFonts w:ascii="Franklin Gothic Book" w:hAnsi="Franklin Gothic Book" w:cs="Franklin Gothic Book" w:eastAsia="Franklin Gothic Book"/>
-        </w:rPr>
-        <w:t xml:space="preserve">“We haven’t done the build for Site Targeting. I know the first one had gone out by mistake, but we need to start it from scratch. Build out to tp 5.”</w:t>
-      </w:r>
-      <w:r>
-        <w:rPr>
-          <w:rFonts w:ascii="Franklin Gothic Book" w:hAnsi="Franklin Gothic Book" w:cs="Franklin Gothic Book" w:eastAsia="Franklin Gothic Book"/>
-        </w:rPr>
-        <w:t xml:space="preserve"> </w:t>
-      </w:r>
-      <w:r>
-        <w:rPr>
-          <w:rFonts w:ascii="Franklin Gothic Book" w:hAnsi="Franklin Gothic Book" w:cs="Franklin Gothic Book" w:eastAsia="Franklin Gothic Book"/>
-        </w:rPr>
-        <w:t xml:space="preserve">The live cadence that sent the placeholder Touch 1 (150 sent, 136 delivered, 94 opened, 1 reply) does not count and stays off. The one-time send to the 136 planned for Tue 10/6 is cancelled.</w:t>
+        <w:t xml:space="preserve">Then pairs, in rounds:</w:t>
+      </w:r>
+      <w:r>
+        <w:rPr>
+          <w:rFonts w:ascii="Franklin Gothic Book" w:hAnsi="Franklin Gothic Book" w:cs="Franklin Gothic Book" w:eastAsia="Franklin Gothic Book"/>
+        </w:rPr>
+        <w:t xml:space="preserve"> </w:t>
+      </w:r>
+      <w:r>
+        <w:rPr>
+          <w:rFonts w:ascii="Franklin Gothic Book" w:hAnsi="Franklin Gothic Book" w:cs="Franklin Gothic Book" w:eastAsia="Franklin Gothic Book"/>
+        </w:rPr>
+        <w:t xml:space="preserve">Revenue Intelligence + Market Expansion, then Sales Transformation + Revenue Management, then Sales Performance Management + B2B Marketing, then Business Development + Digital Marketing. Within a pair, each step goes out for both before the next step starts.</w:t>
       </w:r>
     </w:p>
     <w:p>
@@ -294,91 +295,63 @@
           <w:b/>
           <w:bCs/>
         </w:rPr>
-        <w:t xml:space="preserve">The sending rule.</w:t>
-      </w:r>
-      <w:r>
-        <w:rPr>
-          <w:rFonts w:ascii="Franklin Gothic Book" w:hAnsi="Franklin Gothic Book" w:cs="Franklin Gothic Book" w:eastAsia="Franklin Gothic Book"/>
-        </w:rPr>
-        <w:t xml:space="preserve"> </w:t>
-      </w:r>
-      <w:r>
-        <w:rPr>
-          <w:rFonts w:ascii="Franklin Gothic Book" w:hAnsi="Franklin Gothic Book" w:cs="Franklin Gothic Book" w:eastAsia="Franklin Gothic Book"/>
-        </w:rPr>
-        <w:t xml:space="preserve">Kate:</w:t>
-      </w:r>
-      <w:r>
-        <w:rPr>
-          <w:rFonts w:ascii="Franklin Gothic Book" w:hAnsi="Franklin Gothic Book" w:cs="Franklin Gothic Book" w:eastAsia="Franklin Gothic Book"/>
-        </w:rPr>
-        <w:t xml:space="preserve"> </w:t>
-      </w:r>
-      <w:r>
-        <w:rPr>
-          <w:rFonts w:ascii="Franklin Gothic Book" w:hAnsi="Franklin Gothic Book" w:cs="Franklin Gothic Book" w:eastAsia="Franklin Gothic Book"/>
-        </w:rPr>
-        <w:t xml:space="preserve">“Nothing should be live until we have the build, and at least tp 1 and then the time frame works of when they fire to when they are getting built.”</w:t>
-      </w:r>
-      <w:r>
-        <w:rPr>
-          <w:rFonts w:ascii="Franklin Gothic Book" w:hAnsi="Franklin Gothic Book" w:cs="Franklin Gothic Book" w:eastAsia="Franklin Gothic Book"/>
-        </w:rPr>
-        <w:t xml:space="preserve"> </w:t>
-      </w:r>
-      <w:r>
-        <w:rPr>
-          <w:rFonts w:ascii="Franklin Gothic Book" w:hAnsi="Franklin Gothic Book" w:cs="Franklin Gothic Book" w:eastAsia="Franklin Gothic Book"/>
-        </w:rPr>
-        <w:t xml:space="preserve">And:</w:t>
-      </w:r>
-      <w:r>
-        <w:rPr>
-          <w:rFonts w:ascii="Franklin Gothic Book" w:hAnsi="Franklin Gothic Book" w:cs="Franklin Gothic Book" w:eastAsia="Franklin Gothic Book"/>
-        </w:rPr>
-        <w:t xml:space="preserve"> </w:t>
-      </w:r>
-      <w:r>
-        <w:rPr>
-          <w:rFonts w:ascii="Franklin Gothic Book" w:hAnsi="Franklin Gothic Book" w:cs="Franklin Gothic Book" w:eastAsia="Franklin Gothic Book"/>
-        </w:rPr>
-        <w:t xml:space="preserve">“if we start it and it runs I don’t want it to run past the runway of the builds.”</w:t>
-      </w:r>
-      <w:r>
-        <w:rPr>
-          <w:rFonts w:ascii="Franklin Gothic Book" w:hAnsi="Franklin Gothic Book" w:cs="Franklin Gothic Book" w:eastAsia="Franklin Gothic Book"/>
-        </w:rPr>
-        <w:t xml:space="preserve"> </w:t>
-      </w:r>
-      <w:r>
-        <w:rPr>
-          <w:rFonts w:ascii="Franklin Gothic Book" w:hAnsi="Franklin Gothic Book" w:cs="Franklin Gothic Book" w:eastAsia="Franklin Gothic Book"/>
-        </w:rPr>
-        <w:t xml:space="preserve">A cadence switches on only when every contact will reach each touch after it’s built. See</w:t>
-      </w:r>
-      <w:r>
-        <w:rPr>
-          <w:rFonts w:ascii="Franklin Gothic Book" w:hAnsi="Franklin Gothic Book" w:cs="Franklin Gothic Book" w:eastAsia="Franklin Gothic Book"/>
-        </w:rPr>
-        <w:t xml:space="preserve"> </w:t>
-      </w:r>
-      <w:r>
-        <w:rPr>
-          <w:rFonts w:ascii="Franklin Gothic Book" w:hAnsi="Franklin Gothic Book" w:cs="Franklin Gothic Book" w:eastAsia="Franklin Gothic Book"/>
-        </w:rPr>
-        <w:t xml:space="preserve">“Earliest safe switch-on”</w:t>
-      </w:r>
-      <w:r>
-        <w:rPr>
-          <w:rFonts w:ascii="Franklin Gothic Book" w:hAnsi="Franklin Gothic Book" w:cs="Franklin Gothic Book" w:eastAsia="Franklin Gothic Book"/>
-        </w:rPr>
-        <w:t xml:space="preserve"> </w:t>
-      </w:r>
-      <w:r>
-        <w:rPr>
-          <w:rFonts w:ascii="Franklin Gothic Book" w:hAnsi="Franklin Gothic Book" w:cs="Franklin Gothic Book" w:eastAsia="Franklin Gothic Book"/>
-        </w:rPr>
-        <w:t xml:space="preserve">below.</w:t>
+        <w:t xml:space="preserve">The Market Expansion fix.</w:t>
+      </w:r>
+      <w:r>
+        <w:rPr>
+          <w:rFonts w:ascii="Franklin Gothic Book" w:hAnsi="Franklin Gothic Book" w:cs="Franklin Gothic Book" w:eastAsia="Franklin Gothic Book"/>
+        </w:rPr>
+        <w:t xml:space="preserve"> </w:t>
+      </w:r>
+      <w:r>
+        <w:rPr>
+          <w:rFonts w:ascii="Franklin Gothic Book" w:hAnsi="Franklin Gothic Book" w:cs="Franklin Gothic Book" w:eastAsia="Franklin Gothic Book"/>
+        </w:rPr>
+        <w:t xml:space="preserve">The Wed 10/7</w:t>
+      </w:r>
+      <w:r>
+        <w:rPr>
+          <w:rFonts w:ascii="Franklin Gothic Book" w:hAnsi="Franklin Gothic Book" w:cs="Franklin Gothic Book" w:eastAsia="Franklin Gothic Book"/>
+        </w:rPr>
+        <w:t xml:space="preserve"> </w:t>
+      </w:r>
+      <w:r>
+        <w:rPr>
+          <w:rFonts w:ascii="Franklin Gothic Book" w:hAnsi="Franklin Gothic Book" w:cs="Franklin Gothic Book" w:eastAsia="Franklin Gothic Book"/>
+        </w:rPr>
+        <w:t xml:space="preserve">“Touch 2 Market Expansion”</w:t>
+      </w:r>
+      <w:r>
+        <w:rPr>
+          <w:rFonts w:ascii="Franklin Gothic Book" w:hAnsi="Franklin Gothic Book" w:cs="Franklin Gothic Book" w:eastAsia="Franklin Gothic Book"/>
+        </w:rPr>
+        <w:t xml:space="preserve"> </w:t>
+      </w:r>
+      <w:r>
+        <w:rPr>
+          <w:rFonts w:ascii="Franklin Gothic Book" w:hAnsi="Franklin Gothic Book" w:cs="Franklin Gothic Book" w:eastAsia="Franklin Gothic Book"/>
+        </w:rPr>
+        <w:t xml:space="preserve">slot was a mistake: Market Expansion has no Build or Touch 1 yet. That slot becomes</w:t>
+      </w:r>
+      <w:r>
+        <w:rPr>
+          <w:rFonts w:ascii="Franklin Gothic Book" w:hAnsi="Franklin Gothic Book" w:cs="Franklin Gothic Book" w:eastAsia="Franklin Gothic Book"/>
+        </w:rPr>
+        <w:t xml:space="preserve"> </w:t>
+      </w:r>
+      <w:r>
+        <w:rPr>
+          <w:rFonts w:ascii="Franklin Gothic Book" w:hAnsi="Franklin Gothic Book" w:cs="Franklin Gothic Book" w:eastAsia="Franklin Gothic Book"/>
+          <w:b/>
+          <w:bCs/>
+        </w:rPr>
+        <w:t xml:space="preserve">Build Revenue Intelligence</w:t>
+      </w:r>
+      <w:r>
+        <w:rPr>
+          <w:rFonts w:ascii="Franklin Gothic Book" w:hAnsi="Franklin Gothic Book" w:cs="Franklin Gothic Book" w:eastAsia="Franklin Gothic Book"/>
+        </w:rPr>
+        <w:t xml:space="preserve">. Market Expansion builds Fri 10/9, Touch 1 Mon 10/12, Touch 2 Tue 10/13.</w:t>
       </w:r>
     </w:p>
     <w:p>
@@ -395,19 +368,19 @@
           <w:b/>
           <w:bCs/>
         </w:rPr>
-        <w:t xml:space="preserve">Site Visit Targeting moves ahead of Revenue Intelligence</w:t>
-      </w:r>
-      <w:r>
-        <w:rPr>
-          <w:rFonts w:ascii="Franklin Gothic Book" w:hAnsi="Franklin Gothic Book" w:cs="Franklin Gothic Book" w:eastAsia="Franklin Gothic Book"/>
-        </w:rPr>
-        <w:t xml:space="preserve"> </w:t>
-      </w:r>
-      <w:r>
-        <w:rPr>
-          <w:rFonts w:ascii="Franklin Gothic Book" w:hAnsi="Franklin Gothic Book" w:cs="Franklin Gothic Book" w:eastAsia="Franklin Gothic Book"/>
-        </w:rPr>
-        <w:t xml:space="preserve">(Jack’s recommendation, Kate approved 9/29). 136 people saw a broken Touch 1 and that list goes stale every week it waits. Revenue Intelligence is 13 contacts with a half-reusable build. Revenue Intelligence now builds Thu 10/29.</w:t>
+        <w:t xml:space="preserve">Site Visit Targeting is a router, not a 5-touch build.</w:t>
+      </w:r>
+      <w:r>
+        <w:rPr>
+          <w:rFonts w:ascii="Franklin Gothic Book" w:hAnsi="Franklin Gothic Book" w:cs="Franklin Gothic Book" w:eastAsia="Franklin Gothic Book"/>
+        </w:rPr>
+        <w:t xml:space="preserve"> </w:t>
+      </w:r>
+      <w:r>
+        <w:rPr>
+          <w:rFonts w:ascii="Franklin Gothic Book" w:hAnsi="Franklin Gothic Book" w:cs="Franklin Gothic Book" w:eastAsia="Franklin Gothic Book"/>
+        </w:rPr>
+        <w:t xml:space="preserve">It was built 9/30 and switches on Tue 10/20 (unchanged). Its old Touch 1 to 5 calendar sessions come off.</w:t>
       </w:r>
     </w:p>
     <w:p>
@@ -424,32 +397,26 @@
           <w:b/>
           <w:bCs/>
         </w:rPr>
-        <w:t xml:space="preserve">Touch 2 Sales Intelligence</w:t>
-      </w:r>
-      <w:r>
-        <w:rPr>
-          <w:rFonts w:ascii="Franklin Gothic Book" w:hAnsi="Franklin Gothic Book" w:cs="Franklin Gothic Book" w:eastAsia="Franklin Gothic Book"/>
-        </w:rPr>
-        <w:t xml:space="preserve"> </w:t>
-      </w:r>
-      <w:r>
-        <w:rPr>
-          <w:rFonts w:ascii="Franklin Gothic Book" w:hAnsi="Franklin Gothic Book" w:cs="Franklin Gothic Book" w:eastAsia="Franklin Gothic Book"/>
-        </w:rPr>
-        <w:t xml:space="preserve">was done live Tue morning 9/29.</w:t>
+        <w:t xml:space="preserve">54 sessions, done Thu 11/19</w:t>
+      </w:r>
+      <w:r>
+        <w:rPr>
+          <w:rFonts w:ascii="Franklin Gothic Book" w:hAnsi="Franklin Gothic Book" w:cs="Franklin Gothic Book" w:eastAsia="Franklin Gothic Book"/>
+        </w:rPr>
+        <w:t xml:space="preserve">, at 1 to 2 a day. That is five weeks ahead of the old 12/23 finish. Fridays carry one session so a slipped day has somewhere to land. If two sessions slip in one week, the pair after it moves out a week and its switch-on dates move with it.</w:t>
       </w:r>
     </w:p>
+    <w:bookmarkEnd w:id="21"/>
+    <w:bookmarkStart w:id="22" w:name="X3dd3a198080cd44a3a8dde11bebca21038f03a6"/>
     <w:p>
       <w:pPr>
-        <w:pStyle w:val="FirstParagraph"/>
-      </w:pPr>
-      <w:r>
-        <w:rPr>
-          <w:rFonts w:ascii="Franklin Gothic Book" w:hAnsi="Franklin Gothic Book" w:cs="Franklin Gothic Book" w:eastAsia="Franklin Gothic Book"/>
-          <w:b/>
-          <w:bCs/>
-        </w:rPr>
-        <w:t xml:space="preserve">Where things stand, start of Tue 9/29 evening:</w:t>
+        <w:pStyle w:val="Heading3"/>
+      </w:pPr>
+      <w:r>
+        <w:rPr>
+          <w:rFonts w:ascii="Franklin Gothic Book" w:hAnsi="Franklin Gothic Book" w:cs="Franklin Gothic Book" w:eastAsia="Franklin Gothic Book"/>
+        </w:rPr>
+        <w:t xml:space="preserve">This week (Mountain time, Colorado through Thu; Dallas Fri)</w:t>
       </w:r>
     </w:p>
     <w:tbl>
@@ -490,7 +457,7 @@
                 <w:b/>
                 <w:color w:val="FFFFFF"/>
               </w:rPr>
-              <w:t xml:space="preserve">Topic</w:t>
+              <w:t xml:space="preserve">Day</w:t>
             </w:r>
           </w:p>
         </w:tc>
@@ -508,7 +475,7 @@
                 <w:b/>
                 <w:color w:val="FFFFFF"/>
               </w:rPr>
-              <w:t xml:space="preserve">Done</w:t>
+              <w:t xml:space="preserve">Session</w:t>
             </w:r>
           </w:p>
         </w:tc>
@@ -526,7 +493,7 @@
                 <w:b/>
                 <w:color w:val="FFFFFF"/>
               </w:rPr>
-              <w:t xml:space="preserve">Left</w:t>
+              <w:t xml:space="preserve">Time</w:t>
             </w:r>
           </w:p>
         </w:tc>
@@ -542,35 +509,35 @@
               <w:rPr>
                 <w:rFonts w:ascii="Franklin Gothic Book" w:hAnsi="Franklin Gothic Book" w:cs="Franklin Gothic Book" w:eastAsia="Franklin Gothic Book"/>
               </w:rPr>
-              <w:t xml:space="preserve">Business Transformation</w:t>
-            </w:r>
-          </w:p>
-        </w:tc>
-        <w:tc>
-          <w:tcPr/>
-          <w:p>
-            <w:pPr>
-              <w:pStyle w:val="Compact"/>
-            </w:pPr>
-            <w:r>
-              <w:rPr>
-                <w:rFonts w:ascii="Franklin Gothic Book" w:hAnsi="Franklin Gothic Book" w:cs="Franklin Gothic Book" w:eastAsia="Franklin Gothic Book"/>
-              </w:rPr>
-              <w:t xml:space="preserve">Build + Touch 1 (9/24), Touch 2 (9/28)</w:t>
-            </w:r>
-          </w:p>
-        </w:tc>
-        <w:tc>
-          <w:tcPr/>
-          <w:p>
-            <w:pPr>
-              <w:pStyle w:val="Compact"/>
-            </w:pPr>
-            <w:r>
-              <w:rPr>
-                <w:rFonts w:ascii="Franklin Gothic Book" w:hAnsi="Franklin Gothic Book" w:cs="Franklin Gothic Book" w:eastAsia="Franklin Gothic Book"/>
-              </w:rPr>
-              <w:t xml:space="preserve">Touch 3 to 5</w:t>
+              <w:t xml:space="preserve">Tue 10/6</w:t>
+            </w:r>
+          </w:p>
+        </w:tc>
+        <w:tc>
+          <w:tcPr/>
+          <w:p>
+            <w:pPr>
+              <w:pStyle w:val="Compact"/>
+            </w:pPr>
+            <w:r>
+              <w:rPr>
+                <w:rFonts w:ascii="Franklin Gothic Book" w:hAnsi="Franklin Gothic Book" w:cs="Franklin Gothic Book" w:eastAsia="Franklin Gothic Book"/>
+              </w:rPr>
+              <w:t xml:space="preserve">Touch 3 Sales Intelligence</w:t>
+            </w:r>
+          </w:p>
+        </w:tc>
+        <w:tc>
+          <w:tcPr/>
+          <w:p>
+            <w:pPr>
+              <w:pStyle w:val="Compact"/>
+            </w:pPr>
+            <w:r>
+              <w:rPr>
+                <w:rFonts w:ascii="Franklin Gothic Book" w:hAnsi="Franklin Gothic Book" w:cs="Franklin Gothic Book" w:eastAsia="Franklin Gothic Book"/>
+              </w:rPr>
+              <w:t xml:space="preserve">7:30 to 9:00 PM MT, after strength (already on the calendar)</w:t>
             </w:r>
           </w:p>
         </w:tc>
@@ -586,35 +553,49 @@
               <w:rPr>
                 <w:rFonts w:ascii="Franklin Gothic Book" w:hAnsi="Franklin Gothic Book" w:cs="Franklin Gothic Book" w:eastAsia="Franklin Gothic Book"/>
               </w:rPr>
-              <w:t xml:space="preserve">Sales Intelligence</w:t>
-            </w:r>
-          </w:p>
-        </w:tc>
-        <w:tc>
-          <w:tcPr/>
-          <w:p>
-            <w:pPr>
-              <w:pStyle w:val="Compact"/>
-            </w:pPr>
-            <w:r>
-              <w:rPr>
-                <w:rFonts w:ascii="Franklin Gothic Book" w:hAnsi="Franklin Gothic Book" w:cs="Franklin Gothic Book" w:eastAsia="Franklin Gothic Book"/>
-              </w:rPr>
-              <w:t xml:space="preserve">Build + Touch 1 (9/27), Touch 2 (9/29)</w:t>
-            </w:r>
-          </w:p>
-        </w:tc>
-        <w:tc>
-          <w:tcPr/>
-          <w:p>
-            <w:pPr>
-              <w:pStyle w:val="Compact"/>
-            </w:pPr>
-            <w:r>
-              <w:rPr>
-                <w:rFonts w:ascii="Franklin Gothic Book" w:hAnsi="Franklin Gothic Book" w:cs="Franklin Gothic Book" w:eastAsia="Franklin Gothic Book"/>
-              </w:rPr>
-              <w:t xml:space="preserve">Touch 3 to 5</w:t>
+              <w:t xml:space="preserve">Wed 10/7</w:t>
+            </w:r>
+          </w:p>
+        </w:tc>
+        <w:tc>
+          <w:tcPr/>
+          <w:p>
+            <w:pPr>
+              <w:pStyle w:val="Compact"/>
+            </w:pPr>
+            <w:r>
+              <w:rPr>
+                <w:rFonts w:ascii="Franklin Gothic Book" w:hAnsi="Franklin Gothic Book" w:cs="Franklin Gothic Book" w:eastAsia="Franklin Gothic Book"/>
+                <w:b/>
+                <w:bCs/>
+              </w:rPr>
+              <w:t xml:space="preserve">Build Revenue Intelligence</w:t>
+            </w:r>
+            <w:r>
+              <w:rPr>
+                <w:rFonts w:ascii="Franklin Gothic Book" w:hAnsi="Franklin Gothic Book" w:cs="Franklin Gothic Book" w:eastAsia="Franklin Gothic Book"/>
+              </w:rPr>
+              <w:t xml:space="preserve"> </w:t>
+            </w:r>
+            <w:r>
+              <w:rPr>
+                <w:rFonts w:ascii="Franklin Gothic Book" w:hAnsi="Franklin Gothic Book" w:cs="Franklin Gothic Book" w:eastAsia="Franklin Gothic Book"/>
+              </w:rPr>
+              <w:t xml:space="preserve">(replaces Touch 2 Market Expansion)</w:t>
+            </w:r>
+          </w:p>
+        </w:tc>
+        <w:tc>
+          <w:tcPr/>
+          <w:p>
+            <w:pPr>
+              <w:pStyle w:val="Compact"/>
+            </w:pPr>
+            <w:r>
+              <w:rPr>
+                <w:rFonts w:ascii="Franklin Gothic Book" w:hAnsi="Franklin Gothic Book" w:cs="Franklin Gothic Book" w:eastAsia="Franklin Gothic Book"/>
+              </w:rPr>
+              <w:t xml:space="preserve">7:30 to 9:00 PM MT, after Strength: Legs A</w:t>
             </w:r>
           </w:p>
         </w:tc>
@@ -630,35 +611,35 @@
               <w:rPr>
                 <w:rFonts w:ascii="Franklin Gothic Book" w:hAnsi="Franklin Gothic Book" w:cs="Franklin Gothic Book" w:eastAsia="Franklin Gothic Book"/>
               </w:rPr>
-              <w:t xml:space="preserve">Market Expansion</w:t>
-            </w:r>
-          </w:p>
-        </w:tc>
-        <w:tc>
-          <w:tcPr/>
-          <w:p>
-            <w:pPr>
-              <w:pStyle w:val="Compact"/>
-            </w:pPr>
-            <w:r>
-              <w:rPr>
-                <w:rFonts w:ascii="Franklin Gothic Book" w:hAnsi="Franklin Gothic Book" w:cs="Franklin Gothic Book" w:eastAsia="Franklin Gothic Book"/>
-              </w:rPr>
-              <w:t xml:space="preserve">Nothing</w:t>
-            </w:r>
-          </w:p>
-        </w:tc>
-        <w:tc>
-          <w:tcPr/>
-          <w:p>
-            <w:pPr>
-              <w:pStyle w:val="Compact"/>
-            </w:pPr>
-            <w:r>
-              <w:rPr>
-                <w:rFonts w:ascii="Franklin Gothic Book" w:hAnsi="Franklin Gothic Book" w:cs="Franklin Gothic Book" w:eastAsia="Franklin Gothic Book"/>
-              </w:rPr>
-              <w:t xml:space="preserve">Build, Touch 1 to 5</w:t>
+              <w:t xml:space="preserve">Thu 10/8</w:t>
+            </w:r>
+          </w:p>
+        </w:tc>
+        <w:tc>
+          <w:tcPr/>
+          <w:p>
+            <w:pPr>
+              <w:pStyle w:val="Compact"/>
+            </w:pPr>
+            <w:r>
+              <w:rPr>
+                <w:rFonts w:ascii="Franklin Gothic Book" w:hAnsi="Franklin Gothic Book" w:cs="Franklin Gothic Book" w:eastAsia="Franklin Gothic Book"/>
+              </w:rPr>
+              <w:t xml:space="preserve">Touch 3 Business Transformation</w:t>
+            </w:r>
+          </w:p>
+        </w:tc>
+        <w:tc>
+          <w:tcPr/>
+          <w:p>
+            <w:pPr>
+              <w:pStyle w:val="Compact"/>
+            </w:pPr>
+            <w:r>
+              <w:rPr>
+                <w:rFonts w:ascii="Franklin Gothic Book" w:hAnsi="Franklin Gothic Book" w:cs="Franklin Gothic Book" w:eastAsia="Franklin Gothic Book"/>
+              </w:rPr>
+              <w:t xml:space="preserve">10:00 to 11:30 AM MT, before the airport</w:t>
             </w:r>
           </w:p>
         </w:tc>
@@ -674,35 +655,35 @@
               <w:rPr>
                 <w:rFonts w:ascii="Franklin Gothic Book" w:hAnsi="Franklin Gothic Book" w:cs="Franklin Gothic Book" w:eastAsia="Franklin Gothic Book"/>
               </w:rPr>
-              <w:t xml:space="preserve">Site Visit Targeting</w:t>
-            </w:r>
-          </w:p>
-        </w:tc>
-        <w:tc>
-          <w:tcPr/>
-          <w:p>
-            <w:pPr>
-              <w:pStyle w:val="Compact"/>
-            </w:pPr>
-            <w:r>
-              <w:rPr>
-                <w:rFonts w:ascii="Franklin Gothic Book" w:hAnsi="Franklin Gothic Book" w:cs="Franklin Gothic Book" w:eastAsia="Franklin Gothic Book"/>
-              </w:rPr>
-              <w:t xml:space="preserve">Nothing</w:t>
-            </w:r>
-          </w:p>
-        </w:tc>
-        <w:tc>
-          <w:tcPr/>
-          <w:p>
-            <w:pPr>
-              <w:pStyle w:val="Compact"/>
-            </w:pPr>
-            <w:r>
-              <w:rPr>
-                <w:rFonts w:ascii="Franklin Gothic Book" w:hAnsi="Franklin Gothic Book" w:cs="Franklin Gothic Book" w:eastAsia="Franklin Gothic Book"/>
-              </w:rPr>
-              <w:t xml:space="preserve">Build, Touch 1 to 5</w:t>
+              <w:t xml:space="preserve">Fri 10/9</w:t>
+            </w:r>
+          </w:p>
+        </w:tc>
+        <w:tc>
+          <w:tcPr/>
+          <w:p>
+            <w:pPr>
+              <w:pStyle w:val="Compact"/>
+            </w:pPr>
+            <w:r>
+              <w:rPr>
+                <w:rFonts w:ascii="Franklin Gothic Book" w:hAnsi="Franklin Gothic Book" w:cs="Franklin Gothic Book" w:eastAsia="Franklin Gothic Book"/>
+              </w:rPr>
+              <w:t xml:space="preserve">Touch 1 Revenue Intelligence</w:t>
+            </w:r>
+          </w:p>
+        </w:tc>
+        <w:tc>
+          <w:tcPr/>
+          <w:p>
+            <w:pPr>
+              <w:pStyle w:val="Compact"/>
+            </w:pPr>
+            <w:r>
+              <w:rPr>
+                <w:rFonts w:ascii="Franklin Gothic Book" w:hAnsi="Franklin Gothic Book" w:cs="Franklin Gothic Book" w:eastAsia="Franklin Gothic Book"/>
+              </w:rPr>
+              <w:t xml:space="preserve">11:05 AM to 12:30 PM MT (12:05 to 1:30 PM CT)</w:t>
             </w:r>
           </w:p>
         </w:tc>
@@ -718,174 +699,51 @@
               <w:rPr>
                 <w:rFonts w:ascii="Franklin Gothic Book" w:hAnsi="Franklin Gothic Book" w:cs="Franklin Gothic Book" w:eastAsia="Franklin Gothic Book"/>
               </w:rPr>
-              <w:t xml:space="preserve">All other 7 topics</w:t>
-            </w:r>
-          </w:p>
-        </w:tc>
-        <w:tc>
-          <w:tcPr/>
-          <w:p>
-            <w:pPr>
-              <w:pStyle w:val="Compact"/>
-            </w:pPr>
-            <w:r>
-              <w:rPr>
-                <w:rFonts w:ascii="Franklin Gothic Book" w:hAnsi="Franklin Gothic Book" w:cs="Franklin Gothic Book" w:eastAsia="Franklin Gothic Book"/>
-              </w:rPr>
-              <w:t xml:space="preserve">Nothing</w:t>
-            </w:r>
-          </w:p>
-        </w:tc>
-        <w:tc>
-          <w:tcPr/>
-          <w:p>
-            <w:pPr>
-              <w:pStyle w:val="Compact"/>
-            </w:pPr>
-            <w:r>
-              <w:rPr>
-                <w:rFonts w:ascii="Franklin Gothic Book" w:hAnsi="Franklin Gothic Book" w:cs="Franklin Gothic Book" w:eastAsia="Franklin Gothic Book"/>
-              </w:rPr>
-              <w:t xml:space="preserve">Build, Touch 1 to 5 each</w:t>
+              <w:t xml:space="preserve">Fri 10/9</w:t>
+            </w:r>
+          </w:p>
+        </w:tc>
+        <w:tc>
+          <w:tcPr/>
+          <w:p>
+            <w:pPr>
+              <w:pStyle w:val="Compact"/>
+            </w:pPr>
+            <w:r>
+              <w:rPr>
+                <w:rFonts w:ascii="Franklin Gothic Book" w:hAnsi="Franklin Gothic Book" w:cs="Franklin Gothic Book" w:eastAsia="Franklin Gothic Book"/>
+              </w:rPr>
+              <w:t xml:space="preserve">Build Market Expansion</w:t>
+            </w:r>
+          </w:p>
+        </w:tc>
+        <w:tc>
+          <w:tcPr/>
+          <w:p>
+            <w:pPr>
+              <w:pStyle w:val="Compact"/>
+            </w:pPr>
+            <w:r>
+              <w:rPr>
+                <w:rFonts w:ascii="Franklin Gothic Book" w:hAnsi="Franklin Gothic Book" w:cs="Franklin Gothic Book" w:eastAsia="Franklin Gothic Book"/>
+              </w:rPr>
+              <w:t xml:space="preserve">1:30 to 3:00 PM MT (2:30 to 4:00 PM CT)</w:t>
             </w:r>
           </w:p>
         </w:tc>
       </w:tr>
     </w:tbl>
+    <w:bookmarkEnd w:id="22"/>
+    <w:bookmarkStart w:id="23" w:name="X7c738c5d2fcd83501cd64b542ca99c2febecb90"/>
     <w:p>
       <w:pPr>
-        <w:pStyle w:val="BodyText"/>
-      </w:pPr>
-      <w:r>
-        <w:rPr>
-          <w:rFonts w:ascii="Franklin Gothic Book" w:hAnsi="Franklin Gothic Book" w:cs="Franklin Gothic Book" w:eastAsia="Franklin Gothic Book"/>
-          <w:b/>
-          <w:bCs/>
-        </w:rPr>
-        <w:t xml:space="preserve">Total left: 60 sessions. Finish: Wed 12/23</w:t>
-      </w:r>
-      <w:r>
-        <w:rPr>
-          <w:rFonts w:ascii="Franklin Gothic Book" w:hAnsi="Franklin Gothic Book" w:cs="Franklin Gothic Book" w:eastAsia="Franklin Gothic Book"/>
-        </w:rPr>
-        <w:t xml:space="preserve">, in the 11:30 slot. 12/24, 12/25, 12/31 and 1/1 stay clear. There is no slack before 12/23. The week of 12/28 is the only buffer before the 12/31 deadline.</w:t>
-      </w:r>
-    </w:p>
-    <w:p>
-      <w:pPr>
-        <w:pStyle w:val="BodyText"/>
-      </w:pPr>
-      <w:r>
-        <w:rPr>
-          <w:rFonts w:ascii="Franklin Gothic Book" w:hAnsi="Franklin Gothic Book" w:cs="Franklin Gothic Book" w:eastAsia="Franklin Gothic Book"/>
-          <w:b/>
-          <w:bCs/>
-        </w:rPr>
-        <w:t xml:space="preserve">New priority order:</w:t>
-      </w:r>
-      <w:r>
-        <w:rPr>
-          <w:rFonts w:ascii="Franklin Gothic Book" w:hAnsi="Franklin Gothic Book" w:cs="Franklin Gothic Book" w:eastAsia="Franklin Gothic Book"/>
-        </w:rPr>
-        <w:t xml:space="preserve"> </w:t>
-      </w:r>
-      <w:r>
-        <w:rPr>
-          <w:rFonts w:ascii="Franklin Gothic Book" w:hAnsi="Franklin Gothic Book" w:cs="Franklin Gothic Book" w:eastAsia="Franklin Gothic Book"/>
-        </w:rPr>
-        <w:t xml:space="preserve">Business Transformation, Sales Intelligence, Market Expansion,</w:t>
-      </w:r>
-      <w:r>
-        <w:rPr>
-          <w:rFonts w:ascii="Franklin Gothic Book" w:hAnsi="Franklin Gothic Book" w:cs="Franklin Gothic Book" w:eastAsia="Franklin Gothic Book"/>
-        </w:rPr>
-        <w:t xml:space="preserve"> </w:t>
-      </w:r>
-      <w:r>
-        <w:rPr>
-          <w:rFonts w:ascii="Franklin Gothic Book" w:hAnsi="Franklin Gothic Book" w:cs="Franklin Gothic Book" w:eastAsia="Franklin Gothic Book"/>
-          <w:b/>
-          <w:bCs/>
-        </w:rPr>
-        <w:t xml:space="preserve">Site Visit Targeting, Revenue Intelligence</w:t>
-      </w:r>
-      <w:r>
-        <w:rPr>
-          <w:rFonts w:ascii="Franklin Gothic Book" w:hAnsi="Franklin Gothic Book" w:cs="Franklin Gothic Book" w:eastAsia="Franklin Gothic Book"/>
-        </w:rPr>
-        <w:t xml:space="preserve">, Business Development, Sales Performance Management, Sales Transformation, B2B Marketing, Digital Marketing, Revenue Management.</w:t>
-      </w:r>
-    </w:p>
-    <w:p>
-      <w:r>
-        <w:rPr>
-          <w:rFonts w:ascii="Franklin Gothic Book" w:hAnsi="Franklin Gothic Book" w:cs="Franklin Gothic Book" w:eastAsia="Franklin Gothic Book"/>
-        </w:rPr>
-        <w:pict>
-          <v:rect style="width:0;height:1.5pt" o:hralign="center" o:hrstd="t" o:hr="t"/>
-        </w:pict>
-      </w:r>
-    </w:p>
-    <w:bookmarkEnd w:id="21"/>
-    <w:bookmarkStart w:id="35" w:name="week-by-week-schedule"/>
-    <w:p>
-      <w:pPr>
-        <w:pStyle w:val="Heading2"/>
-      </w:pPr>
-      <w:r>
-        <w:rPr>
-          <w:rFonts w:ascii="Franklin Gothic Book" w:hAnsi="Franklin Gothic Book" w:cs="Franklin Gothic Book" w:eastAsia="Franklin Gothic Book"/>
-        </w:rPr>
-        <w:t xml:space="preserve">Week-by-week schedule</w:t>
-      </w:r>
-    </w:p>
-    <w:p>
-      <w:pPr>
-        <w:pStyle w:val="FirstParagraph"/>
-      </w:pPr>
-      <w:r>
-        <w:rPr>
-          <w:rFonts w:ascii="Franklin Gothic Book" w:hAnsi="Franklin Gothic Book" w:cs="Franklin Gothic Book" w:eastAsia="Franklin Gothic Book"/>
-        </w:rPr>
-        <w:t xml:space="preserve">Standard slots from the week of 10/12:</w:t>
-      </w:r>
-      <w:r>
-        <w:rPr>
-          <w:rFonts w:ascii="Franklin Gothic Book" w:hAnsi="Franklin Gothic Book" w:cs="Franklin Gothic Book" w:eastAsia="Franklin Gothic Book"/>
-        </w:rPr>
-        <w:t xml:space="preserve"> </w:t>
-      </w:r>
-      <w:r>
-        <w:rPr>
-          <w:rFonts w:ascii="Franklin Gothic Book" w:hAnsi="Franklin Gothic Book" w:cs="Franklin Gothic Book" w:eastAsia="Franklin Gothic Book"/>
-          <w:b/>
-          <w:bCs/>
-        </w:rPr>
-        <w:t xml:space="preserve">Mon, Tue, Thu 10:00 to 11:30 AM; Wed 11:30 AM to 1:00 PM.</w:t>
-      </w:r>
-      <w:r>
-        <w:rPr>
-          <w:rFonts w:ascii="Franklin Gothic Book" w:hAnsi="Franklin Gothic Book" w:cs="Franklin Gothic Book" w:eastAsia="Franklin Gothic Book"/>
-        </w:rPr>
-        <w:t xml:space="preserve"> </w:t>
-      </w:r>
-      <w:r>
-        <w:rPr>
-          <w:rFonts w:ascii="Franklin Gothic Book" w:hAnsi="Franklin Gothic Book" w:cs="Franklin Gothic Book" w:eastAsia="Franklin Gothic Book"/>
-        </w:rPr>
-        <w:t xml:space="preserve">The two Colorado and Michigan travel weeks use the slots below, placed around Megan’s training.</w:t>
-      </w:r>
-    </w:p>
-    <w:bookmarkStart w:id="22" w:name="Xfab65691d344c0c5e35a1ae2f541a89b476fb2f"/>
-    <w:p>
-      <w:pPr>
         <w:pStyle w:val="Heading3"/>
       </w:pPr>
       <w:r>
         <w:rPr>
           <w:rFonts w:ascii="Franklin Gothic Book" w:hAnsi="Franklin Gothic Book" w:cs="Franklin Gothic Book" w:eastAsia="Franklin Gothic Book"/>
         </w:rPr>
-        <w:t xml:space="preserve">Week 1: Tue 9/29 to Thu 10/1 (Colorado). On the calendar.</w:t>
+        <w:t xml:space="preserve">Switch-ons (earliest safe dates, one new cadence a week; Kate still says go on the day)</w:t>
       </w:r>
     </w:p>
     <w:tbl>
@@ -927,7 +785,7 @@
                 <w:b/>
                 <w:color w:val="FFFFFF"/>
               </w:rPr>
-              <w:t xml:space="preserve">Day</w:t>
+              <w:t xml:space="preserve">Topic</w:t>
             </w:r>
           </w:p>
         </w:tc>
@@ -945,7 +803,7 @@
                 <w:b/>
                 <w:color w:val="FFFFFF"/>
               </w:rPr>
-              <w:t xml:space="preserve">Time</w:t>
+              <w:t xml:space="preserve">Build and Touch 1 done</w:t>
             </w:r>
           </w:p>
         </w:tc>
@@ -963,7 +821,7 @@
                 <w:b/>
                 <w:color w:val="FFFFFF"/>
               </w:rPr>
-              <w:t xml:space="preserve">Session</w:t>
+              <w:t xml:space="preserve">Touch 5 done</w:t>
             </w:r>
           </w:p>
         </w:tc>
@@ -981,7 +839,7 @@
                 <w:b/>
                 <w:color w:val="FFFFFF"/>
               </w:rPr>
-              <w:t xml:space="preserve">Note</w:t>
+              <w:t xml:space="preserve">Switch-on</w:t>
             </w:r>
           </w:p>
         </w:tc>
@@ -997,49 +855,49 @@
               <w:rPr>
                 <w:rFonts w:ascii="Franklin Gothic Book" w:hAnsi="Franklin Gothic Book" w:cs="Franklin Gothic Book" w:eastAsia="Franklin Gothic Book"/>
               </w:rPr>
-              <w:t xml:space="preserve">Mon 9/28</w:t>
-            </w:r>
-          </w:p>
-        </w:tc>
-        <w:tc>
-          <w:tcPr/>
-          <w:p>
-            <w:pPr>
-              <w:pStyle w:val="Compact"/>
-            </w:pPr>
-            <w:r>
-              <w:rPr>
-                <w:rFonts w:ascii="Franklin Gothic Book" w:hAnsi="Franklin Gothic Book" w:cs="Franklin Gothic Book" w:eastAsia="Franklin Gothic Book"/>
-              </w:rPr>
-              <w:t xml:space="preserve">Evening</w:t>
-            </w:r>
-          </w:p>
-        </w:tc>
-        <w:tc>
-          <w:tcPr/>
-          <w:p>
-            <w:pPr>
-              <w:pStyle w:val="Compact"/>
-            </w:pPr>
-            <w:r>
-              <w:rPr>
-                <w:rFonts w:ascii="Franklin Gothic Book" w:hAnsi="Franklin Gothic Book" w:cs="Franklin Gothic Book" w:eastAsia="Franklin Gothic Book"/>
-              </w:rPr>
-              <w:t xml:space="preserve">Touch 2 Business Transformation</w:t>
-            </w:r>
-          </w:p>
-        </w:tc>
-        <w:tc>
-          <w:tcPr/>
-          <w:p>
-            <w:pPr>
-              <w:pStyle w:val="Compact"/>
-            </w:pPr>
-            <w:r>
-              <w:rPr>
-                <w:rFonts w:ascii="Franklin Gothic Book" w:hAnsi="Franklin Gothic Book" w:cs="Franklin Gothic Book" w:eastAsia="Franklin Gothic Book"/>
-              </w:rPr>
-              <w:t xml:space="preserve">Done</w:t>
+              <w:t xml:space="preserve">Business Transformation</w:t>
+            </w:r>
+          </w:p>
+        </w:tc>
+        <w:tc>
+          <w:tcPr/>
+          <w:p>
+            <w:pPr>
+              <w:pStyle w:val="Compact"/>
+            </w:pPr>
+            <w:r>
+              <w:rPr>
+                <w:rFonts w:ascii="Franklin Gothic Book" w:hAnsi="Franklin Gothic Book" w:cs="Franklin Gothic Book" w:eastAsia="Franklin Gothic Book"/>
+              </w:rPr>
+              <w:t xml:space="preserve">Live 10/1</w:t>
+            </w:r>
+          </w:p>
+        </w:tc>
+        <w:tc>
+          <w:tcPr/>
+          <w:p>
+            <w:pPr>
+              <w:pStyle w:val="Compact"/>
+            </w:pPr>
+            <w:r>
+              <w:rPr>
+                <w:rFonts w:ascii="Franklin Gothic Book" w:hAnsi="Franklin Gothic Book" w:cs="Franklin Gothic Book" w:eastAsia="Franklin Gothic Book"/>
+              </w:rPr>
+              <w:t xml:space="preserve">Tue 10/20</w:t>
+            </w:r>
+          </w:p>
+        </w:tc>
+        <w:tc>
+          <w:tcPr/>
+          <w:p>
+            <w:pPr>
+              <w:pStyle w:val="Compact"/>
+            </w:pPr>
+            <w:r>
+              <w:rPr>
+                <w:rFonts w:ascii="Franklin Gothic Book" w:hAnsi="Franklin Gothic Book" w:cs="Franklin Gothic Book" w:eastAsia="Franklin Gothic Book"/>
+              </w:rPr>
+              <w:t xml:space="preserve">Live</w:t>
             </w:r>
           </w:p>
         </w:tc>
@@ -1055,49 +913,49 @@
               <w:rPr>
                 <w:rFonts w:ascii="Franklin Gothic Book" w:hAnsi="Franklin Gothic Book" w:cs="Franklin Gothic Book" w:eastAsia="Franklin Gothic Book"/>
               </w:rPr>
-              <w:t xml:space="preserve">Tue 9/29</w:t>
-            </w:r>
-          </w:p>
-        </w:tc>
-        <w:tc>
-          <w:tcPr/>
-          <w:p>
-            <w:pPr>
-              <w:pStyle w:val="Compact"/>
-            </w:pPr>
-            <w:r>
-              <w:rPr>
-                <w:rFonts w:ascii="Franklin Gothic Book" w:hAnsi="Franklin Gothic Book" w:cs="Franklin Gothic Book" w:eastAsia="Franklin Gothic Book"/>
-              </w:rPr>
-              <w:t xml:space="preserve">Morning</w:t>
-            </w:r>
-          </w:p>
-        </w:tc>
-        <w:tc>
-          <w:tcPr/>
-          <w:p>
-            <w:pPr>
-              <w:pStyle w:val="Compact"/>
-            </w:pPr>
-            <w:r>
-              <w:rPr>
-                <w:rFonts w:ascii="Franklin Gothic Book" w:hAnsi="Franklin Gothic Book" w:cs="Franklin Gothic Book" w:eastAsia="Franklin Gothic Book"/>
-              </w:rPr>
-              <w:t xml:space="preserve">Touch 2 Sales Intelligence</w:t>
-            </w:r>
-          </w:p>
-        </w:tc>
-        <w:tc>
-          <w:tcPr/>
-          <w:p>
-            <w:pPr>
-              <w:pStyle w:val="Compact"/>
-            </w:pPr>
-            <w:r>
-              <w:rPr>
-                <w:rFonts w:ascii="Franklin Gothic Book" w:hAnsi="Franklin Gothic Book" w:cs="Franklin Gothic Book" w:eastAsia="Franklin Gothic Book"/>
-              </w:rPr>
-              <w:t xml:space="preserve">Done, live</w:t>
+              <w:t xml:space="preserve">Sales Intelligence</w:t>
+            </w:r>
+          </w:p>
+        </w:tc>
+        <w:tc>
+          <w:tcPr/>
+          <w:p>
+            <w:pPr>
+              <w:pStyle w:val="Compact"/>
+            </w:pPr>
+            <w:r>
+              <w:rPr>
+                <w:rFonts w:ascii="Franklin Gothic Book" w:hAnsi="Franklin Gothic Book" w:cs="Franklin Gothic Book" w:eastAsia="Franklin Gothic Book"/>
+              </w:rPr>
+              <w:t xml:space="preserve">Live 9/30</w:t>
+            </w:r>
+          </w:p>
+        </w:tc>
+        <w:tc>
+          <w:tcPr/>
+          <w:p>
+            <w:pPr>
+              <w:pStyle w:val="Compact"/>
+            </w:pPr>
+            <w:r>
+              <w:rPr>
+                <w:rFonts w:ascii="Franklin Gothic Book" w:hAnsi="Franklin Gothic Book" w:cs="Franklin Gothic Book" w:eastAsia="Franklin Gothic Book"/>
+              </w:rPr>
+              <w:t xml:space="preserve">Wed 10/21</w:t>
+            </w:r>
+          </w:p>
+        </w:tc>
+        <w:tc>
+          <w:tcPr/>
+          <w:p>
+            <w:pPr>
+              <w:pStyle w:val="Compact"/>
+            </w:pPr>
+            <w:r>
+              <w:rPr>
+                <w:rFonts w:ascii="Franklin Gothic Book" w:hAnsi="Franklin Gothic Book" w:cs="Franklin Gothic Book" w:eastAsia="Franklin Gothic Book"/>
+              </w:rPr>
+              <w:t xml:space="preserve">Live</w:t>
             </w:r>
           </w:p>
         </w:tc>
@@ -1113,21 +971,35 @@
               <w:rPr>
                 <w:rFonts w:ascii="Franklin Gothic Book" w:hAnsi="Franklin Gothic Book" w:cs="Franklin Gothic Book" w:eastAsia="Franklin Gothic Book"/>
               </w:rPr>
-              <w:t xml:space="preserve">Tue 9/29</w:t>
-            </w:r>
-          </w:p>
-        </w:tc>
-        <w:tc>
-          <w:tcPr/>
-          <w:p>
-            <w:pPr>
-              <w:pStyle w:val="Compact"/>
-            </w:pPr>
-            <w:r>
-              <w:rPr>
-                <w:rFonts w:ascii="Franklin Gothic Book" w:hAnsi="Franklin Gothic Book" w:cs="Franklin Gothic Book" w:eastAsia="Franklin Gothic Book"/>
-              </w:rPr>
-              <w:t xml:space="preserve">6:45 to 8:15 PM</w:t>
+              <w:t xml:space="preserve">Revenue Intelligence</w:t>
+            </w:r>
+          </w:p>
+        </w:tc>
+        <w:tc>
+          <w:tcPr/>
+          <w:p>
+            <w:pPr>
+              <w:pStyle w:val="Compact"/>
+            </w:pPr>
+            <w:r>
+              <w:rPr>
+                <w:rFonts w:ascii="Franklin Gothic Book" w:hAnsi="Franklin Gothic Book" w:cs="Franklin Gothic Book" w:eastAsia="Franklin Gothic Book"/>
+              </w:rPr>
+              <w:t xml:space="preserve">Fri 10/9</w:t>
+            </w:r>
+          </w:p>
+        </w:tc>
+        <w:tc>
+          <w:tcPr/>
+          <w:p>
+            <w:pPr>
+              <w:pStyle w:val="Compact"/>
+            </w:pPr>
+            <w:r>
+              <w:rPr>
+                <w:rFonts w:ascii="Franklin Gothic Book" w:hAnsi="Franklin Gothic Book" w:cs="Franklin Gothic Book" w:eastAsia="Franklin Gothic Book"/>
+              </w:rPr>
+              <w:t xml:space="preserve">Mon 10/26</w:t>
             </w:r>
           </w:p>
         </w:tc>
@@ -1143,21 +1015,7 @@
                 <w:b/>
                 <w:bCs/>
               </w:rPr>
-              <w:t xml:space="preserve">Build Market Expansion</w:t>
-            </w:r>
-          </w:p>
-        </w:tc>
-        <w:tc>
-          <w:tcPr/>
-          <w:p>
-            <w:pPr>
-              <w:pStyle w:val="Compact"/>
-            </w:pPr>
-            <w:r>
-              <w:rPr>
-                <w:rFonts w:ascii="Franklin Gothic Book" w:hAnsi="Franklin Gothic Book" w:cs="Franklin Gothic Book" w:eastAsia="Franklin Gothic Book"/>
-              </w:rPr>
-              <w:t xml:space="preserve">From scratch</w:t>
+              <w:t xml:space="preserve">Tue 10/13</w:t>
             </w:r>
           </w:p>
         </w:tc>
@@ -1173,21 +1031,35 @@
               <w:rPr>
                 <w:rFonts w:ascii="Franklin Gothic Book" w:hAnsi="Franklin Gothic Book" w:cs="Franklin Gothic Book" w:eastAsia="Franklin Gothic Book"/>
               </w:rPr>
-              <w:t xml:space="preserve">Wed 9/30</w:t>
-            </w:r>
-          </w:p>
-        </w:tc>
-        <w:tc>
-          <w:tcPr/>
-          <w:p>
-            <w:pPr>
-              <w:pStyle w:val="Compact"/>
-            </w:pPr>
-            <w:r>
-              <w:rPr>
-                <w:rFonts w:ascii="Franklin Gothic Book" w:hAnsi="Franklin Gothic Book" w:cs="Franklin Gothic Book" w:eastAsia="Franklin Gothic Book"/>
-              </w:rPr>
-              <w:t xml:space="preserve">6:45 to 8:15 PM</w:t>
+              <w:t xml:space="preserve">Site Visit Targeting (router)</w:t>
+            </w:r>
+          </w:p>
+        </w:tc>
+        <w:tc>
+          <w:tcPr/>
+          <w:p>
+            <w:pPr>
+              <w:pStyle w:val="Compact"/>
+            </w:pPr>
+            <w:r>
+              <w:rPr>
+                <w:rFonts w:ascii="Franklin Gothic Book" w:hAnsi="Franklin Gothic Book" w:cs="Franklin Gothic Book" w:eastAsia="Franklin Gothic Book"/>
+              </w:rPr>
+              <w:t xml:space="preserve">Built 9/30</w:t>
+            </w:r>
+          </w:p>
+        </w:tc>
+        <w:tc>
+          <w:tcPr/>
+          <w:p>
+            <w:pPr>
+              <w:pStyle w:val="Compact"/>
+            </w:pPr>
+            <w:r>
+              <w:rPr>
+                <w:rFonts w:ascii="Franklin Gothic Book" w:hAnsi="Franklin Gothic Book" w:cs="Franklin Gothic Book" w:eastAsia="Franklin Gothic Book"/>
+              </w:rPr>
+              <w:t xml:space="preserve">n/a</w:t>
             </w:r>
           </w:p>
         </w:tc>
@@ -1203,21 +1075,19 @@
                 <w:b/>
                 <w:bCs/>
               </w:rPr>
-              <w:t xml:space="preserve">Touch 1 Market Expansion</w:t>
-            </w:r>
-          </w:p>
-        </w:tc>
-        <w:tc>
-          <w:tcPr/>
-          <w:p>
-            <w:pPr>
-              <w:pStyle w:val="Compact"/>
-            </w:pPr>
-            <w:r>
-              <w:rPr>
-                <w:rFonts w:ascii="Franklin Gothic Book" w:hAnsi="Franklin Gothic Book" w:cs="Franklin Gothic Book" w:eastAsia="Franklin Gothic Book"/>
-              </w:rPr>
-              <w:t xml:space="preserve">After strength (5:30 to 6:15)</w:t>
+              <w:t xml:space="preserve">Tue 10/20</w:t>
+            </w:r>
+            <w:r>
+              <w:rPr>
+                <w:rFonts w:ascii="Franklin Gothic Book" w:hAnsi="Franklin Gothic Book" w:cs="Franklin Gothic Book" w:eastAsia="Franklin Gothic Book"/>
+              </w:rPr>
+              <w:t xml:space="preserve"> </w:t>
+            </w:r>
+            <w:r>
+              <w:rPr>
+                <w:rFonts w:ascii="Franklin Gothic Book" w:hAnsi="Franklin Gothic Book" w:cs="Franklin Gothic Book" w:eastAsia="Franklin Gothic Book"/>
+              </w:rPr>
+              <w:t xml:space="preserve">(unchanged)</w:t>
             </w:r>
           </w:p>
         </w:tc>
@@ -1233,21 +1103,35 @@
               <w:rPr>
                 <w:rFonts w:ascii="Franklin Gothic Book" w:hAnsi="Franklin Gothic Book" w:cs="Franklin Gothic Book" w:eastAsia="Franklin Gothic Book"/>
               </w:rPr>
-              <w:t xml:space="preserve">Thu 10/1</w:t>
-            </w:r>
-          </w:p>
-        </w:tc>
-        <w:tc>
-          <w:tcPr/>
-          <w:p>
-            <w:pPr>
-              <w:pStyle w:val="Compact"/>
-            </w:pPr>
-            <w:r>
-              <w:rPr>
-                <w:rFonts w:ascii="Franklin Gothic Book" w:hAnsi="Franklin Gothic Book" w:cs="Franklin Gothic Book" w:eastAsia="Franklin Gothic Book"/>
-              </w:rPr>
-              <w:t xml:space="preserve">10:00 to 11:30 AM</w:t>
+              <w:t xml:space="preserve">Market Expansion</w:t>
+            </w:r>
+          </w:p>
+        </w:tc>
+        <w:tc>
+          <w:tcPr/>
+          <w:p>
+            <w:pPr>
+              <w:pStyle w:val="Compact"/>
+            </w:pPr>
+            <w:r>
+              <w:rPr>
+                <w:rFonts w:ascii="Franklin Gothic Book" w:hAnsi="Franklin Gothic Book" w:cs="Franklin Gothic Book" w:eastAsia="Franklin Gothic Book"/>
+              </w:rPr>
+              <w:t xml:space="preserve">Mon 10/12</w:t>
+            </w:r>
+          </w:p>
+        </w:tc>
+        <w:tc>
+          <w:tcPr/>
+          <w:p>
+            <w:pPr>
+              <w:pStyle w:val="Compact"/>
+            </w:pPr>
+            <w:r>
+              <w:rPr>
+                <w:rFonts w:ascii="Franklin Gothic Book" w:hAnsi="Franklin Gothic Book" w:cs="Franklin Gothic Book" w:eastAsia="Franklin Gothic Book"/>
+              </w:rPr>
+              <w:t xml:space="preserve">Mon 10/26</w:t>
             </w:r>
           </w:p>
         </w:tc>
@@ -1263,35 +1147,247 @@
                 <w:b/>
                 <w:bCs/>
               </w:rPr>
-              <w:t xml:space="preserve">Build Site Visit Targeting</w:t>
-            </w:r>
-          </w:p>
-        </w:tc>
-        <w:tc>
-          <w:tcPr/>
-          <w:p>
-            <w:pPr>
-              <w:pStyle w:val="Compact"/>
-            </w:pPr>
-            <w:r>
-              <w:rPr>
-                <w:rFonts w:ascii="Franklin Gothic Book" w:hAnsi="Franklin Gothic Book" w:cs="Franklin Gothic Book" w:eastAsia="Franklin Gothic Book"/>
-              </w:rPr>
-              <w:t xml:space="preserve">Restored by Update #9 (was deleted during the Update #5 pause, never rebuilt until now). During the hair appointment (9 to 12), after SearchAtlas Day One (9 to 10). Build as an</w:t>
-            </w:r>
-            <w:r>
-              <w:rPr>
-                <w:rFonts w:ascii="Franklin Gothic Book" w:hAnsi="Franklin Gothic Book" w:cs="Franklin Gothic Book" w:eastAsia="Franklin Gothic Book"/>
-              </w:rPr>
-              <w:t xml:space="preserve"> </w:t>
-            </w:r>
+              <w:t xml:space="preserve">Tue 10/27</w:t>
+            </w:r>
+          </w:p>
+        </w:tc>
+      </w:tr>
+      <w:tr>
+        <w:tc>
+          <w:tcPr/>
+          <w:p>
+            <w:pPr>
+              <w:pStyle w:val="Compact"/>
+            </w:pPr>
+            <w:r>
+              <w:rPr>
+                <w:rFonts w:ascii="Franklin Gothic Book" w:hAnsi="Franklin Gothic Book" w:cs="Franklin Gothic Book" w:eastAsia="Franklin Gothic Book"/>
+              </w:rPr>
+              <w:t xml:space="preserve">Sales Transformation</w:t>
+            </w:r>
+          </w:p>
+        </w:tc>
+        <w:tc>
+          <w:tcPr/>
+          <w:p>
+            <w:pPr>
+              <w:pStyle w:val="Compact"/>
+            </w:pPr>
+            <w:r>
+              <w:rPr>
+                <w:rFonts w:ascii="Franklin Gothic Book" w:hAnsi="Franklin Gothic Book" w:cs="Franklin Gothic Book" w:eastAsia="Franklin Gothic Book"/>
+              </w:rPr>
+              <w:t xml:space="preserve">Mon 10/19</w:t>
+            </w:r>
+          </w:p>
+        </w:tc>
+        <w:tc>
+          <w:tcPr/>
+          <w:p>
+            <w:pPr>
+              <w:pStyle w:val="Compact"/>
+            </w:pPr>
+            <w:r>
+              <w:rPr>
+                <w:rFonts w:ascii="Franklin Gothic Book" w:hAnsi="Franklin Gothic Book" w:cs="Franklin Gothic Book" w:eastAsia="Franklin Gothic Book"/>
+              </w:rPr>
+              <w:t xml:space="preserve">Mon 11/2</w:t>
+            </w:r>
+          </w:p>
+        </w:tc>
+        <w:tc>
+          <w:tcPr/>
+          <w:p>
+            <w:pPr>
+              <w:pStyle w:val="Compact"/>
+            </w:pPr>
             <w:r>
               <w:rPr>
                 <w:rFonts w:ascii="Franklin Gothic Book" w:hAnsi="Franklin Gothic Book" w:cs="Franklin Gothic Book" w:eastAsia="Franklin Gothic Book"/>
                 <w:b/>
                 <w:bCs/>
               </w:rPr>
-              <w:t xml:space="preserve">account-based play</w:t>
+              <w:t xml:space="preserve">Tue 11/3</w:t>
+            </w:r>
+          </w:p>
+        </w:tc>
+      </w:tr>
+      <w:tr>
+        <w:tc>
+          <w:tcPr/>
+          <w:p>
+            <w:pPr>
+              <w:pStyle w:val="Compact"/>
+            </w:pPr>
+            <w:r>
+              <w:rPr>
+                <w:rFonts w:ascii="Franklin Gothic Book" w:hAnsi="Franklin Gothic Book" w:cs="Franklin Gothic Book" w:eastAsia="Franklin Gothic Book"/>
+              </w:rPr>
+              <w:t xml:space="preserve">Revenue Management</w:t>
+            </w:r>
+          </w:p>
+        </w:tc>
+        <w:tc>
+          <w:tcPr/>
+          <w:p>
+            <w:pPr>
+              <w:pStyle w:val="Compact"/>
+            </w:pPr>
+            <w:r>
+              <w:rPr>
+                <w:rFonts w:ascii="Franklin Gothic Book" w:hAnsi="Franklin Gothic Book" w:cs="Franklin Gothic Book" w:eastAsia="Franklin Gothic Book"/>
+              </w:rPr>
+              <w:t xml:space="preserve">Tue 10/20</w:t>
+            </w:r>
+          </w:p>
+        </w:tc>
+        <w:tc>
+          <w:tcPr/>
+          <w:p>
+            <w:pPr>
+              <w:pStyle w:val="Compact"/>
+            </w:pPr>
+            <w:r>
+              <w:rPr>
+                <w:rFonts w:ascii="Franklin Gothic Book" w:hAnsi="Franklin Gothic Book" w:cs="Franklin Gothic Book" w:eastAsia="Franklin Gothic Book"/>
+              </w:rPr>
+              <w:t xml:space="preserve">Tue 11/3</w:t>
+            </w:r>
+          </w:p>
+        </w:tc>
+        <w:tc>
+          <w:tcPr/>
+          <w:p>
+            <w:pPr>
+              <w:pStyle w:val="Compact"/>
+            </w:pPr>
+            <w:r>
+              <w:rPr>
+                <w:rFonts w:ascii="Franklin Gothic Book" w:hAnsi="Franklin Gothic Book" w:cs="Franklin Gothic Book" w:eastAsia="Franklin Gothic Book"/>
+                <w:b/>
+                <w:bCs/>
+              </w:rPr>
+              <w:t xml:space="preserve">Tue 11/10</w:t>
+            </w:r>
+          </w:p>
+        </w:tc>
+      </w:tr>
+      <w:tr>
+        <w:tc>
+          <w:tcPr/>
+          <w:p>
+            <w:pPr>
+              <w:pStyle w:val="Compact"/>
+            </w:pPr>
+            <w:r>
+              <w:rPr>
+                <w:rFonts w:ascii="Franklin Gothic Book" w:hAnsi="Franklin Gothic Book" w:cs="Franklin Gothic Book" w:eastAsia="Franklin Gothic Book"/>
+              </w:rPr>
+              <w:t xml:space="preserve">Sales Performance Management</w:t>
+            </w:r>
+          </w:p>
+        </w:tc>
+        <w:tc>
+          <w:tcPr/>
+          <w:p>
+            <w:pPr>
+              <w:pStyle w:val="Compact"/>
+            </w:pPr>
+            <w:r>
+              <w:rPr>
+                <w:rFonts w:ascii="Franklin Gothic Book" w:hAnsi="Franklin Gothic Book" w:cs="Franklin Gothic Book" w:eastAsia="Franklin Gothic Book"/>
+              </w:rPr>
+              <w:t xml:space="preserve">Thu 10/29</w:t>
+            </w:r>
+          </w:p>
+        </w:tc>
+        <w:tc>
+          <w:tcPr/>
+          <w:p>
+            <w:pPr>
+              <w:pStyle w:val="Compact"/>
+            </w:pPr>
+            <w:r>
+              <w:rPr>
+                <w:rFonts w:ascii="Franklin Gothic Book" w:hAnsi="Franklin Gothic Book" w:cs="Franklin Gothic Book" w:eastAsia="Franklin Gothic Book"/>
+              </w:rPr>
+              <w:t xml:space="preserve">Wed 11/11</w:t>
+            </w:r>
+          </w:p>
+        </w:tc>
+        <w:tc>
+          <w:tcPr/>
+          <w:p>
+            <w:pPr>
+              <w:pStyle w:val="Compact"/>
+            </w:pPr>
+            <w:r>
+              <w:rPr>
+                <w:rFonts w:ascii="Franklin Gothic Book" w:hAnsi="Franklin Gothic Book" w:cs="Franklin Gothic Book" w:eastAsia="Franklin Gothic Book"/>
+                <w:b/>
+                <w:bCs/>
+              </w:rPr>
+              <w:t xml:space="preserve">Tue 11/17</w:t>
+            </w:r>
+          </w:p>
+        </w:tc>
+      </w:tr>
+      <w:tr>
+        <w:tc>
+          <w:tcPr/>
+          <w:p>
+            <w:pPr>
+              <w:pStyle w:val="Compact"/>
+            </w:pPr>
+            <w:r>
+              <w:rPr>
+                <w:rFonts w:ascii="Franklin Gothic Book" w:hAnsi="Franklin Gothic Book" w:cs="Franklin Gothic Book" w:eastAsia="Franklin Gothic Book"/>
+              </w:rPr>
+              <w:t xml:space="preserve">B2B Marketing</w:t>
+            </w:r>
+          </w:p>
+        </w:tc>
+        <w:tc>
+          <w:tcPr/>
+          <w:p>
+            <w:pPr>
+              <w:pStyle w:val="Compact"/>
+            </w:pPr>
+            <w:r>
+              <w:rPr>
+                <w:rFonts w:ascii="Franklin Gothic Book" w:hAnsi="Franklin Gothic Book" w:cs="Franklin Gothic Book" w:eastAsia="Franklin Gothic Book"/>
+              </w:rPr>
+              <w:t xml:space="preserve">Thu 10/29</w:t>
+            </w:r>
+          </w:p>
+        </w:tc>
+        <w:tc>
+          <w:tcPr/>
+          <w:p>
+            <w:pPr>
+              <w:pStyle w:val="Compact"/>
+            </w:pPr>
+            <w:r>
+              <w:rPr>
+                <w:rFonts w:ascii="Franklin Gothic Book" w:hAnsi="Franklin Gothic Book" w:cs="Franklin Gothic Book" w:eastAsia="Franklin Gothic Book"/>
+              </w:rPr>
+              <w:t xml:space="preserve">Wed 11/11</w:t>
+            </w:r>
+          </w:p>
+        </w:tc>
+        <w:tc>
+          <w:tcPr/>
+          <w:p>
+            <w:pPr>
+              <w:pStyle w:val="Compact"/>
+            </w:pPr>
+            <w:r>
+              <w:rPr>
+                <w:rFonts w:ascii="Franklin Gothic Book" w:hAnsi="Franklin Gothic Book" w:cs="Franklin Gothic Book" w:eastAsia="Franklin Gothic Book"/>
+                <w:b/>
+                <w:bCs/>
+              </w:rPr>
+              <w:t xml:space="preserve">Tue 12/1</w:t>
             </w:r>
             <w:r>
               <w:rPr>
@@ -1303,14 +1399,146 @@
               <w:rPr>
                 <w:rFonts w:ascii="Franklin Gothic Book" w:hAnsi="Franklin Gothic Book" w:cs="Franklin Gothic Book" w:eastAsia="Franklin Gothic Book"/>
               </w:rPr>
-              <w:t xml:space="preserve">— one coordinated outreach per company, not the flat per-contact structure the other topics use, since contacts cluster heavily by company (e.g. Naperville 203, Celebrus Technologies)</w:t>
+              <w:t xml:space="preserve">(not Thanksgiving week)</w:t>
+            </w:r>
+          </w:p>
+        </w:tc>
+      </w:tr>
+      <w:tr>
+        <w:tc>
+          <w:tcPr/>
+          <w:p>
+            <w:pPr>
+              <w:pStyle w:val="Compact"/>
+            </w:pPr>
+            <w:r>
+              <w:rPr>
+                <w:rFonts w:ascii="Franklin Gothic Book" w:hAnsi="Franklin Gothic Book" w:cs="Franklin Gothic Book" w:eastAsia="Franklin Gothic Book"/>
+              </w:rPr>
+              <w:t xml:space="preserve">Business Development</w:t>
+            </w:r>
+          </w:p>
+        </w:tc>
+        <w:tc>
+          <w:tcPr/>
+          <w:p>
+            <w:pPr>
+              <w:pStyle w:val="Compact"/>
+            </w:pPr>
+            <w:r>
+              <w:rPr>
+                <w:rFonts w:ascii="Franklin Gothic Book" w:hAnsi="Franklin Gothic Book" w:cs="Franklin Gothic Book" w:eastAsia="Franklin Gothic Book"/>
+              </w:rPr>
+              <w:t xml:space="preserve">Tue 11/10</w:t>
+            </w:r>
+          </w:p>
+        </w:tc>
+        <w:tc>
+          <w:tcPr/>
+          <w:p>
+            <w:pPr>
+              <w:pStyle w:val="Compact"/>
+            </w:pPr>
+            <w:r>
+              <w:rPr>
+                <w:rFonts w:ascii="Franklin Gothic Book" w:hAnsi="Franklin Gothic Book" w:cs="Franklin Gothic Book" w:eastAsia="Franklin Gothic Book"/>
+              </w:rPr>
+              <w:t xml:space="preserve">Wed 11/18</w:t>
+            </w:r>
+          </w:p>
+        </w:tc>
+        <w:tc>
+          <w:tcPr/>
+          <w:p>
+            <w:pPr>
+              <w:pStyle w:val="Compact"/>
+            </w:pPr>
+            <w:r>
+              <w:rPr>
+                <w:rFonts w:ascii="Franklin Gothic Book" w:hAnsi="Franklin Gothic Book" w:cs="Franklin Gothic Book" w:eastAsia="Franklin Gothic Book"/>
+                <w:b/>
+                <w:bCs/>
+              </w:rPr>
+              <w:t xml:space="preserve">Tue 12/8</w:t>
+            </w:r>
+          </w:p>
+        </w:tc>
+      </w:tr>
+      <w:tr>
+        <w:tc>
+          <w:tcPr/>
+          <w:p>
+            <w:pPr>
+              <w:pStyle w:val="Compact"/>
+            </w:pPr>
+            <w:r>
+              <w:rPr>
+                <w:rFonts w:ascii="Franklin Gothic Book" w:hAnsi="Franklin Gothic Book" w:cs="Franklin Gothic Book" w:eastAsia="Franklin Gothic Book"/>
+              </w:rPr>
+              <w:t xml:space="preserve">Digital Marketing</w:t>
+            </w:r>
+          </w:p>
+        </w:tc>
+        <w:tc>
+          <w:tcPr/>
+          <w:p>
+            <w:pPr>
+              <w:pStyle w:val="Compact"/>
+            </w:pPr>
+            <w:r>
+              <w:rPr>
+                <w:rFonts w:ascii="Franklin Gothic Book" w:hAnsi="Franklin Gothic Book" w:cs="Franklin Gothic Book" w:eastAsia="Franklin Gothic Book"/>
+              </w:rPr>
+              <w:t xml:space="preserve">Tue 11/10</w:t>
+            </w:r>
+          </w:p>
+        </w:tc>
+        <w:tc>
+          <w:tcPr/>
+          <w:p>
+            <w:pPr>
+              <w:pStyle w:val="Compact"/>
+            </w:pPr>
+            <w:r>
+              <w:rPr>
+                <w:rFonts w:ascii="Franklin Gothic Book" w:hAnsi="Franklin Gothic Book" w:cs="Franklin Gothic Book" w:eastAsia="Franklin Gothic Book"/>
+              </w:rPr>
+              <w:t xml:space="preserve">Thu 11/19</w:t>
+            </w:r>
+          </w:p>
+        </w:tc>
+        <w:tc>
+          <w:tcPr/>
+          <w:p>
+            <w:pPr>
+              <w:pStyle w:val="Compact"/>
+            </w:pPr>
+            <w:r>
+              <w:rPr>
+                <w:rFonts w:ascii="Franklin Gothic Book" w:hAnsi="Franklin Gothic Book" w:cs="Franklin Gothic Book" w:eastAsia="Franklin Gothic Book"/>
+                <w:b/>
+                <w:bCs/>
+              </w:rPr>
+              <w:t xml:space="preserve">Tue 1/5/2027</w:t>
+            </w:r>
+            <w:r>
+              <w:rPr>
+                <w:rFonts w:ascii="Franklin Gothic Book" w:hAnsi="Franklin Gothic Book" w:cs="Franklin Gothic Book" w:eastAsia="Franklin Gothic Book"/>
+              </w:rPr>
+              <w:t xml:space="preserve"> </w:t>
+            </w:r>
+            <w:r>
+              <w:rPr>
+                <w:rFonts w:ascii="Franklin Gothic Book" w:hAnsi="Franklin Gothic Book" w:cs="Franklin Gothic Book" w:eastAsia="Franklin Gothic Book"/>
+              </w:rPr>
+              <w:t xml:space="preserve">(after New Year)</w:t>
             </w:r>
           </w:p>
         </w:tc>
       </w:tr>
     </w:tbl>
-    <w:bookmarkEnd w:id="22"/>
-    <w:bookmarkStart w:id="23" w:name="Xc0f4f1ac600db01328a01b6e45f53f60c2234ea"/>
+    <w:bookmarkEnd w:id="23"/>
+    <w:bookmarkStart w:id="24" w:name="Xc07bc1242cd979c654f7eaadd04996cb2e28c53"/>
     <w:p>
       <w:pPr>
         <w:pStyle w:val="Heading3"/>
@@ -1319,7 +1547,3093 @@
         <w:rPr>
           <w:rFonts w:ascii="Franklin Gothic Book" w:hAnsi="Franklin Gothic Book" w:cs="Franklin Gothic Book" w:eastAsia="Franklin Gothic Book"/>
         </w:rPr>
-        <w:t xml:space="preserve">Week 2: Mon 10/5 to Thu 10/8 (Michigan, then Colorado). On the calendar.</w:t>
+        <w:t xml:space="preserve">The gate: Ignite Beta Hold suppression, due Mon 10/12</w:t>
+      </w:r>
+    </w:p>
+    <w:p>
+      <w:pPr>
+        <w:pStyle w:val="FirstParagraph"/>
+      </w:pPr>
+      <w:r>
+        <w:rPr>
+          <w:rFonts w:ascii="Franklin Gothic Book" w:hAnsi="Franklin Gothic Book" w:cs="Franklin Gothic Book" w:eastAsia="Franklin Gothic Book"/>
+        </w:rPr>
+        <w:t xml:space="preserve">The Ignite Beta Hold suppression list must be built in Zoho by</w:t>
+      </w:r>
+      <w:r>
+        <w:rPr>
+          <w:rFonts w:ascii="Franklin Gothic Book" w:hAnsi="Franklin Gothic Book" w:cs="Franklin Gothic Book" w:eastAsia="Franklin Gothic Book"/>
+        </w:rPr>
+        <w:t xml:space="preserve"> </w:t>
+      </w:r>
+      <w:r>
+        <w:rPr>
+          <w:rFonts w:ascii="Franklin Gothic Book" w:hAnsi="Franklin Gothic Book" w:cs="Franklin Gothic Book" w:eastAsia="Franklin Gothic Book"/>
+          <w:b/>
+          <w:bCs/>
+        </w:rPr>
+        <w:t xml:space="preserve">Mon 10/12</w:t>
+      </w:r>
+      <w:r>
+        <w:rPr>
+          <w:rFonts w:ascii="Franklin Gothic Book" w:hAnsi="Franklin Gothic Book" w:cs="Franklin Gothic Book" w:eastAsia="Franklin Gothic Book"/>
+        </w:rPr>
+        <w:t xml:space="preserve">, or</w:t>
+      </w:r>
+      <w:r>
+        <w:rPr>
+          <w:rFonts w:ascii="Franklin Gothic Book" w:hAnsi="Franklin Gothic Book" w:cs="Franklin Gothic Book" w:eastAsia="Franklin Gothic Book"/>
+        </w:rPr>
+        <w:t xml:space="preserve"> </w:t>
+      </w:r>
+      <w:r>
+        <w:rPr>
+          <w:rFonts w:ascii="Franklin Gothic Book" w:hAnsi="Franklin Gothic Book" w:cs="Franklin Gothic Book" w:eastAsia="Franklin Gothic Book"/>
+          <w:b/>
+          <w:bCs/>
+        </w:rPr>
+        <w:t xml:space="preserve">Revenue Intelligence slips a week to Tue 10/20.</w:t>
+      </w:r>
+      <w:r>
+        <w:rPr>
+          <w:rFonts w:ascii="Franklin Gothic Book" w:hAnsi="Franklin Gothic Book" w:cs="Franklin Gothic Book" w:eastAsia="Franklin Gothic Book"/>
+        </w:rPr>
+        <w:t xml:space="preserve"> </w:t>
+      </w:r>
+      <w:r>
+        <w:rPr>
+          <w:rFonts w:ascii="Franklin Gothic Book" w:hAnsi="Franklin Gothic Book" w:cs="Franklin Gothic Book" w:eastAsia="Franklin Gothic Book"/>
+        </w:rPr>
+        <w:t xml:space="preserve">Today’s exclusions cover BT and SI only, key on account name, and miss four Noble Investment Group people plus Sandpiper and Midas entirely. The fix is one checkbox field, one workflow rule on email domain, a mass update of the 11 existing records, and one line on every auto-enroll view and every live cadence. About 45 minutes, Kate in Zoho (agents are blocked from CRM configuration changes). Steps are in Jack’s 10/5 doc. Paramount Hotel Group (paramounthotelgroup.com) is a permanent do-not-contact, separate from the beta hold.</w:t>
+      </w:r>
+    </w:p>
+    <w:bookmarkEnd w:id="24"/>
+    <w:bookmarkStart w:id="25" w:name="calendar-the-change-list"/>
+    <w:p>
+      <w:pPr>
+        <w:pStyle w:val="Heading3"/>
+      </w:pPr>
+      <w:r>
+        <w:rPr>
+          <w:rFonts w:ascii="Franklin Gothic Book" w:hAnsi="Franklin Gothic Book" w:cs="Franklin Gothic Book" w:eastAsia="Franklin Gothic Book"/>
+        </w:rPr>
+        <w:t xml:space="preserve">Calendar: the change list</w:t>
+      </w:r>
+    </w:p>
+    <w:p>
+      <w:pPr>
+        <w:pStyle w:val="FirstParagraph"/>
+      </w:pPr>
+      <w:r>
+        <w:rPr>
+          <w:rFonts w:ascii="Franklin Gothic Book" w:hAnsi="Franklin Gothic Book" w:cs="Franklin Gothic Book" w:eastAsia="Franklin Gothic Book"/>
+        </w:rPr>
+        <w:t xml:space="preserve">Checked 10/5 with simple, separate searches (</w:t>
+      </w:r>
+      <w:r>
+        <w:rPr>
+          <w:rFonts w:ascii="Franklin Gothic Book" w:hAnsi="Franklin Gothic Book" w:cs="Franklin Gothic Book" w:eastAsia="Franklin Gothic Book"/>
+        </w:rPr>
+        <w:t xml:space="preserve">“Zoho”</w:t>
+      </w:r>
+      <w:r>
+        <w:rPr>
+          <w:rFonts w:ascii="Franklin Gothic Book" w:hAnsi="Franklin Gothic Book" w:cs="Franklin Gothic Book" w:eastAsia="Franklin Gothic Book"/>
+        </w:rPr>
+        <w:t xml:space="preserve">,</w:t>
+      </w:r>
+      <w:r>
+        <w:rPr>
+          <w:rFonts w:ascii="Franklin Gothic Book" w:hAnsi="Franklin Gothic Book" w:cs="Franklin Gothic Book" w:eastAsia="Franklin Gothic Book"/>
+        </w:rPr>
+        <w:t xml:space="preserve"> </w:t>
+      </w:r>
+      <w:r>
+        <w:rPr>
+          <w:rFonts w:ascii="Franklin Gothic Book" w:hAnsi="Franklin Gothic Book" w:cs="Franklin Gothic Book" w:eastAsia="Franklin Gothic Book"/>
+        </w:rPr>
+        <w:t xml:space="preserve">“Touch”</w:t>
+      </w:r>
+      <w:r>
+        <w:rPr>
+          <w:rFonts w:ascii="Franklin Gothic Book" w:hAnsi="Franklin Gothic Book" w:cs="Franklin Gothic Book" w:eastAsia="Franklin Gothic Book"/>
+        </w:rPr>
+        <w:t xml:space="preserve">,</w:t>
+      </w:r>
+      <w:r>
+        <w:rPr>
+          <w:rFonts w:ascii="Franklin Gothic Book" w:hAnsi="Franklin Gothic Book" w:cs="Franklin Gothic Book" w:eastAsia="Franklin Gothic Book"/>
+        </w:rPr>
+        <w:t xml:space="preserve"> </w:t>
+      </w:r>
+      <w:r>
+        <w:rPr>
+          <w:rFonts w:ascii="Franklin Gothic Book" w:hAnsi="Franklin Gothic Book" w:cs="Franklin Gothic Book" w:eastAsia="Franklin Gothic Book"/>
+        </w:rPr>
+        <w:t xml:space="preserve">“Build”</w:t>
+      </w:r>
+      <w:r>
+        <w:rPr>
+          <w:rFonts w:ascii="Franklin Gothic Book" w:hAnsi="Franklin Gothic Book" w:cs="Franklin Gothic Book" w:eastAsia="Franklin Gothic Book"/>
+        </w:rPr>
+        <w:t xml:space="preserve">, and a wildcard search day by day for 10/6 to 10/9), all with real date parameters. The calendar holds 57 cadence events from 10/5 to 12/23, all on the old 13-week labels. The new plan needs 54. Megan’s training sessions are untouched by every change below; no new evening sessions are added.</w:t>
+      </w:r>
+    </w:p>
+    <w:p>
+      <w:pPr>
+        <w:pStyle w:val="BodyText"/>
+      </w:pPr>
+      <w:r>
+        <w:rPr>
+          <w:rFonts w:ascii="Franklin Gothic Book" w:hAnsi="Franklin Gothic Book" w:cs="Franklin Gothic Book" w:eastAsia="Franklin Gothic Book"/>
+          <w:b/>
+          <w:bCs/>
+        </w:rPr>
+        <w:t xml:space="preserve">APPLIED 2026.10.06 (Janice).</w:t>
+      </w:r>
+      <w:r>
+        <w:rPr>
+          <w:rFonts w:ascii="Franklin Gothic Book" w:hAnsi="Franklin Gothic Book" w:cs="Franklin Gothic Book" w:eastAsia="Franklin Gothic Book"/>
+        </w:rPr>
+        <w:t xml:space="preserve"> </w:t>
+      </w:r>
+      <w:r>
+        <w:rPr>
+          <w:rFonts w:ascii="Franklin Gothic Book" w:hAnsi="Franklin Gothic Book" w:cs="Franklin Gothic Book" w:eastAsia="Franklin Gothic Book"/>
+        </w:rPr>
+        <w:t xml:space="preserve">This week’s items 1 to 4 were on the calendar by mid-afternoon 10/6. The full</w:t>
+      </w:r>
+      <w:r>
+        <w:rPr>
+          <w:rFonts w:ascii="Franklin Gothic Book" w:hAnsi="Franklin Gothic Book" w:cs="Franklin Gothic Book" w:eastAsia="Franklin Gothic Book"/>
+        </w:rPr>
+        <w:t xml:space="preserve"> </w:t>
+      </w:r>
+      <w:r>
+        <w:rPr>
+          <w:rFonts w:ascii="Franklin Gothic Book" w:hAnsi="Franklin Gothic Book" w:cs="Franklin Gothic Book" w:eastAsia="Franklin Gothic Book"/>
+        </w:rPr>
+        <w:t xml:space="preserve">“From 10/12 on”</w:t>
+      </w:r>
+      <w:r>
+        <w:rPr>
+          <w:rFonts w:ascii="Franklin Gothic Book" w:hAnsi="Franklin Gothic Book" w:cs="Franklin Gothic Book" w:eastAsia="Franklin Gothic Book"/>
+        </w:rPr>
+        <w:t xml:space="preserve"> </w:t>
+      </w:r>
+      <w:r>
+        <w:rPr>
+          <w:rFonts w:ascii="Franklin Gothic Book" w:hAnsi="Franklin Gothic Book" w:cs="Franklin Gothic Book" w:eastAsia="Franklin Gothic Book"/>
+        </w:rPr>
+        <w:t xml:space="preserve">list below went in at 3:29 PM MT on 10/6: 48 events moved or renamed, Touch 1 Market Expansion added Mon 10/12, and the leftover Mon 11/2</w:t>
+      </w:r>
+      <w:r>
+        <w:rPr>
+          <w:rFonts w:ascii="Franklin Gothic Book" w:hAnsi="Franklin Gothic Book" w:cs="Franklin Gothic Book" w:eastAsia="Franklin Gothic Book"/>
+        </w:rPr>
+        <w:t xml:space="preserve"> </w:t>
+      </w:r>
+      <w:r>
+        <w:rPr>
+          <w:rFonts w:ascii="Franklin Gothic Book" w:hAnsi="Franklin Gothic Book" w:cs="Franklin Gothic Book" w:eastAsia="Franklin Gothic Book"/>
+        </w:rPr>
+        <w:t xml:space="preserve">“Touch 1 Revenue Intelligence”</w:t>
+      </w:r>
+      <w:r>
+        <w:rPr>
+          <w:rFonts w:ascii="Franklin Gothic Book" w:hAnsi="Franklin Gothic Book" w:cs="Franklin Gothic Book" w:eastAsia="Franklin Gothic Book"/>
+        </w:rPr>
+        <w:t xml:space="preserve"> </w:t>
+      </w:r>
+      <w:r>
+        <w:rPr>
+          <w:rFonts w:ascii="Franklin Gothic Book" w:hAnsi="Franklin Gothic Book" w:cs="Franklin Gothic Book" w:eastAsia="Franklin Gothic Book"/>
+        </w:rPr>
+        <w:t xml:space="preserve">removed (its session already sits on Fri 10/9). The SVT Touch 2 to 5 events were already gone. Every change read back by event ID. The past Mon 10/5 BT Touch 3 event was left in place. Calendar now holds 54 cadence sessions 10/6 to 11/19, plus that past one, and nothing after 11/19. New overlaps found: Mon 10/12 Touch 2 RI (11:30 to 1:00) runs 30 min into the Case Studies Sales session (12:30); Fri 11/13 Touch 2 Digital Marketing (10:00 to 11:30) sits on the Hyatt and Marriott owner meetings (9:30 to 11:30).</w:t>
+      </w:r>
+    </w:p>
+    <w:p>
+      <w:pPr>
+        <w:pStyle w:val="BodyText"/>
+      </w:pPr>
+      <w:r>
+        <w:rPr>
+          <w:rFonts w:ascii="Franklin Gothic Book" w:hAnsi="Franklin Gothic Book" w:cs="Franklin Gothic Book" w:eastAsia="Franklin Gothic Book"/>
+          <w:b/>
+          <w:bCs/>
+        </w:rPr>
+        <w:t xml:space="preserve">This week (10/5 to 10/9).</w:t>
+      </w:r>
+      <w:r>
+        <w:rPr>
+          <w:rFonts w:ascii="Franklin Gothic Book" w:hAnsi="Franklin Gothic Book" w:cs="Franklin Gothic Book" w:eastAsia="Franklin Gothic Book"/>
+        </w:rPr>
+        <w:t xml:space="preserve"> </w:t>
+      </w:r>
+      <w:r>
+        <w:rPr>
+          <w:rFonts w:ascii="Franklin Gothic Book" w:hAnsi="Franklin Gothic Book" w:cs="Franklin Gothic Book" w:eastAsia="Franklin Gothic Book"/>
+        </w:rPr>
+        <w:t xml:space="preserve">Not applied yet.</w:t>
+      </w:r>
+      <w:r>
+        <w:rPr>
+          <w:rFonts w:ascii="Franklin Gothic Book" w:hAnsi="Franklin Gothic Book" w:cs="Franklin Gothic Book" w:eastAsia="Franklin Gothic Book"/>
+        </w:rPr>
+        <w:t xml:space="preserve"> </w:t>
+      </w:r>
+      <w:r>
+        <w:rPr>
+          <w:rFonts w:ascii="Franklin Gothic Book" w:hAnsi="Franklin Gothic Book" w:cs="Franklin Gothic Book" w:eastAsia="Franklin Gothic Book"/>
+          <w:b/>
+          <w:bCs/>
+        </w:rPr>
+        <w:t xml:space="preserve">Correction (Kate, 2026.10.06): Janice can write to the calendar.</w:t>
+      </w:r>
+      <w:r>
+        <w:rPr>
+          <w:rFonts w:ascii="Franklin Gothic Book" w:hAnsi="Franklin Gothic Book" w:cs="Franklin Gothic Book" w:eastAsia="Franklin Gothic Book"/>
+        </w:rPr>
+        <w:t xml:space="preserve"> </w:t>
+      </w:r>
+      <w:r>
+        <w:rPr>
+          <w:rFonts w:ascii="Franklin Gothic Book" w:hAnsi="Franklin Gothic Book" w:cs="Franklin Gothic Book" w:eastAsia="Franklin Gothic Book"/>
+        </w:rPr>
+        <w:t xml:space="preserve">These are Janice’s to apply, not Kate’s. (The earlier line here said Janice had no working write tool. That was wrong.)</w:t>
+      </w:r>
+    </w:p>
+    <w:p>
+      <w:pPr>
+        <w:pStyle w:val="Compact"/>
+        <w:numPr>
+          <w:ilvl w:val="0"/>
+          <w:numId w:val="1002"/>
+        </w:numPr>
+      </w:pPr>
+      <w:r>
+        <w:rPr>
+          <w:rFonts w:ascii="Franklin Gothic Book" w:hAnsi="Franklin Gothic Book" w:cs="Franklin Gothic Book" w:eastAsia="Franklin Gothic Book"/>
+          <w:b/>
+          <w:bCs/>
+        </w:rPr>
+        <w:t xml:space="preserve">Wed 10/7, 7:30 to 9:00 PM MT</w:t>
+      </w:r>
+      <w:r>
+        <w:rPr>
+          <w:rFonts w:ascii="Franklin Gothic Book" w:hAnsi="Franklin Gothic Book" w:cs="Franklin Gothic Book" w:eastAsia="Franklin Gothic Book"/>
+        </w:rPr>
+        <w:t xml:space="preserve">,</w:t>
+      </w:r>
+      <w:r>
+        <w:rPr>
+          <w:rFonts w:ascii="Franklin Gothic Book" w:hAnsi="Franklin Gothic Book" w:cs="Franklin Gothic Book" w:eastAsia="Franklin Gothic Book"/>
+        </w:rPr>
+        <w:t xml:space="preserve"> </w:t>
+      </w:r>
+      <w:r>
+        <w:rPr>
+          <w:rFonts w:ascii="Franklin Gothic Book" w:hAnsi="Franklin Gothic Book" w:cs="Franklin Gothic Book" w:eastAsia="Franklin Gothic Book"/>
+        </w:rPr>
+        <w:t xml:space="preserve">“Zoho: Touch 2 Market Expansion”</w:t>
+      </w:r>
+      <w:r>
+        <w:rPr>
+          <w:rFonts w:ascii="Franklin Gothic Book" w:hAnsi="Franklin Gothic Book" w:cs="Franklin Gothic Book" w:eastAsia="Franklin Gothic Book"/>
+        </w:rPr>
+        <w:t xml:space="preserve">: rename to</w:t>
+      </w:r>
+      <w:r>
+        <w:rPr>
+          <w:rFonts w:ascii="Franklin Gothic Book" w:hAnsi="Franklin Gothic Book" w:cs="Franklin Gothic Book" w:eastAsia="Franklin Gothic Book"/>
+        </w:rPr>
+        <w:t xml:space="preserve"> </w:t>
+      </w:r>
+      <w:r>
+        <w:rPr>
+          <w:rFonts w:ascii="Franklin Gothic Book" w:hAnsi="Franklin Gothic Book" w:cs="Franklin Gothic Book" w:eastAsia="Franklin Gothic Book"/>
+          <w:b/>
+          <w:bCs/>
+        </w:rPr>
+        <w:t xml:space="preserve">“Zoho: Build Revenue Intelligence”</w:t>
+      </w:r>
+      <w:r>
+        <w:rPr>
+          <w:rFonts w:ascii="Franklin Gothic Book" w:hAnsi="Franklin Gothic Book" w:cs="Franklin Gothic Book" w:eastAsia="Franklin Gothic Book"/>
+        </w:rPr>
+        <w:t xml:space="preserve">. Same time. Note: 13 contacts, exclude the 3 McKinsey contacts, build all 5 steps.</w:t>
+      </w:r>
+    </w:p>
+    <w:p>
+      <w:pPr>
+        <w:pStyle w:val="Compact"/>
+        <w:numPr>
+          <w:ilvl w:val="0"/>
+          <w:numId w:val="1002"/>
+        </w:numPr>
+      </w:pPr>
+      <w:r>
+        <w:rPr>
+          <w:rFonts w:ascii="Franklin Gothic Book" w:hAnsi="Franklin Gothic Book" w:cs="Franklin Gothic Book" w:eastAsia="Franklin Gothic Book"/>
+          <w:b/>
+          <w:bCs/>
+        </w:rPr>
+        <w:t xml:space="preserve">Thu 10/8, 10:00 to 11:30 AM MT</w:t>
+      </w:r>
+      <w:r>
+        <w:rPr>
+          <w:rFonts w:ascii="Franklin Gothic Book" w:hAnsi="Franklin Gothic Book" w:cs="Franklin Gothic Book" w:eastAsia="Franklin Gothic Book"/>
+        </w:rPr>
+        <w:t xml:space="preserve">,</w:t>
+      </w:r>
+      <w:r>
+        <w:rPr>
+          <w:rFonts w:ascii="Franklin Gothic Book" w:hAnsi="Franklin Gothic Book" w:cs="Franklin Gothic Book" w:eastAsia="Franklin Gothic Book"/>
+        </w:rPr>
+        <w:t xml:space="preserve"> </w:t>
+      </w:r>
+      <w:r>
+        <w:rPr>
+          <w:rFonts w:ascii="Franklin Gothic Book" w:hAnsi="Franklin Gothic Book" w:cs="Franklin Gothic Book" w:eastAsia="Franklin Gothic Book"/>
+        </w:rPr>
+        <w:t xml:space="preserve">“Zoho: Touch 1 Site Visit Targeting”</w:t>
+      </w:r>
+      <w:r>
+        <w:rPr>
+          <w:rFonts w:ascii="Franklin Gothic Book" w:hAnsi="Franklin Gothic Book" w:cs="Franklin Gothic Book" w:eastAsia="Franklin Gothic Book"/>
+        </w:rPr>
+        <w:t xml:space="preserve">: rename to</w:t>
+      </w:r>
+      <w:r>
+        <w:rPr>
+          <w:rFonts w:ascii="Franklin Gothic Book" w:hAnsi="Franklin Gothic Book" w:cs="Franklin Gothic Book" w:eastAsia="Franklin Gothic Book"/>
+        </w:rPr>
+        <w:t xml:space="preserve"> </w:t>
+      </w:r>
+      <w:r>
+        <w:rPr>
+          <w:rFonts w:ascii="Franklin Gothic Book" w:hAnsi="Franklin Gothic Book" w:cs="Franklin Gothic Book" w:eastAsia="Franklin Gothic Book"/>
+          <w:b/>
+          <w:bCs/>
+        </w:rPr>
+        <w:t xml:space="preserve">“Zoho: Touch 3 Business Transformation”</w:t>
+      </w:r>
+      <w:r>
+        <w:rPr>
+          <w:rFonts w:ascii="Franklin Gothic Book" w:hAnsi="Franklin Gothic Book" w:cs="Franklin Gothic Book" w:eastAsia="Franklin Gothic Book"/>
+        </w:rPr>
+        <w:t xml:space="preserve">. Same time. Note: Stage 3</w:t>
+      </w:r>
+      <w:r>
+        <w:rPr>
+          <w:rFonts w:ascii="Franklin Gothic Book" w:hAnsi="Franklin Gothic Book" w:cs="Franklin Gothic Book" w:eastAsia="Franklin Gothic Book"/>
+        </w:rPr>
+        <w:t xml:space="preserve"> </w:t>
+      </w:r>
+      <w:r>
+        <w:rPr>
+          <w:rFonts w:ascii="Franklin Gothic Book" w:hAnsi="Franklin Gothic Book" w:cs="Franklin Gothic Book" w:eastAsia="Franklin Gothic Book"/>
+        </w:rPr>
+        <w:t xml:space="preserve">“navigator”</w:t>
+      </w:r>
+      <w:r>
+        <w:rPr>
+          <w:rFonts w:ascii="Franklin Gothic Book" w:hAnsi="Franklin Gothic Book" w:cs="Franklin Gothic Book" w:eastAsia="Franklin Gothic Book"/>
+        </w:rPr>
+        <w:t xml:space="preserve"> </w:t>
+      </w:r>
+      <w:r>
+        <w:rPr>
+          <w:rFonts w:ascii="Franklin Gothic Book" w:hAnsi="Franklin Gothic Book" w:cs="Franklin Gothic Book" w:eastAsia="Franklin Gothic Book"/>
+        </w:rPr>
+        <w:t xml:space="preserve">message.</w:t>
+      </w:r>
+    </w:p>
+    <w:p>
+      <w:pPr>
+        <w:pStyle w:val="Compact"/>
+        <w:numPr>
+          <w:ilvl w:val="0"/>
+          <w:numId w:val="1002"/>
+        </w:numPr>
+      </w:pPr>
+      <w:r>
+        <w:rPr>
+          <w:rFonts w:ascii="Franklin Gothic Book" w:hAnsi="Franklin Gothic Book" w:cs="Franklin Gothic Book" w:eastAsia="Franklin Gothic Book"/>
+          <w:b/>
+          <w:bCs/>
+        </w:rPr>
+        <w:t xml:space="preserve">Mon 11/2, 10:00 to 11:30 AM MT</w:t>
+      </w:r>
+      <w:r>
+        <w:rPr>
+          <w:rFonts w:ascii="Franklin Gothic Book" w:hAnsi="Franklin Gothic Book" w:cs="Franklin Gothic Book" w:eastAsia="Franklin Gothic Book"/>
+        </w:rPr>
+        <w:t xml:space="preserve">,</w:t>
+      </w:r>
+      <w:r>
+        <w:rPr>
+          <w:rFonts w:ascii="Franklin Gothic Book" w:hAnsi="Franklin Gothic Book" w:cs="Franklin Gothic Book" w:eastAsia="Franklin Gothic Book"/>
+        </w:rPr>
+        <w:t xml:space="preserve"> </w:t>
+      </w:r>
+      <w:r>
+        <w:rPr>
+          <w:rFonts w:ascii="Franklin Gothic Book" w:hAnsi="Franklin Gothic Book" w:cs="Franklin Gothic Book" w:eastAsia="Franklin Gothic Book"/>
+        </w:rPr>
+        <w:t xml:space="preserve">“Zoho: Touch 1 Revenue Intelligence”</w:t>
+      </w:r>
+      <w:r>
+        <w:rPr>
+          <w:rFonts w:ascii="Franklin Gothic Book" w:hAnsi="Franklin Gothic Book" w:cs="Franklin Gothic Book" w:eastAsia="Franklin Gothic Book"/>
+        </w:rPr>
+        <w:t xml:space="preserve">: move to</w:t>
+      </w:r>
+      <w:r>
+        <w:rPr>
+          <w:rFonts w:ascii="Franklin Gothic Book" w:hAnsi="Franklin Gothic Book" w:cs="Franklin Gothic Book" w:eastAsia="Franklin Gothic Book"/>
+        </w:rPr>
+        <w:t xml:space="preserve"> </w:t>
+      </w:r>
+      <w:r>
+        <w:rPr>
+          <w:rFonts w:ascii="Franklin Gothic Book" w:hAnsi="Franklin Gothic Book" w:cs="Franklin Gothic Book" w:eastAsia="Franklin Gothic Book"/>
+          <w:b/>
+          <w:bCs/>
+        </w:rPr>
+        <w:t xml:space="preserve">Fri 10/9, 11:05 AM to 12:30 PM MT</w:t>
+      </w:r>
+      <w:r>
+        <w:rPr>
+          <w:rFonts w:ascii="Franklin Gothic Book" w:hAnsi="Franklin Gothic Book" w:cs="Franklin Gothic Book" w:eastAsia="Franklin Gothic Book"/>
+        </w:rPr>
+        <w:t xml:space="preserve"> </w:t>
+      </w:r>
+      <w:r>
+        <w:rPr>
+          <w:rFonts w:ascii="Franklin Gothic Book" w:hAnsi="Franklin Gothic Book" w:cs="Franklin Gothic Book" w:eastAsia="Franklin Gothic Book"/>
+        </w:rPr>
+        <w:t xml:space="preserve">(12:05 to 1:30 PM CT), after the 10:45 Zoho Bookings slot.</w:t>
+      </w:r>
+    </w:p>
+    <w:p>
+      <w:pPr>
+        <w:pStyle w:val="Compact"/>
+        <w:numPr>
+          <w:ilvl w:val="0"/>
+          <w:numId w:val="1002"/>
+        </w:numPr>
+      </w:pPr>
+      <w:r>
+        <w:rPr>
+          <w:rFonts w:ascii="Franklin Gothic Book" w:hAnsi="Franklin Gothic Book" w:cs="Franklin Gothic Book" w:eastAsia="Franklin Gothic Book"/>
+          <w:b/>
+          <w:bCs/>
+        </w:rPr>
+        <w:t xml:space="preserve">Fri 10/9: add</w:t>
+      </w:r>
+      <w:r>
+        <w:rPr>
+          <w:rFonts w:ascii="Franklin Gothic Book" w:hAnsi="Franklin Gothic Book" w:cs="Franklin Gothic Book" w:eastAsia="Franklin Gothic Book"/>
+          <w:b/>
+          <w:bCs/>
+        </w:rPr>
+        <w:t xml:space="preserve"> </w:t>
+      </w:r>
+      <w:r>
+        <w:rPr>
+          <w:rFonts w:ascii="Franklin Gothic Book" w:hAnsi="Franklin Gothic Book" w:cs="Franklin Gothic Book" w:eastAsia="Franklin Gothic Book"/>
+          <w:b/>
+          <w:bCs/>
+        </w:rPr>
+        <w:t xml:space="preserve">“Zoho: Build Market Expansion”</w:t>
+      </w:r>
+      <w:r>
+        <w:rPr>
+          <w:rFonts w:ascii="Franklin Gothic Book" w:hAnsi="Franklin Gothic Book" w:cs="Franklin Gothic Book" w:eastAsia="Franklin Gothic Book"/>
+        </w:rPr>
+        <w:t xml:space="preserve">, 1:30 to 3:00 PM MT (2:30 to 4:00 PM CT), after Hotel Evolution. Strength at 5:30 MT stays clear.</w:t>
+      </w:r>
+    </w:p>
+    <w:p>
+      <w:pPr>
+        <w:pStyle w:val="Compact"/>
+        <w:numPr>
+          <w:ilvl w:val="0"/>
+          <w:numId w:val="1002"/>
+        </w:numPr>
+      </w:pPr>
+      <w:r>
+        <w:rPr>
+          <w:rFonts w:ascii="Franklin Gothic Book" w:hAnsi="Franklin Gothic Book" w:cs="Franklin Gothic Book" w:eastAsia="Franklin Gothic Book"/>
+          <w:b/>
+          <w:bCs/>
+        </w:rPr>
+        <w:t xml:space="preserve">Mon 10/5, 11:30 AM to 1:00 PM MT</w:t>
+      </w:r>
+      <w:r>
+        <w:rPr>
+          <w:rFonts w:ascii="Franklin Gothic Book" w:hAnsi="Franklin Gothic Book" w:cs="Franklin Gothic Book" w:eastAsia="Franklin Gothic Book"/>
+        </w:rPr>
+        <w:t xml:space="preserve">,</w:t>
+      </w:r>
+      <w:r>
+        <w:rPr>
+          <w:rFonts w:ascii="Franklin Gothic Book" w:hAnsi="Franklin Gothic Book" w:cs="Franklin Gothic Book" w:eastAsia="Franklin Gothic Book"/>
+        </w:rPr>
+        <w:t xml:space="preserve"> </w:t>
+      </w:r>
+      <w:r>
+        <w:rPr>
+          <w:rFonts w:ascii="Franklin Gothic Book" w:hAnsi="Franklin Gothic Book" w:cs="Franklin Gothic Book" w:eastAsia="Franklin Gothic Book"/>
+        </w:rPr>
+        <w:t xml:space="preserve">“Zoho: Touch 3 Business Transformation”</w:t>
+      </w:r>
+      <w:r>
+        <w:rPr>
+          <w:rFonts w:ascii="Franklin Gothic Book" w:hAnsi="Franklin Gothic Book" w:cs="Franklin Gothic Book" w:eastAsia="Franklin Gothic Book"/>
+        </w:rPr>
+        <w:t xml:space="preserve">: now in the past and moved to Thu 10/8. Delete it or leave it; nothing depends on it.</w:t>
+      </w:r>
+    </w:p>
+    <w:p>
+      <w:pPr>
+        <w:pStyle w:val="Compact"/>
+        <w:numPr>
+          <w:ilvl w:val="0"/>
+          <w:numId w:val="1002"/>
+        </w:numPr>
+      </w:pPr>
+      <w:r>
+        <w:rPr>
+          <w:rFonts w:ascii="Franklin Gothic Book" w:hAnsi="Franklin Gothic Book" w:cs="Franklin Gothic Book" w:eastAsia="Franklin Gothic Book"/>
+        </w:rPr>
+        <w:t xml:space="preserve">Tue 10/6</w:t>
+      </w:r>
+      <w:r>
+        <w:rPr>
+          <w:rFonts w:ascii="Franklin Gothic Book" w:hAnsi="Franklin Gothic Book" w:cs="Franklin Gothic Book" w:eastAsia="Franklin Gothic Book"/>
+        </w:rPr>
+        <w:t xml:space="preserve"> </w:t>
+      </w:r>
+      <w:r>
+        <w:rPr>
+          <w:rFonts w:ascii="Franklin Gothic Book" w:hAnsi="Franklin Gothic Book" w:cs="Franklin Gothic Book" w:eastAsia="Franklin Gothic Book"/>
+        </w:rPr>
+        <w:t xml:space="preserve">“Zoho: Touch 3 Sales Intelligence”</w:t>
+      </w:r>
+      <w:r>
+        <w:rPr>
+          <w:rFonts w:ascii="Franklin Gothic Book" w:hAnsi="Franklin Gothic Book" w:cs="Franklin Gothic Book" w:eastAsia="Franklin Gothic Book"/>
+        </w:rPr>
+        <w:t xml:space="preserve"> </w:t>
+      </w:r>
+      <w:r>
+        <w:rPr>
+          <w:rFonts w:ascii="Franklin Gothic Book" w:hAnsi="Franklin Gothic Book" w:cs="Franklin Gothic Book" w:eastAsia="Franklin Gothic Book"/>
+        </w:rPr>
+        <w:t xml:space="preserve">stays as is.</w:t>
+      </w:r>
+    </w:p>
+    <w:p>
+      <w:pPr>
+        <w:pStyle w:val="FirstParagraph"/>
+      </w:pPr>
+      <w:r>
+        <w:rPr>
+          <w:rFonts w:ascii="Franklin Gothic Book" w:hAnsi="Franklin Gothic Book" w:cs="Franklin Gothic Book" w:eastAsia="Franklin Gothic Book"/>
+          <w:b/>
+          <w:bCs/>
+        </w:rPr>
+        <w:t xml:space="preserve">From 10/12 on.</w:t>
+      </w:r>
+      <w:r>
+        <w:rPr>
+          <w:rFonts w:ascii="Franklin Gothic Book" w:hAnsi="Franklin Gothic Book" w:cs="Franklin Gothic Book" w:eastAsia="Franklin Gothic Book"/>
+        </w:rPr>
+        <w:t xml:space="preserve"> </w:t>
+      </w:r>
+      <w:r>
+        <w:rPr>
+          <w:rFonts w:ascii="Franklin Gothic Book" w:hAnsi="Franklin Gothic Book" w:cs="Franklin Gothic Book" w:eastAsia="Franklin Gothic Book"/>
+        </w:rPr>
+        <w:t xml:space="preserve">Default times: Mon, Tue, Thu and Fri at 10:00 to 11:30 AM MT, second session 11:30 AM to 1:00 PM MT; Wednesdays at 11:30 AM to 1:00 PM MT, second session 1:00 to 2:30 PM MT (the Flying Horse weekly revenue meeting sits at 10:30). Adjusted around the meetings Jack named. These slots were checked against the cadence events and the named meetings only, not every other event on each day, so Janice re-checks each week before Kate moves it.</w:t>
+      </w:r>
+    </w:p>
+    <w:p>
+      <w:pPr>
+        <w:pStyle w:val="BodyText"/>
+      </w:pPr>
+      <w:r>
+        <w:rPr>
+          <w:rFonts w:ascii="Franklin Gothic Book" w:hAnsi="Franklin Gothic Book" w:cs="Franklin Gothic Book" w:eastAsia="Franklin Gothic Book"/>
+        </w:rPr>
+        <w:t xml:space="preserve">Delete (Site Visit Targeting is a router, no Touch 2 to 5):</w:t>
+      </w:r>
+      <w:r>
+        <w:rPr>
+          <w:rFonts w:ascii="Franklin Gothic Book" w:hAnsi="Franklin Gothic Book" w:cs="Franklin Gothic Book" w:eastAsia="Franklin Gothic Book"/>
+        </w:rPr>
+        <w:t xml:space="preserve"> </w:t>
+      </w:r>
+      <w:r>
+        <w:rPr>
+          <w:rFonts w:ascii="Franklin Gothic Book" w:hAnsi="Franklin Gothic Book" w:cs="Franklin Gothic Book" w:eastAsia="Franklin Gothic Book"/>
+        </w:rPr>
+        <w:t xml:space="preserve">- Thu 10/15 Touch 2 SVT, Thu 10/22 Touch 3 SVT, Tue 10/27 Touch 4 SVT, Wed 10/28 Touch 5 SVT.</w:t>
+      </w:r>
+      <w:r>
+        <w:rPr>
+          <w:rFonts w:ascii="Franklin Gothic Book" w:hAnsi="Franklin Gothic Book" w:cs="Franklin Gothic Book" w:eastAsia="Franklin Gothic Book"/>
+        </w:rPr>
+        <w:t xml:space="preserve"> </w:t>
+      </w:r>
+      <w:r>
+        <w:rPr>
+          <w:rFonts w:ascii="Franklin Gothic Book" w:hAnsi="Franklin Gothic Book" w:cs="Franklin Gothic Book" w:eastAsia="Franklin Gothic Book"/>
+        </w:rPr>
+        <w:t xml:space="preserve">- Thu 10/8 Touch 1 SVT is reused above, not deleted.</w:t>
+      </w:r>
+    </w:p>
+    <w:p>
+      <w:pPr>
+        <w:pStyle w:val="BodyText"/>
+      </w:pPr>
+      <w:r>
+        <w:rPr>
+          <w:rFonts w:ascii="Franklin Gothic Book" w:hAnsi="Franklin Gothic Book" w:cs="Franklin Gothic Book" w:eastAsia="Franklin Gothic Book"/>
+        </w:rPr>
+        <w:t xml:space="preserve">Add:</w:t>
+      </w:r>
+      <w:r>
+        <w:rPr>
+          <w:rFonts w:ascii="Franklin Gothic Book" w:hAnsi="Franklin Gothic Book" w:cs="Franklin Gothic Book" w:eastAsia="Franklin Gothic Book"/>
+        </w:rPr>
+        <w:t xml:space="preserve"> </w:t>
+      </w:r>
+      <w:r>
+        <w:rPr>
+          <w:rFonts w:ascii="Franklin Gothic Book" w:hAnsi="Franklin Gothic Book" w:cs="Franklin Gothic Book" w:eastAsia="Franklin Gothic Book"/>
+        </w:rPr>
+        <w:t xml:space="preserve">- Mon 10/12, 9:30 to 11:00 AM MT:</w:t>
+      </w:r>
+      <w:r>
+        <w:rPr>
+          <w:rFonts w:ascii="Franklin Gothic Book" w:hAnsi="Franklin Gothic Book" w:cs="Franklin Gothic Book" w:eastAsia="Franklin Gothic Book"/>
+        </w:rPr>
+        <w:t xml:space="preserve"> </w:t>
+      </w:r>
+      <w:r>
+        <w:rPr>
+          <w:rFonts w:ascii="Franklin Gothic Book" w:hAnsi="Franklin Gothic Book" w:cs="Franklin Gothic Book" w:eastAsia="Franklin Gothic Book"/>
+          <w:b/>
+          <w:bCs/>
+        </w:rPr>
+        <w:t xml:space="preserve">Touch 1 Market Expansion</w:t>
+      </w:r>
+      <w:r>
+        <w:rPr>
+          <w:rFonts w:ascii="Franklin Gothic Book" w:hAnsi="Franklin Gothic Book" w:cs="Franklin Gothic Book" w:eastAsia="Franklin Gothic Book"/>
+        </w:rPr>
+        <w:t xml:space="preserve"> </w:t>
+      </w:r>
+      <w:r>
+        <w:rPr>
+          <w:rFonts w:ascii="Franklin Gothic Book" w:hAnsi="Franklin Gothic Book" w:cs="Franklin Gothic Book" w:eastAsia="Franklin Gothic Book"/>
+        </w:rPr>
+        <w:t xml:space="preserve">(Wylie call 11:00 to 11:30).</w:t>
+      </w:r>
+    </w:p>
+    <w:p>
+      <w:pPr>
+        <w:pStyle w:val="BodyText"/>
+      </w:pPr>
+      <w:r>
+        <w:rPr>
+          <w:rFonts w:ascii="Franklin Gothic Book" w:hAnsi="Franklin Gothic Book" w:cs="Franklin Gothic Book" w:eastAsia="Franklin Gothic Book"/>
+        </w:rPr>
+        <w:t xml:space="preserve">Move or rename (old event, then new date and time):</w:t>
+      </w:r>
+    </w:p>
+    <w:tbl>
+      <w:tblPr>
+        <w:tblStyle w:val="Table"/>
+        <w:tblLayout w:type="fixed"/>
+        <w:tblLook w:firstRow="1" w:lastRow="0" w:firstColumn="0" w:lastColumn="0" w:noHBand="0" w:noVBand="0" w:val="0020"/>
+        <w:tblBorders>
+          <w:top w:val="single" w:sz="4" w:color="A0A1A2"/>
+          <w:left w:val="single" w:sz="4" w:color="A0A1A2"/>
+          <w:bottom w:val="single" w:sz="4" w:color="A0A1A2"/>
+          <w:right w:val="single" w:sz="4" w:color="A0A1A2"/>
+          <w:insideH w:val="single" w:sz="4" w:color="A0A1A2"/>
+          <w:insideV w:val="single" w:sz="4" w:color="A0A1A2"/>
+        </w:tblBorders>
+        <w:tblW w:w="5000" w:type="pct"/>
+      </w:tblPr>
+      <w:tblGrid>
+        <w:gridCol w:w="3960"/>
+        <w:gridCol w:w="3960"/>
+      </w:tblGrid>
+      <w:tr>
+        <w:trPr>
+          <w:tblHeader w:val="on"/>
+        </w:trPr>
+        <w:tc>
+          <w:tcPr>
+            <w:shd w:val="clear" w:color="auto" w:fill="B52372"/>
+          </w:tcPr>
+          <w:p>
+            <w:pPr>
+              <w:pStyle w:val="Compact"/>
+            </w:pPr>
+            <w:r>
+              <w:rPr>
+                <w:rFonts w:ascii="Franklin Gothic Book" w:hAnsi="Franklin Gothic Book" w:cs="Franklin Gothic Book" w:eastAsia="Franklin Gothic Book"/>
+                <w:b/>
+                <w:color w:val="FFFFFF"/>
+              </w:rPr>
+              <w:t xml:space="preserve">Old event</w:t>
+            </w:r>
+          </w:p>
+        </w:tc>
+        <w:tc>
+          <w:tcPr>
+            <w:shd w:val="clear" w:color="auto" w:fill="B52372"/>
+          </w:tcPr>
+          <w:p>
+            <w:pPr>
+              <w:pStyle w:val="Compact"/>
+            </w:pPr>
+            <w:r>
+              <w:rPr>
+                <w:rFonts w:ascii="Franklin Gothic Book" w:hAnsi="Franklin Gothic Book" w:cs="Franklin Gothic Book" w:eastAsia="Franklin Gothic Book"/>
+                <w:b/>
+                <w:color w:val="FFFFFF"/>
+              </w:rPr>
+              <w:t xml:space="preserve">New date and time (MT)</w:t>
+            </w:r>
+          </w:p>
+        </w:tc>
+      </w:tr>
+      <w:tr>
+        <w:tc>
+          <w:tcPr/>
+          <w:p>
+            <w:pPr>
+              <w:pStyle w:val="Compact"/>
+            </w:pPr>
+            <w:r>
+              <w:rPr>
+                <w:rFonts w:ascii="Franklin Gothic Book" w:hAnsi="Franklin Gothic Book" w:cs="Franklin Gothic Book" w:eastAsia="Franklin Gothic Book"/>
+              </w:rPr>
+              <w:t xml:space="preserve">Build Revenue Intelligence, Thu 10/29</w:t>
+            </w:r>
+          </w:p>
+        </w:tc>
+        <w:tc>
+          <w:tcPr/>
+          <w:p>
+            <w:pPr>
+              <w:pStyle w:val="Compact"/>
+            </w:pPr>
+            <w:r>
+              <w:rPr>
+                <w:rFonts w:ascii="Franklin Gothic Book" w:hAnsi="Franklin Gothic Book" w:cs="Franklin Gothic Book" w:eastAsia="Franklin Gothic Book"/>
+              </w:rPr>
+              <w:t xml:space="preserve">Rename to</w:t>
+            </w:r>
+            <w:r>
+              <w:rPr>
+                <w:rFonts w:ascii="Franklin Gothic Book" w:hAnsi="Franklin Gothic Book" w:cs="Franklin Gothic Book" w:eastAsia="Franklin Gothic Book"/>
+              </w:rPr>
+              <w:t xml:space="preserve"> </w:t>
+            </w:r>
+            <w:r>
+              <w:rPr>
+                <w:rFonts w:ascii="Franklin Gothic Book" w:hAnsi="Franklin Gothic Book" w:cs="Franklin Gothic Book" w:eastAsia="Franklin Gothic Book"/>
+                <w:b/>
+                <w:bCs/>
+              </w:rPr>
+              <w:t xml:space="preserve">Touch 2 Market Expansion</w:t>
+            </w:r>
+            <w:r>
+              <w:rPr>
+                <w:rFonts w:ascii="Franklin Gothic Book" w:hAnsi="Franklin Gothic Book" w:cs="Franklin Gothic Book" w:eastAsia="Franklin Gothic Book"/>
+              </w:rPr>
+              <w:t xml:space="preserve">, Tue 10/13, 10:00 to 11:30 (Hyatt overlaps; one session that day)</w:t>
+            </w:r>
+          </w:p>
+        </w:tc>
+      </w:tr>
+      <w:tr>
+        <w:tc>
+          <w:tcPr/>
+          <w:p>
+            <w:pPr>
+              <w:pStyle w:val="Compact"/>
+            </w:pPr>
+            <w:r>
+              <w:rPr>
+                <w:rFonts w:ascii="Franklin Gothic Book" w:hAnsi="Franklin Gothic Book" w:cs="Franklin Gothic Book" w:eastAsia="Franklin Gothic Book"/>
+              </w:rPr>
+              <w:t xml:space="preserve">Touch 2 Revenue Intelligence, Tue 11/3</w:t>
+            </w:r>
+          </w:p>
+        </w:tc>
+        <w:tc>
+          <w:tcPr/>
+          <w:p>
+            <w:pPr>
+              <w:pStyle w:val="Compact"/>
+            </w:pPr>
+            <w:r>
+              <w:rPr>
+                <w:rFonts w:ascii="Franklin Gothic Book" w:hAnsi="Franklin Gothic Book" w:cs="Franklin Gothic Book" w:eastAsia="Franklin Gothic Book"/>
+              </w:rPr>
+              <w:t xml:space="preserve">Mon 10/12, 11:30 AM to 1:00 PM, plus the RI switch-on checklist</w:t>
+            </w:r>
+          </w:p>
+        </w:tc>
+      </w:tr>
+      <w:tr>
+        <w:tc>
+          <w:tcPr/>
+          <w:p>
+            <w:pPr>
+              <w:pStyle w:val="Compact"/>
+            </w:pPr>
+            <w:r>
+              <w:rPr>
+                <w:rFonts w:ascii="Franklin Gothic Book" w:hAnsi="Franklin Gothic Book" w:cs="Franklin Gothic Book" w:eastAsia="Franklin Gothic Book"/>
+              </w:rPr>
+              <w:t xml:space="preserve">Touch 4 Business Transformation, Mon 10/12</w:t>
+            </w:r>
+          </w:p>
+        </w:tc>
+        <w:tc>
+          <w:tcPr/>
+          <w:p>
+            <w:pPr>
+              <w:pStyle w:val="Compact"/>
+            </w:pPr>
+            <w:r>
+              <w:rPr>
+                <w:rFonts w:ascii="Franklin Gothic Book" w:hAnsi="Franklin Gothic Book" w:cs="Franklin Gothic Book" w:eastAsia="Franklin Gothic Book"/>
+              </w:rPr>
+              <w:t xml:space="preserve">Wed 10/14, 11:30 AM to 1:00 PM</w:t>
+            </w:r>
+          </w:p>
+        </w:tc>
+      </w:tr>
+      <w:tr>
+        <w:tc>
+          <w:tcPr/>
+          <w:p>
+            <w:pPr>
+              <w:pStyle w:val="Compact"/>
+            </w:pPr>
+            <w:r>
+              <w:rPr>
+                <w:rFonts w:ascii="Franklin Gothic Book" w:hAnsi="Franklin Gothic Book" w:cs="Franklin Gothic Book" w:eastAsia="Franklin Gothic Book"/>
+              </w:rPr>
+              <w:t xml:space="preserve">Touch 4 Sales Intelligence, Tue 10/13</w:t>
+            </w:r>
+          </w:p>
+        </w:tc>
+        <w:tc>
+          <w:tcPr/>
+          <w:p>
+            <w:pPr>
+              <w:pStyle w:val="Compact"/>
+            </w:pPr>
+            <w:r>
+              <w:rPr>
+                <w:rFonts w:ascii="Franklin Gothic Book" w:hAnsi="Franklin Gothic Book" w:cs="Franklin Gothic Book" w:eastAsia="Franklin Gothic Book"/>
+              </w:rPr>
+              <w:t xml:space="preserve">Wed 10/14, 1:00 to 2:30 PM</w:t>
+            </w:r>
+          </w:p>
+        </w:tc>
+      </w:tr>
+      <w:tr>
+        <w:tc>
+          <w:tcPr/>
+          <w:p>
+            <w:pPr>
+              <w:pStyle w:val="Compact"/>
+            </w:pPr>
+            <w:r>
+              <w:rPr>
+                <w:rFonts w:ascii="Franklin Gothic Book" w:hAnsi="Franklin Gothic Book" w:cs="Franklin Gothic Book" w:eastAsia="Franklin Gothic Book"/>
+              </w:rPr>
+              <w:t xml:space="preserve">Touch 3 Revenue Intelligence, Wed 11/4</w:t>
+            </w:r>
+          </w:p>
+        </w:tc>
+        <w:tc>
+          <w:tcPr/>
+          <w:p>
+            <w:pPr>
+              <w:pStyle w:val="Compact"/>
+            </w:pPr>
+            <w:r>
+              <w:rPr>
+                <w:rFonts w:ascii="Franklin Gothic Book" w:hAnsi="Franklin Gothic Book" w:cs="Franklin Gothic Book" w:eastAsia="Franklin Gothic Book"/>
+              </w:rPr>
+              <w:t xml:space="preserve">Thu 10/15, 10:00 to 11:30 AM</w:t>
+            </w:r>
+          </w:p>
+        </w:tc>
+      </w:tr>
+      <w:tr>
+        <w:tc>
+          <w:tcPr/>
+          <w:p>
+            <w:pPr>
+              <w:pStyle w:val="Compact"/>
+            </w:pPr>
+            <w:r>
+              <w:rPr>
+                <w:rFonts w:ascii="Franklin Gothic Book" w:hAnsi="Franklin Gothic Book" w:cs="Franklin Gothic Book" w:eastAsia="Franklin Gothic Book"/>
+              </w:rPr>
+              <w:t xml:space="preserve">Touch 3 Market Expansion, Wed 10/14</w:t>
+            </w:r>
+          </w:p>
+        </w:tc>
+        <w:tc>
+          <w:tcPr/>
+          <w:p>
+            <w:pPr>
+              <w:pStyle w:val="Compact"/>
+            </w:pPr>
+            <w:r>
+              <w:rPr>
+                <w:rFonts w:ascii="Franklin Gothic Book" w:hAnsi="Franklin Gothic Book" w:cs="Franklin Gothic Book" w:eastAsia="Franklin Gothic Book"/>
+              </w:rPr>
+              <w:t xml:space="preserve">Thu 10/15, 11:30 AM to 1:00 PM</w:t>
+            </w:r>
+          </w:p>
+        </w:tc>
+      </w:tr>
+      <w:tr>
+        <w:tc>
+          <w:tcPr/>
+          <w:p>
+            <w:pPr>
+              <w:pStyle w:val="Compact"/>
+            </w:pPr>
+            <w:r>
+              <w:rPr>
+                <w:rFonts w:ascii="Franklin Gothic Book" w:hAnsi="Franklin Gothic Book" w:cs="Franklin Gothic Book" w:eastAsia="Franklin Gothic Book"/>
+              </w:rPr>
+              <w:t xml:space="preserve">Build Sales Transformation, Wed 11/25</w:t>
+            </w:r>
+          </w:p>
+        </w:tc>
+        <w:tc>
+          <w:tcPr/>
+          <w:p>
+            <w:pPr>
+              <w:pStyle w:val="Compact"/>
+            </w:pPr>
+            <w:r>
+              <w:rPr>
+                <w:rFonts w:ascii="Franklin Gothic Book" w:hAnsi="Franklin Gothic Book" w:cs="Franklin Gothic Book" w:eastAsia="Franklin Gothic Book"/>
+              </w:rPr>
+              <w:t xml:space="preserve">Fri 10/16, 10:00 to 11:30 AM</w:t>
+            </w:r>
+          </w:p>
+        </w:tc>
+      </w:tr>
+      <w:tr>
+        <w:tc>
+          <w:tcPr/>
+          <w:p>
+            <w:pPr>
+              <w:pStyle w:val="Compact"/>
+            </w:pPr>
+            <w:r>
+              <w:rPr>
+                <w:rFonts w:ascii="Franklin Gothic Book" w:hAnsi="Franklin Gothic Book" w:cs="Franklin Gothic Book" w:eastAsia="Franklin Gothic Book"/>
+              </w:rPr>
+              <w:t xml:space="preserve">Build Revenue Management, Mon 12/21</w:t>
+            </w:r>
+          </w:p>
+        </w:tc>
+        <w:tc>
+          <w:tcPr/>
+          <w:p>
+            <w:pPr>
+              <w:pStyle w:val="Compact"/>
+            </w:pPr>
+            <w:r>
+              <w:rPr>
+                <w:rFonts w:ascii="Franklin Gothic Book" w:hAnsi="Franklin Gothic Book" w:cs="Franklin Gothic Book" w:eastAsia="Franklin Gothic Book"/>
+              </w:rPr>
+              <w:t xml:space="preserve">Mon 10/19, 10:00 to 11:30 AM</w:t>
+            </w:r>
+          </w:p>
+        </w:tc>
+      </w:tr>
+      <w:tr>
+        <w:tc>
+          <w:tcPr/>
+          <w:p>
+            <w:pPr>
+              <w:pStyle w:val="Compact"/>
+            </w:pPr>
+            <w:r>
+              <w:rPr>
+                <w:rFonts w:ascii="Franklin Gothic Book" w:hAnsi="Franklin Gothic Book" w:cs="Franklin Gothic Book" w:eastAsia="Franklin Gothic Book"/>
+              </w:rPr>
+              <w:t xml:space="preserve">Touch 1 Sales Transformation, Thu 11/26</w:t>
+            </w:r>
+          </w:p>
+        </w:tc>
+        <w:tc>
+          <w:tcPr/>
+          <w:p>
+            <w:pPr>
+              <w:pStyle w:val="Compact"/>
+            </w:pPr>
+            <w:r>
+              <w:rPr>
+                <w:rFonts w:ascii="Franklin Gothic Book" w:hAnsi="Franklin Gothic Book" w:cs="Franklin Gothic Book" w:eastAsia="Franklin Gothic Book"/>
+              </w:rPr>
+              <w:t xml:space="preserve">Mon 10/19, 11:30 AM to 1:00 PM</w:t>
+            </w:r>
+          </w:p>
+        </w:tc>
+      </w:tr>
+      <w:tr>
+        <w:tc>
+          <w:tcPr/>
+          <w:p>
+            <w:pPr>
+              <w:pStyle w:val="Compact"/>
+            </w:pPr>
+            <w:r>
+              <w:rPr>
+                <w:rFonts w:ascii="Franklin Gothic Book" w:hAnsi="Franklin Gothic Book" w:cs="Franklin Gothic Book" w:eastAsia="Franklin Gothic Book"/>
+              </w:rPr>
+              <w:t xml:space="preserve">Touch 5 Business Transformation, Mon 10/19</w:t>
+            </w:r>
+          </w:p>
+        </w:tc>
+        <w:tc>
+          <w:tcPr/>
+          <w:p>
+            <w:pPr>
+              <w:pStyle w:val="Compact"/>
+            </w:pPr>
+            <w:r>
+              <w:rPr>
+                <w:rFonts w:ascii="Franklin Gothic Book" w:hAnsi="Franklin Gothic Book" w:cs="Franklin Gothic Book" w:eastAsia="Franklin Gothic Book"/>
+              </w:rPr>
+              <w:t xml:space="preserve">Tue 10/20, 10:00 to 11:30 AM</w:t>
+            </w:r>
+          </w:p>
+        </w:tc>
+      </w:tr>
+      <w:tr>
+        <w:tc>
+          <w:tcPr/>
+          <w:p>
+            <w:pPr>
+              <w:pStyle w:val="Compact"/>
+            </w:pPr>
+            <w:r>
+              <w:rPr>
+                <w:rFonts w:ascii="Franklin Gothic Book" w:hAnsi="Franklin Gothic Book" w:cs="Franklin Gothic Book" w:eastAsia="Franklin Gothic Book"/>
+              </w:rPr>
+              <w:t xml:space="preserve">Touch 1 Revenue Management, Mon 12/21</w:t>
+            </w:r>
+          </w:p>
+        </w:tc>
+        <w:tc>
+          <w:tcPr/>
+          <w:p>
+            <w:pPr>
+              <w:pStyle w:val="Compact"/>
+            </w:pPr>
+            <w:r>
+              <w:rPr>
+                <w:rFonts w:ascii="Franklin Gothic Book" w:hAnsi="Franklin Gothic Book" w:cs="Franklin Gothic Book" w:eastAsia="Franklin Gothic Book"/>
+              </w:rPr>
+              <w:t xml:space="preserve">Tue 10/20, 11:30 AM to 1:00 PM</w:t>
+            </w:r>
+          </w:p>
+        </w:tc>
+      </w:tr>
+      <w:tr>
+        <w:tc>
+          <w:tcPr/>
+          <w:p>
+            <w:pPr>
+              <w:pStyle w:val="Compact"/>
+            </w:pPr>
+            <w:r>
+              <w:rPr>
+                <w:rFonts w:ascii="Franklin Gothic Book" w:hAnsi="Franklin Gothic Book" w:cs="Franklin Gothic Book" w:eastAsia="Franklin Gothic Book"/>
+              </w:rPr>
+              <w:t xml:space="preserve">Touch 5 Sales Intelligence, Tue 10/20</w:t>
+            </w:r>
+          </w:p>
+        </w:tc>
+        <w:tc>
+          <w:tcPr/>
+          <w:p>
+            <w:pPr>
+              <w:pStyle w:val="Compact"/>
+            </w:pPr>
+            <w:r>
+              <w:rPr>
+                <w:rFonts w:ascii="Franklin Gothic Book" w:hAnsi="Franklin Gothic Book" w:cs="Franklin Gothic Book" w:eastAsia="Franklin Gothic Book"/>
+              </w:rPr>
+              <w:t xml:space="preserve">Wed 10/21, 12:00 to 1:30 PM (Flying Horse and O’Rourke at 11:30)</w:t>
+            </w:r>
+          </w:p>
+        </w:tc>
+      </w:tr>
+      <w:tr>
+        <w:tc>
+          <w:tcPr/>
+          <w:p>
+            <w:pPr>
+              <w:pStyle w:val="Compact"/>
+            </w:pPr>
+            <w:r>
+              <w:rPr>
+                <w:rFonts w:ascii="Franklin Gothic Book" w:hAnsi="Franklin Gothic Book" w:cs="Franklin Gothic Book" w:eastAsia="Franklin Gothic Book"/>
+              </w:rPr>
+              <w:t xml:space="preserve">Touch 4 Revenue Intelligence, Thu 11/5</w:t>
+            </w:r>
+          </w:p>
+        </w:tc>
+        <w:tc>
+          <w:tcPr/>
+          <w:p>
+            <w:pPr>
+              <w:pStyle w:val="Compact"/>
+            </w:pPr>
+            <w:r>
+              <w:rPr>
+                <w:rFonts w:ascii="Franklin Gothic Book" w:hAnsi="Franklin Gothic Book" w:cs="Franklin Gothic Book" w:eastAsia="Franklin Gothic Book"/>
+              </w:rPr>
+              <w:t xml:space="preserve">Wed 10/21, 1:30 to 3:00 PM</w:t>
+            </w:r>
+          </w:p>
+        </w:tc>
+      </w:tr>
+      <w:tr>
+        <w:tc>
+          <w:tcPr/>
+          <w:p>
+            <w:pPr>
+              <w:pStyle w:val="Compact"/>
+            </w:pPr>
+            <w:r>
+              <w:rPr>
+                <w:rFonts w:ascii="Franklin Gothic Book" w:hAnsi="Franklin Gothic Book" w:cs="Franklin Gothic Book" w:eastAsia="Franklin Gothic Book"/>
+              </w:rPr>
+              <w:t xml:space="preserve">Touch 4 Market Expansion, Wed 10/21</w:t>
+            </w:r>
+          </w:p>
+        </w:tc>
+        <w:tc>
+          <w:tcPr/>
+          <w:p>
+            <w:pPr>
+              <w:pStyle w:val="Compact"/>
+            </w:pPr>
+            <w:r>
+              <w:rPr>
+                <w:rFonts w:ascii="Franklin Gothic Book" w:hAnsi="Franklin Gothic Book" w:cs="Franklin Gothic Book" w:eastAsia="Franklin Gothic Book"/>
+              </w:rPr>
+              <w:t xml:space="preserve">Thu 10/22, 10:00 to 11:30 AM</w:t>
+            </w:r>
+          </w:p>
+        </w:tc>
+      </w:tr>
+      <w:tr>
+        <w:tc>
+          <w:tcPr/>
+          <w:p>
+            <w:pPr>
+              <w:pStyle w:val="Compact"/>
+            </w:pPr>
+            <w:r>
+              <w:rPr>
+                <w:rFonts w:ascii="Franklin Gothic Book" w:hAnsi="Franklin Gothic Book" w:cs="Franklin Gothic Book" w:eastAsia="Franklin Gothic Book"/>
+              </w:rPr>
+              <w:t xml:space="preserve">Touch 2 Sales Transformation, Thu 11/26</w:t>
+            </w:r>
+          </w:p>
+        </w:tc>
+        <w:tc>
+          <w:tcPr/>
+          <w:p>
+            <w:pPr>
+              <w:pStyle w:val="Compact"/>
+            </w:pPr>
+            <w:r>
+              <w:rPr>
+                <w:rFonts w:ascii="Franklin Gothic Book" w:hAnsi="Franklin Gothic Book" w:cs="Franklin Gothic Book" w:eastAsia="Franklin Gothic Book"/>
+              </w:rPr>
+              <w:t xml:space="preserve">Thu 10/22, 11:30 AM to 1:00 PM</w:t>
+            </w:r>
+          </w:p>
+        </w:tc>
+      </w:tr>
+      <w:tr>
+        <w:tc>
+          <w:tcPr/>
+          <w:p>
+            <w:pPr>
+              <w:pStyle w:val="Compact"/>
+            </w:pPr>
+            <w:r>
+              <w:rPr>
+                <w:rFonts w:ascii="Franklin Gothic Book" w:hAnsi="Franklin Gothic Book" w:cs="Franklin Gothic Book" w:eastAsia="Franklin Gothic Book"/>
+              </w:rPr>
+              <w:t xml:space="preserve">Touch 2 Revenue Management, Tue 12/22</w:t>
+            </w:r>
+          </w:p>
+        </w:tc>
+        <w:tc>
+          <w:tcPr/>
+          <w:p>
+            <w:pPr>
+              <w:pStyle w:val="Compact"/>
+            </w:pPr>
+            <w:r>
+              <w:rPr>
+                <w:rFonts w:ascii="Franklin Gothic Book" w:hAnsi="Franklin Gothic Book" w:cs="Franklin Gothic Book" w:eastAsia="Franklin Gothic Book"/>
+              </w:rPr>
+              <w:t xml:space="preserve">Fri 10/23, 10:00 to 11:30 AM</w:t>
+            </w:r>
+          </w:p>
+        </w:tc>
+      </w:tr>
+      <w:tr>
+        <w:tc>
+          <w:tcPr/>
+          <w:p>
+            <w:pPr>
+              <w:pStyle w:val="Compact"/>
+            </w:pPr>
+            <w:r>
+              <w:rPr>
+                <w:rFonts w:ascii="Franklin Gothic Book" w:hAnsi="Franklin Gothic Book" w:cs="Franklin Gothic Book" w:eastAsia="Franklin Gothic Book"/>
+              </w:rPr>
+              <w:t xml:space="preserve">Touch 5 Revenue Intelligence, Mon 11/9</w:t>
+            </w:r>
+          </w:p>
+        </w:tc>
+        <w:tc>
+          <w:tcPr/>
+          <w:p>
+            <w:pPr>
+              <w:pStyle w:val="Compact"/>
+            </w:pPr>
+            <w:r>
+              <w:rPr>
+                <w:rFonts w:ascii="Franklin Gothic Book" w:hAnsi="Franklin Gothic Book" w:cs="Franklin Gothic Book" w:eastAsia="Franklin Gothic Book"/>
+              </w:rPr>
+              <w:t xml:space="preserve">Mon 10/26, 10:30 AM to 12:00 PM (Kate &amp; Do 9:30 to 10:30)</w:t>
+            </w:r>
+          </w:p>
+        </w:tc>
+      </w:tr>
+      <w:tr>
+        <w:tc>
+          <w:tcPr/>
+          <w:p>
+            <w:pPr>
+              <w:pStyle w:val="Compact"/>
+            </w:pPr>
+            <w:r>
+              <w:rPr>
+                <w:rFonts w:ascii="Franklin Gothic Book" w:hAnsi="Franklin Gothic Book" w:cs="Franklin Gothic Book" w:eastAsia="Franklin Gothic Book"/>
+              </w:rPr>
+              <w:t xml:space="preserve">Touch 5 Market Expansion, Mon 10/26</w:t>
+            </w:r>
+          </w:p>
+        </w:tc>
+        <w:tc>
+          <w:tcPr/>
+          <w:p>
+            <w:pPr>
+              <w:pStyle w:val="Compact"/>
+            </w:pPr>
+            <w:r>
+              <w:rPr>
+                <w:rFonts w:ascii="Franklin Gothic Book" w:hAnsi="Franklin Gothic Book" w:cs="Franklin Gothic Book" w:eastAsia="Franklin Gothic Book"/>
+              </w:rPr>
+              <w:t xml:space="preserve">Mon 10/26, 12:00 to 1:30 PM</w:t>
+            </w:r>
+          </w:p>
+        </w:tc>
+      </w:tr>
+      <w:tr>
+        <w:tc>
+          <w:tcPr/>
+          <w:p>
+            <w:pPr>
+              <w:pStyle w:val="Compact"/>
+            </w:pPr>
+            <w:r>
+              <w:rPr>
+                <w:rFonts w:ascii="Franklin Gothic Book" w:hAnsi="Franklin Gothic Book" w:cs="Franklin Gothic Book" w:eastAsia="Franklin Gothic Book"/>
+              </w:rPr>
+              <w:t xml:space="preserve">Touch 3 Sales Transformation, Fri 11/27</w:t>
+            </w:r>
+          </w:p>
+        </w:tc>
+        <w:tc>
+          <w:tcPr/>
+          <w:p>
+            <w:pPr>
+              <w:pStyle w:val="Compact"/>
+            </w:pPr>
+            <w:r>
+              <w:rPr>
+                <w:rFonts w:ascii="Franklin Gothic Book" w:hAnsi="Franklin Gothic Book" w:cs="Franklin Gothic Book" w:eastAsia="Franklin Gothic Book"/>
+              </w:rPr>
+              <w:t xml:space="preserve">Tue 10/27, 10:00 to 11:30 AM</w:t>
+            </w:r>
+          </w:p>
+        </w:tc>
+      </w:tr>
+      <w:tr>
+        <w:tc>
+          <w:tcPr/>
+          <w:p>
+            <w:pPr>
+              <w:pStyle w:val="Compact"/>
+            </w:pPr>
+            <w:r>
+              <w:rPr>
+                <w:rFonts w:ascii="Franklin Gothic Book" w:hAnsi="Franklin Gothic Book" w:cs="Franklin Gothic Book" w:eastAsia="Franklin Gothic Book"/>
+              </w:rPr>
+              <w:t xml:space="preserve">Touch 3 Revenue Management, Tue 12/22</w:t>
+            </w:r>
+          </w:p>
+        </w:tc>
+        <w:tc>
+          <w:tcPr/>
+          <w:p>
+            <w:pPr>
+              <w:pStyle w:val="Compact"/>
+            </w:pPr>
+            <w:r>
+              <w:rPr>
+                <w:rFonts w:ascii="Franklin Gothic Book" w:hAnsi="Franklin Gothic Book" w:cs="Franklin Gothic Book" w:eastAsia="Franklin Gothic Book"/>
+              </w:rPr>
+              <w:t xml:space="preserve">Tue 10/27, 11:30 AM to 1:00 PM</w:t>
+            </w:r>
+          </w:p>
+        </w:tc>
+      </w:tr>
+      <w:tr>
+        <w:tc>
+          <w:tcPr/>
+          <w:p>
+            <w:pPr>
+              <w:pStyle w:val="Compact"/>
+            </w:pPr>
+            <w:r>
+              <w:rPr>
+                <w:rFonts w:ascii="Franklin Gothic Book" w:hAnsi="Franklin Gothic Book" w:cs="Franklin Gothic Book" w:eastAsia="Franklin Gothic Book"/>
+              </w:rPr>
+              <w:t xml:space="preserve">Build Sales Performance Management, Thu 11/19</w:t>
+            </w:r>
+          </w:p>
+        </w:tc>
+        <w:tc>
+          <w:tcPr/>
+          <w:p>
+            <w:pPr>
+              <w:pStyle w:val="Compact"/>
+            </w:pPr>
+            <w:r>
+              <w:rPr>
+                <w:rFonts w:ascii="Franklin Gothic Book" w:hAnsi="Franklin Gothic Book" w:cs="Franklin Gothic Book" w:eastAsia="Franklin Gothic Book"/>
+              </w:rPr>
+              <w:t xml:space="preserve">Wed 10/28, 11:30 AM to 1:00 PM</w:t>
+            </w:r>
+          </w:p>
+        </w:tc>
+      </w:tr>
+      <w:tr>
+        <w:tc>
+          <w:tcPr/>
+          <w:p>
+            <w:pPr>
+              <w:pStyle w:val="Compact"/>
+            </w:pPr>
+            <w:r>
+              <w:rPr>
+                <w:rFonts w:ascii="Franklin Gothic Book" w:hAnsi="Franklin Gothic Book" w:cs="Franklin Gothic Book" w:eastAsia="Franklin Gothic Book"/>
+              </w:rPr>
+              <w:t xml:space="preserve">Build B2B Marketing, Mon 11/30</w:t>
+            </w:r>
+          </w:p>
+        </w:tc>
+        <w:tc>
+          <w:tcPr/>
+          <w:p>
+            <w:pPr>
+              <w:pStyle w:val="Compact"/>
+            </w:pPr>
+            <w:r>
+              <w:rPr>
+                <w:rFonts w:ascii="Franklin Gothic Book" w:hAnsi="Franklin Gothic Book" w:cs="Franklin Gothic Book" w:eastAsia="Franklin Gothic Book"/>
+              </w:rPr>
+              <w:t xml:space="preserve">Wed 10/28, 1:00 to 2:30 PM</w:t>
+            </w:r>
+          </w:p>
+        </w:tc>
+      </w:tr>
+      <w:tr>
+        <w:tc>
+          <w:tcPr/>
+          <w:p>
+            <w:pPr>
+              <w:pStyle w:val="Compact"/>
+            </w:pPr>
+            <w:r>
+              <w:rPr>
+                <w:rFonts w:ascii="Franklin Gothic Book" w:hAnsi="Franklin Gothic Book" w:cs="Franklin Gothic Book" w:eastAsia="Franklin Gothic Book"/>
+              </w:rPr>
+              <w:t xml:space="preserve">Touch 1 Sales Performance Management, Mon 11/23</w:t>
+            </w:r>
+          </w:p>
+        </w:tc>
+        <w:tc>
+          <w:tcPr/>
+          <w:p>
+            <w:pPr>
+              <w:pStyle w:val="Compact"/>
+            </w:pPr>
+            <w:r>
+              <w:rPr>
+                <w:rFonts w:ascii="Franklin Gothic Book" w:hAnsi="Franklin Gothic Book" w:cs="Franklin Gothic Book" w:eastAsia="Franklin Gothic Book"/>
+              </w:rPr>
+              <w:t xml:space="preserve">Thu 10/29, 10:00 to 11:30 AM</w:t>
+            </w:r>
+          </w:p>
+        </w:tc>
+      </w:tr>
+      <w:tr>
+        <w:tc>
+          <w:tcPr/>
+          <w:p>
+            <w:pPr>
+              <w:pStyle w:val="Compact"/>
+            </w:pPr>
+            <w:r>
+              <w:rPr>
+                <w:rFonts w:ascii="Franklin Gothic Book" w:hAnsi="Franklin Gothic Book" w:cs="Franklin Gothic Book" w:eastAsia="Franklin Gothic Book"/>
+              </w:rPr>
+              <w:t xml:space="preserve">Touch 1 B2B Marketing, Tue 12/1</w:t>
+            </w:r>
+          </w:p>
+        </w:tc>
+        <w:tc>
+          <w:tcPr/>
+          <w:p>
+            <w:pPr>
+              <w:pStyle w:val="Compact"/>
+            </w:pPr>
+            <w:r>
+              <w:rPr>
+                <w:rFonts w:ascii="Franklin Gothic Book" w:hAnsi="Franklin Gothic Book" w:cs="Franklin Gothic Book" w:eastAsia="Franklin Gothic Book"/>
+              </w:rPr>
+              <w:t xml:space="preserve">Thu 10/29, 11:30 AM to 1:00 PM</w:t>
+            </w:r>
+          </w:p>
+        </w:tc>
+      </w:tr>
+      <w:tr>
+        <w:tc>
+          <w:tcPr/>
+          <w:p>
+            <w:pPr>
+              <w:pStyle w:val="Compact"/>
+            </w:pPr>
+            <w:r>
+              <w:rPr>
+                <w:rFonts w:ascii="Franklin Gothic Book" w:hAnsi="Franklin Gothic Book" w:cs="Franklin Gothic Book" w:eastAsia="Franklin Gothic Book"/>
+              </w:rPr>
+              <w:t xml:space="preserve">Touch 4 Sales Transformation, Fri 11/27</w:t>
+            </w:r>
+          </w:p>
+        </w:tc>
+        <w:tc>
+          <w:tcPr/>
+          <w:p>
+            <w:pPr>
+              <w:pStyle w:val="Compact"/>
+            </w:pPr>
+            <w:r>
+              <w:rPr>
+                <w:rFonts w:ascii="Franklin Gothic Book" w:hAnsi="Franklin Gothic Book" w:cs="Franklin Gothic Book" w:eastAsia="Franklin Gothic Book"/>
+              </w:rPr>
+              <w:t xml:space="preserve">Fri 10/30, 10:00 to 11:30 AM</w:t>
+            </w:r>
+          </w:p>
+        </w:tc>
+      </w:tr>
+      <w:tr>
+        <w:tc>
+          <w:tcPr/>
+          <w:p>
+            <w:pPr>
+              <w:pStyle w:val="Compact"/>
+            </w:pPr>
+            <w:r>
+              <w:rPr>
+                <w:rFonts w:ascii="Franklin Gothic Book" w:hAnsi="Franklin Gothic Book" w:cs="Franklin Gothic Book" w:eastAsia="Franklin Gothic Book"/>
+              </w:rPr>
+              <w:t xml:space="preserve">Touch 4 Revenue Management, Wed 12/23</w:t>
+            </w:r>
+          </w:p>
+        </w:tc>
+        <w:tc>
+          <w:tcPr/>
+          <w:p>
+            <w:pPr>
+              <w:pStyle w:val="Compact"/>
+            </w:pPr>
+            <w:r>
+              <w:rPr>
+                <w:rFonts w:ascii="Franklin Gothic Book" w:hAnsi="Franklin Gothic Book" w:cs="Franklin Gothic Book" w:eastAsia="Franklin Gothic Book"/>
+              </w:rPr>
+              <w:t xml:space="preserve">Mon 11/2, 10:00 to 11:30 AM</w:t>
+            </w:r>
+          </w:p>
+        </w:tc>
+      </w:tr>
+      <w:tr>
+        <w:tc>
+          <w:tcPr/>
+          <w:p>
+            <w:pPr>
+              <w:pStyle w:val="Compact"/>
+            </w:pPr>
+            <w:r>
+              <w:rPr>
+                <w:rFonts w:ascii="Franklin Gothic Book" w:hAnsi="Franklin Gothic Book" w:cs="Franklin Gothic Book" w:eastAsia="Franklin Gothic Book"/>
+              </w:rPr>
+              <w:t xml:space="preserve">Touch 5 Sales Transformation, Fri 11/27</w:t>
+            </w:r>
+          </w:p>
+        </w:tc>
+        <w:tc>
+          <w:tcPr/>
+          <w:p>
+            <w:pPr>
+              <w:pStyle w:val="Compact"/>
+            </w:pPr>
+            <w:r>
+              <w:rPr>
+                <w:rFonts w:ascii="Franklin Gothic Book" w:hAnsi="Franklin Gothic Book" w:cs="Franklin Gothic Book" w:eastAsia="Franklin Gothic Book"/>
+              </w:rPr>
+              <w:t xml:space="preserve">Mon 11/2, 11:30 AM to 1:00 PM</w:t>
+            </w:r>
+          </w:p>
+        </w:tc>
+      </w:tr>
+      <w:tr>
+        <w:tc>
+          <w:tcPr/>
+          <w:p>
+            <w:pPr>
+              <w:pStyle w:val="Compact"/>
+            </w:pPr>
+            <w:r>
+              <w:rPr>
+                <w:rFonts w:ascii="Franklin Gothic Book" w:hAnsi="Franklin Gothic Book" w:cs="Franklin Gothic Book" w:eastAsia="Franklin Gothic Book"/>
+              </w:rPr>
+              <w:t xml:space="preserve">Touch 5 Revenue Management, Wed 12/23</w:t>
+            </w:r>
+          </w:p>
+        </w:tc>
+        <w:tc>
+          <w:tcPr/>
+          <w:p>
+            <w:pPr>
+              <w:pStyle w:val="Compact"/>
+            </w:pPr>
+            <w:r>
+              <w:rPr>
+                <w:rFonts w:ascii="Franklin Gothic Book" w:hAnsi="Franklin Gothic Book" w:cs="Franklin Gothic Book" w:eastAsia="Franklin Gothic Book"/>
+              </w:rPr>
+              <w:t xml:space="preserve">Tue 11/3, 10:00 to 11:30 AM</w:t>
+            </w:r>
+          </w:p>
+        </w:tc>
+      </w:tr>
+      <w:tr>
+        <w:tc>
+          <w:tcPr/>
+          <w:p>
+            <w:pPr>
+              <w:pStyle w:val="Compact"/>
+            </w:pPr>
+            <w:r>
+              <w:rPr>
+                <w:rFonts w:ascii="Franklin Gothic Book" w:hAnsi="Franklin Gothic Book" w:cs="Franklin Gothic Book" w:eastAsia="Franklin Gothic Book"/>
+              </w:rPr>
+              <w:t xml:space="preserve">Touch 2 Sales Performance Management, Mon 11/23</w:t>
+            </w:r>
+          </w:p>
+        </w:tc>
+        <w:tc>
+          <w:tcPr/>
+          <w:p>
+            <w:pPr>
+              <w:pStyle w:val="Compact"/>
+            </w:pPr>
+            <w:r>
+              <w:rPr>
+                <w:rFonts w:ascii="Franklin Gothic Book" w:hAnsi="Franklin Gothic Book" w:cs="Franklin Gothic Book" w:eastAsia="Franklin Gothic Book"/>
+              </w:rPr>
+              <w:t xml:space="preserve">Tue 11/3, 11:30 AM to 1:00 PM</w:t>
+            </w:r>
+          </w:p>
+        </w:tc>
+      </w:tr>
+      <w:tr>
+        <w:tc>
+          <w:tcPr/>
+          <w:p>
+            <w:pPr>
+              <w:pStyle w:val="Compact"/>
+            </w:pPr>
+            <w:r>
+              <w:rPr>
+                <w:rFonts w:ascii="Franklin Gothic Book" w:hAnsi="Franklin Gothic Book" w:cs="Franklin Gothic Book" w:eastAsia="Franklin Gothic Book"/>
+              </w:rPr>
+              <w:t xml:space="preserve">Touch 2 B2B Marketing, Wed 12/2</w:t>
+            </w:r>
+          </w:p>
+        </w:tc>
+        <w:tc>
+          <w:tcPr/>
+          <w:p>
+            <w:pPr>
+              <w:pStyle w:val="Compact"/>
+            </w:pPr>
+            <w:r>
+              <w:rPr>
+                <w:rFonts w:ascii="Franklin Gothic Book" w:hAnsi="Franklin Gothic Book" w:cs="Franklin Gothic Book" w:eastAsia="Franklin Gothic Book"/>
+              </w:rPr>
+              <w:t xml:space="preserve">Wed 11/4, 11:30 AM to 1:00 PM</w:t>
+            </w:r>
+          </w:p>
+        </w:tc>
+      </w:tr>
+      <w:tr>
+        <w:tc>
+          <w:tcPr/>
+          <w:p>
+            <w:pPr>
+              <w:pStyle w:val="Compact"/>
+            </w:pPr>
+            <w:r>
+              <w:rPr>
+                <w:rFonts w:ascii="Franklin Gothic Book" w:hAnsi="Franklin Gothic Book" w:cs="Franklin Gothic Book" w:eastAsia="Franklin Gothic Book"/>
+              </w:rPr>
+              <w:t xml:space="preserve">Touch 3 Sales Performance Management, Tue 11/24</w:t>
+            </w:r>
+          </w:p>
+        </w:tc>
+        <w:tc>
+          <w:tcPr/>
+          <w:p>
+            <w:pPr>
+              <w:pStyle w:val="Compact"/>
+            </w:pPr>
+            <w:r>
+              <w:rPr>
+                <w:rFonts w:ascii="Franklin Gothic Book" w:hAnsi="Franklin Gothic Book" w:cs="Franklin Gothic Book" w:eastAsia="Franklin Gothic Book"/>
+              </w:rPr>
+              <w:t xml:space="preserve">Wed 11/4, 1:00 to 2:30 PM</w:t>
+            </w:r>
+          </w:p>
+        </w:tc>
+      </w:tr>
+      <w:tr>
+        <w:tc>
+          <w:tcPr/>
+          <w:p>
+            <w:pPr>
+              <w:pStyle w:val="Compact"/>
+            </w:pPr>
+            <w:r>
+              <w:rPr>
+                <w:rFonts w:ascii="Franklin Gothic Book" w:hAnsi="Franklin Gothic Book" w:cs="Franklin Gothic Book" w:eastAsia="Franklin Gothic Book"/>
+              </w:rPr>
+              <w:t xml:space="preserve">Touch 3 B2B Marketing, Thu 12/3</w:t>
+            </w:r>
+          </w:p>
+        </w:tc>
+        <w:tc>
+          <w:tcPr/>
+          <w:p>
+            <w:pPr>
+              <w:pStyle w:val="Compact"/>
+            </w:pPr>
+            <w:r>
+              <w:rPr>
+                <w:rFonts w:ascii="Franklin Gothic Book" w:hAnsi="Franklin Gothic Book" w:cs="Franklin Gothic Book" w:eastAsia="Franklin Gothic Book"/>
+              </w:rPr>
+              <w:t xml:space="preserve">Thu 11/5, 10:00 to 11:30 AM</w:t>
+            </w:r>
+          </w:p>
+        </w:tc>
+      </w:tr>
+      <w:tr>
+        <w:tc>
+          <w:tcPr/>
+          <w:p>
+            <w:pPr>
+              <w:pStyle w:val="Compact"/>
+            </w:pPr>
+            <w:r>
+              <w:rPr>
+                <w:rFonts w:ascii="Franklin Gothic Book" w:hAnsi="Franklin Gothic Book" w:cs="Franklin Gothic Book" w:eastAsia="Franklin Gothic Book"/>
+              </w:rPr>
+              <w:t xml:space="preserve">Build Business Development, Tue 11/10</w:t>
+            </w:r>
+          </w:p>
+        </w:tc>
+        <w:tc>
+          <w:tcPr/>
+          <w:p>
+            <w:pPr>
+              <w:pStyle w:val="Compact"/>
+            </w:pPr>
+            <w:r>
+              <w:rPr>
+                <w:rFonts w:ascii="Franklin Gothic Book" w:hAnsi="Franklin Gothic Book" w:cs="Franklin Gothic Book" w:eastAsia="Franklin Gothic Book"/>
+              </w:rPr>
+              <w:t xml:space="preserve">Thu 11/5, 11:30 AM to 1:00 PM</w:t>
+            </w:r>
+          </w:p>
+        </w:tc>
+      </w:tr>
+      <w:tr>
+        <w:tc>
+          <w:tcPr/>
+          <w:p>
+            <w:pPr>
+              <w:pStyle w:val="Compact"/>
+            </w:pPr>
+            <w:r>
+              <w:rPr>
+                <w:rFonts w:ascii="Franklin Gothic Book" w:hAnsi="Franklin Gothic Book" w:cs="Franklin Gothic Book" w:eastAsia="Franklin Gothic Book"/>
+              </w:rPr>
+              <w:t xml:space="preserve">Build Digital Marketing, Wed 12/9</w:t>
+            </w:r>
+          </w:p>
+        </w:tc>
+        <w:tc>
+          <w:tcPr/>
+          <w:p>
+            <w:pPr>
+              <w:pStyle w:val="Compact"/>
+            </w:pPr>
+            <w:r>
+              <w:rPr>
+                <w:rFonts w:ascii="Franklin Gothic Book" w:hAnsi="Franklin Gothic Book" w:cs="Franklin Gothic Book" w:eastAsia="Franklin Gothic Book"/>
+              </w:rPr>
+              <w:t xml:space="preserve">Fri 11/6, 10:00 to 11:30 AM</w:t>
+            </w:r>
+          </w:p>
+        </w:tc>
+      </w:tr>
+      <w:tr>
+        <w:tc>
+          <w:tcPr/>
+          <w:p>
+            <w:pPr>
+              <w:pStyle w:val="Compact"/>
+            </w:pPr>
+            <w:r>
+              <w:rPr>
+                <w:rFonts w:ascii="Franklin Gothic Book" w:hAnsi="Franklin Gothic Book" w:cs="Franklin Gothic Book" w:eastAsia="Franklin Gothic Book"/>
+              </w:rPr>
+              <w:t xml:space="preserve">Touch 4 Sales Performance Management, Tue 11/24</w:t>
+            </w:r>
+          </w:p>
+        </w:tc>
+        <w:tc>
+          <w:tcPr/>
+          <w:p>
+            <w:pPr>
+              <w:pStyle w:val="Compact"/>
+            </w:pPr>
+            <w:r>
+              <w:rPr>
+                <w:rFonts w:ascii="Franklin Gothic Book" w:hAnsi="Franklin Gothic Book" w:cs="Franklin Gothic Book" w:eastAsia="Franklin Gothic Book"/>
+              </w:rPr>
+              <w:t xml:space="preserve">Mon 11/9, 10:30 AM to 12:00 PM (Wylie 10:00 to 10:30)</w:t>
+            </w:r>
+          </w:p>
+        </w:tc>
+      </w:tr>
+      <w:tr>
+        <w:tc>
+          <w:tcPr/>
+          <w:p>
+            <w:pPr>
+              <w:pStyle w:val="Compact"/>
+            </w:pPr>
+            <w:r>
+              <w:rPr>
+                <w:rFonts w:ascii="Franklin Gothic Book" w:hAnsi="Franklin Gothic Book" w:cs="Franklin Gothic Book" w:eastAsia="Franklin Gothic Book"/>
+              </w:rPr>
+              <w:t xml:space="preserve">Touch 4 B2B Marketing, Mon 12/7</w:t>
+            </w:r>
+          </w:p>
+        </w:tc>
+        <w:tc>
+          <w:tcPr/>
+          <w:p>
+            <w:pPr>
+              <w:pStyle w:val="Compact"/>
+            </w:pPr>
+            <w:r>
+              <w:rPr>
+                <w:rFonts w:ascii="Franklin Gothic Book" w:hAnsi="Franklin Gothic Book" w:cs="Franklin Gothic Book" w:eastAsia="Franklin Gothic Book"/>
+              </w:rPr>
+              <w:t xml:space="preserve">Mon 11/9, 12:00 to 1:30 PM</w:t>
+            </w:r>
+          </w:p>
+        </w:tc>
+      </w:tr>
+      <w:tr>
+        <w:tc>
+          <w:tcPr/>
+          <w:p>
+            <w:pPr>
+              <w:pStyle w:val="Compact"/>
+            </w:pPr>
+            <w:r>
+              <w:rPr>
+                <w:rFonts w:ascii="Franklin Gothic Book" w:hAnsi="Franklin Gothic Book" w:cs="Franklin Gothic Book" w:eastAsia="Franklin Gothic Book"/>
+              </w:rPr>
+              <w:t xml:space="preserve">Touch 1 Business Development, Wed 11/11</w:t>
+            </w:r>
+          </w:p>
+        </w:tc>
+        <w:tc>
+          <w:tcPr/>
+          <w:p>
+            <w:pPr>
+              <w:pStyle w:val="Compact"/>
+            </w:pPr>
+            <w:r>
+              <w:rPr>
+                <w:rFonts w:ascii="Franklin Gothic Book" w:hAnsi="Franklin Gothic Book" w:cs="Franklin Gothic Book" w:eastAsia="Franklin Gothic Book"/>
+              </w:rPr>
+              <w:t xml:space="preserve">Tue 11/10, 10:00 to 11:30 AM</w:t>
+            </w:r>
+          </w:p>
+        </w:tc>
+      </w:tr>
+      <w:tr>
+        <w:tc>
+          <w:tcPr/>
+          <w:p>
+            <w:pPr>
+              <w:pStyle w:val="Compact"/>
+            </w:pPr>
+            <w:r>
+              <w:rPr>
+                <w:rFonts w:ascii="Franklin Gothic Book" w:hAnsi="Franklin Gothic Book" w:cs="Franklin Gothic Book" w:eastAsia="Franklin Gothic Book"/>
+              </w:rPr>
+              <w:t xml:space="preserve">Touch 1 Digital Marketing, Thu 12/10</w:t>
+            </w:r>
+          </w:p>
+        </w:tc>
+        <w:tc>
+          <w:tcPr/>
+          <w:p>
+            <w:pPr>
+              <w:pStyle w:val="Compact"/>
+            </w:pPr>
+            <w:r>
+              <w:rPr>
+                <w:rFonts w:ascii="Franklin Gothic Book" w:hAnsi="Franklin Gothic Book" w:cs="Franklin Gothic Book" w:eastAsia="Franklin Gothic Book"/>
+              </w:rPr>
+              <w:t xml:space="preserve">Tue 11/10, 11:30 AM to 1:00 PM</w:t>
+            </w:r>
+          </w:p>
+        </w:tc>
+      </w:tr>
+      <w:tr>
+        <w:tc>
+          <w:tcPr/>
+          <w:p>
+            <w:pPr>
+              <w:pStyle w:val="Compact"/>
+            </w:pPr>
+            <w:r>
+              <w:rPr>
+                <w:rFonts w:ascii="Franklin Gothic Book" w:hAnsi="Franklin Gothic Book" w:cs="Franklin Gothic Book" w:eastAsia="Franklin Gothic Book"/>
+              </w:rPr>
+              <w:t xml:space="preserve">Touch 5 Sales Performance Management, Wed 11/25</w:t>
+            </w:r>
+          </w:p>
+        </w:tc>
+        <w:tc>
+          <w:tcPr/>
+          <w:p>
+            <w:pPr>
+              <w:pStyle w:val="Compact"/>
+            </w:pPr>
+            <w:r>
+              <w:rPr>
+                <w:rFonts w:ascii="Franklin Gothic Book" w:hAnsi="Franklin Gothic Book" w:cs="Franklin Gothic Book" w:eastAsia="Franklin Gothic Book"/>
+              </w:rPr>
+              <w:t xml:space="preserve">Wed 11/11, 11:30 AM to 1:00 PM</w:t>
+            </w:r>
+          </w:p>
+        </w:tc>
+      </w:tr>
+      <w:tr>
+        <w:tc>
+          <w:tcPr/>
+          <w:p>
+            <w:pPr>
+              <w:pStyle w:val="Compact"/>
+            </w:pPr>
+            <w:r>
+              <w:rPr>
+                <w:rFonts w:ascii="Franklin Gothic Book" w:hAnsi="Franklin Gothic Book" w:cs="Franklin Gothic Book" w:eastAsia="Franklin Gothic Book"/>
+              </w:rPr>
+              <w:t xml:space="preserve">Touch 5 B2B Marketing, Tue 12/8</w:t>
+            </w:r>
+          </w:p>
+        </w:tc>
+        <w:tc>
+          <w:tcPr/>
+          <w:p>
+            <w:pPr>
+              <w:pStyle w:val="Compact"/>
+            </w:pPr>
+            <w:r>
+              <w:rPr>
+                <w:rFonts w:ascii="Franklin Gothic Book" w:hAnsi="Franklin Gothic Book" w:cs="Franklin Gothic Book" w:eastAsia="Franklin Gothic Book"/>
+              </w:rPr>
+              <w:t xml:space="preserve">Wed 11/11, 1:00 to 2:30 PM</w:t>
+            </w:r>
+          </w:p>
+        </w:tc>
+      </w:tr>
+      <w:tr>
+        <w:tc>
+          <w:tcPr/>
+          <w:p>
+            <w:pPr>
+              <w:pStyle w:val="Compact"/>
+            </w:pPr>
+            <w:r>
+              <w:rPr>
+                <w:rFonts w:ascii="Franklin Gothic Book" w:hAnsi="Franklin Gothic Book" w:cs="Franklin Gothic Book" w:eastAsia="Franklin Gothic Book"/>
+              </w:rPr>
+              <w:t xml:space="preserve">Touch 2 Business Development, Thu 11/12</w:t>
+            </w:r>
+          </w:p>
+        </w:tc>
+        <w:tc>
+          <w:tcPr/>
+          <w:p>
+            <w:pPr>
+              <w:pStyle w:val="Compact"/>
+            </w:pPr>
+            <w:r>
+              <w:rPr>
+                <w:rFonts w:ascii="Franklin Gothic Book" w:hAnsi="Franklin Gothic Book" w:cs="Franklin Gothic Book" w:eastAsia="Franklin Gothic Book"/>
+              </w:rPr>
+              <w:t xml:space="preserve">No move. Thu 11/12, 10:00 to 11:30 AM (Hyatt; one session)</w:t>
+            </w:r>
+          </w:p>
+        </w:tc>
+      </w:tr>
+      <w:tr>
+        <w:tc>
+          <w:tcPr/>
+          <w:p>
+            <w:pPr>
+              <w:pStyle w:val="Compact"/>
+            </w:pPr>
+            <w:r>
+              <w:rPr>
+                <w:rFonts w:ascii="Franklin Gothic Book" w:hAnsi="Franklin Gothic Book" w:cs="Franklin Gothic Book" w:eastAsia="Franklin Gothic Book"/>
+              </w:rPr>
+              <w:t xml:space="preserve">Touch 2 Digital Marketing, Mon 12/14</w:t>
+            </w:r>
+          </w:p>
+        </w:tc>
+        <w:tc>
+          <w:tcPr/>
+          <w:p>
+            <w:pPr>
+              <w:pStyle w:val="Compact"/>
+            </w:pPr>
+            <w:r>
+              <w:rPr>
+                <w:rFonts w:ascii="Franklin Gothic Book" w:hAnsi="Franklin Gothic Book" w:cs="Franklin Gothic Book" w:eastAsia="Franklin Gothic Book"/>
+              </w:rPr>
+              <w:t xml:space="preserve">Fri 11/13, 10:00 to 11:30 AM</w:t>
+            </w:r>
+          </w:p>
+        </w:tc>
+      </w:tr>
+      <w:tr>
+        <w:tc>
+          <w:tcPr/>
+          <w:p>
+            <w:pPr>
+              <w:pStyle w:val="Compact"/>
+            </w:pPr>
+            <w:r>
+              <w:rPr>
+                <w:rFonts w:ascii="Franklin Gothic Book" w:hAnsi="Franklin Gothic Book" w:cs="Franklin Gothic Book" w:eastAsia="Franklin Gothic Book"/>
+              </w:rPr>
+              <w:t xml:space="preserve">Touch 3 Business Development, Mon 11/16</w:t>
+            </w:r>
+          </w:p>
+        </w:tc>
+        <w:tc>
+          <w:tcPr/>
+          <w:p>
+            <w:pPr>
+              <w:pStyle w:val="Compact"/>
+            </w:pPr>
+            <w:r>
+              <w:rPr>
+                <w:rFonts w:ascii="Franklin Gothic Book" w:hAnsi="Franklin Gothic Book" w:cs="Franklin Gothic Book" w:eastAsia="Franklin Gothic Book"/>
+              </w:rPr>
+              <w:t xml:space="preserve">No move. Mon 11/16, 10:00 to 11:30 AM</w:t>
+            </w:r>
+          </w:p>
+        </w:tc>
+      </w:tr>
+      <w:tr>
+        <w:tc>
+          <w:tcPr/>
+          <w:p>
+            <w:pPr>
+              <w:pStyle w:val="Compact"/>
+            </w:pPr>
+            <w:r>
+              <w:rPr>
+                <w:rFonts w:ascii="Franklin Gothic Book" w:hAnsi="Franklin Gothic Book" w:cs="Franklin Gothic Book" w:eastAsia="Franklin Gothic Book"/>
+              </w:rPr>
+              <w:t xml:space="preserve">Touch 3 Digital Marketing, Tue 12/15</w:t>
+            </w:r>
+          </w:p>
+        </w:tc>
+        <w:tc>
+          <w:tcPr/>
+          <w:p>
+            <w:pPr>
+              <w:pStyle w:val="Compact"/>
+            </w:pPr>
+            <w:r>
+              <w:rPr>
+                <w:rFonts w:ascii="Franklin Gothic Book" w:hAnsi="Franklin Gothic Book" w:cs="Franklin Gothic Book" w:eastAsia="Franklin Gothic Book"/>
+              </w:rPr>
+              <w:t xml:space="preserve">Mon 11/16, 11:30 AM to 1:00 PM</w:t>
+            </w:r>
+          </w:p>
+        </w:tc>
+      </w:tr>
+      <w:tr>
+        <w:tc>
+          <w:tcPr/>
+          <w:p>
+            <w:pPr>
+              <w:pStyle w:val="Compact"/>
+            </w:pPr>
+            <w:r>
+              <w:rPr>
+                <w:rFonts w:ascii="Franklin Gothic Book" w:hAnsi="Franklin Gothic Book" w:cs="Franklin Gothic Book" w:eastAsia="Franklin Gothic Book"/>
+              </w:rPr>
+              <w:t xml:space="preserve">Touch 4 Business Development, Tue 11/17</w:t>
+            </w:r>
+          </w:p>
+        </w:tc>
+        <w:tc>
+          <w:tcPr/>
+          <w:p>
+            <w:pPr>
+              <w:pStyle w:val="Compact"/>
+            </w:pPr>
+            <w:r>
+              <w:rPr>
+                <w:rFonts w:ascii="Franklin Gothic Book" w:hAnsi="Franklin Gothic Book" w:cs="Franklin Gothic Book" w:eastAsia="Franklin Gothic Book"/>
+              </w:rPr>
+              <w:t xml:space="preserve">No move. Tue 11/17, 10:00 to 11:30 AM</w:t>
+            </w:r>
+          </w:p>
+        </w:tc>
+      </w:tr>
+      <w:tr>
+        <w:tc>
+          <w:tcPr/>
+          <w:p>
+            <w:pPr>
+              <w:pStyle w:val="Compact"/>
+            </w:pPr>
+            <w:r>
+              <w:rPr>
+                <w:rFonts w:ascii="Franklin Gothic Book" w:hAnsi="Franklin Gothic Book" w:cs="Franklin Gothic Book" w:eastAsia="Franklin Gothic Book"/>
+              </w:rPr>
+              <w:t xml:space="preserve">Touch 4 Digital Marketing, Wed 12/16</w:t>
+            </w:r>
+          </w:p>
+        </w:tc>
+        <w:tc>
+          <w:tcPr/>
+          <w:p>
+            <w:pPr>
+              <w:pStyle w:val="Compact"/>
+            </w:pPr>
+            <w:r>
+              <w:rPr>
+                <w:rFonts w:ascii="Franklin Gothic Book" w:hAnsi="Franklin Gothic Book" w:cs="Franklin Gothic Book" w:eastAsia="Franklin Gothic Book"/>
+              </w:rPr>
+              <w:t xml:space="preserve">Tue 11/17, 11:30 AM to 1:00 PM</w:t>
+            </w:r>
+          </w:p>
+        </w:tc>
+      </w:tr>
+      <w:tr>
+        <w:tc>
+          <w:tcPr/>
+          <w:p>
+            <w:pPr>
+              <w:pStyle w:val="Compact"/>
+            </w:pPr>
+            <w:r>
+              <w:rPr>
+                <w:rFonts w:ascii="Franklin Gothic Book" w:hAnsi="Franklin Gothic Book" w:cs="Franklin Gothic Book" w:eastAsia="Franklin Gothic Book"/>
+              </w:rPr>
+              <w:t xml:space="preserve">Touch 5 Business Development, Wed 11/18</w:t>
+            </w:r>
+          </w:p>
+        </w:tc>
+        <w:tc>
+          <w:tcPr/>
+          <w:p>
+            <w:pPr>
+              <w:pStyle w:val="Compact"/>
+            </w:pPr>
+            <w:r>
+              <w:rPr>
+                <w:rFonts w:ascii="Franklin Gothic Book" w:hAnsi="Franklin Gothic Book" w:cs="Franklin Gothic Book" w:eastAsia="Franklin Gothic Book"/>
+              </w:rPr>
+              <w:t xml:space="preserve">No move. Wed 11/18, 12:00 to 1:30 PM (Flying Horse and O’Rourke at 11:30)</w:t>
+            </w:r>
+          </w:p>
+        </w:tc>
+      </w:tr>
+      <w:tr>
+        <w:tc>
+          <w:tcPr/>
+          <w:p>
+            <w:pPr>
+              <w:pStyle w:val="Compact"/>
+            </w:pPr>
+            <w:r>
+              <w:rPr>
+                <w:rFonts w:ascii="Franklin Gothic Book" w:hAnsi="Franklin Gothic Book" w:cs="Franklin Gothic Book" w:eastAsia="Franklin Gothic Book"/>
+              </w:rPr>
+              <w:t xml:space="preserve">Touch 5 Digital Marketing, Thu 12/17</w:t>
+            </w:r>
+          </w:p>
+        </w:tc>
+        <w:tc>
+          <w:tcPr/>
+          <w:p>
+            <w:pPr>
+              <w:pStyle w:val="Compact"/>
+            </w:pPr>
+            <w:r>
+              <w:rPr>
+                <w:rFonts w:ascii="Franklin Gothic Book" w:hAnsi="Franklin Gothic Book" w:cs="Franklin Gothic Book" w:eastAsia="Franklin Gothic Book"/>
+              </w:rPr>
+              <w:t xml:space="preserve">Thu 11/19, 10:00 to 11:30 AM.</w:t>
+            </w:r>
+            <w:r>
+              <w:rPr>
+                <w:rFonts w:ascii="Franklin Gothic Book" w:hAnsi="Franklin Gothic Book" w:cs="Franklin Gothic Book" w:eastAsia="Franklin Gothic Book"/>
+              </w:rPr>
+              <w:t xml:space="preserve"> </w:t>
+            </w:r>
+            <w:r>
+              <w:rPr>
+                <w:rFonts w:ascii="Franklin Gothic Book" w:hAnsi="Franklin Gothic Book" w:cs="Franklin Gothic Book" w:eastAsia="Franklin Gothic Book"/>
+                <w:b/>
+                <w:bCs/>
+              </w:rPr>
+              <w:t xml:space="preserve">All topics built</w:t>
+            </w:r>
+          </w:p>
+        </w:tc>
+      </w:tr>
+    </w:tbl>
+    <w:p>
+      <w:pPr>
+        <w:pStyle w:val="BodyText"/>
+      </w:pPr>
+      <w:r>
+        <w:rPr>
+          <w:rFonts w:ascii="Franklin Gothic Book" w:hAnsi="Franklin Gothic Book" w:cs="Franklin Gothic Book" w:eastAsia="Franklin Gothic Book"/>
+        </w:rPr>
+        <w:t xml:space="preserve">Count check: 57 cadence events today, minus 5 deleted (SVT Touch 2 to 5, and the past Mon 10/5 BT Touch 3), plus 2 added (Build Market Expansion Fri 10/9, Touch 1 Market Expansion Mon 10/12) = 54 sessions, matching Jack’s count. Every event’s note should also drop</w:t>
+      </w:r>
+      <w:r>
+        <w:rPr>
+          <w:rFonts w:ascii="Franklin Gothic Book" w:hAnsi="Franklin Gothic Book" w:cs="Franklin Gothic Book" w:eastAsia="Franklin Gothic Book"/>
+        </w:rPr>
+        <w:t xml:space="preserve"> </w:t>
+      </w:r>
+      <w:r>
+        <w:rPr>
+          <w:rFonts w:ascii="Franklin Gothic Book" w:hAnsi="Franklin Gothic Book" w:cs="Franklin Gothic Book" w:eastAsia="Franklin Gothic Book"/>
+        </w:rPr>
+        <w:t xml:space="preserve">“Week N of 13”</w:t>
+      </w:r>
+      <w:r>
+        <w:rPr>
+          <w:rFonts w:ascii="Franklin Gothic Book" w:hAnsi="Franklin Gothic Book" w:cs="Franklin Gothic Book" w:eastAsia="Franklin Gothic Book"/>
+        </w:rPr>
+        <w:t xml:space="preserve"> </w:t>
+      </w:r>
+      <w:r>
+        <w:rPr>
+          <w:rFonts w:ascii="Franklin Gothic Book" w:hAnsi="Franklin Gothic Book" w:cs="Franklin Gothic Book" w:eastAsia="Franklin Gothic Book"/>
+        </w:rPr>
+        <w:t xml:space="preserve">and read</w:t>
+      </w:r>
+      <w:r>
+        <w:rPr>
+          <w:rFonts w:ascii="Franklin Gothic Book" w:hAnsi="Franklin Gothic Book" w:cs="Franklin Gothic Book" w:eastAsia="Franklin Gothic Book"/>
+        </w:rPr>
+        <w:t xml:space="preserve"> </w:t>
+      </w:r>
+      <w:r>
+        <w:rPr>
+          <w:rFonts w:ascii="Franklin Gothic Book" w:hAnsi="Franklin Gothic Book" w:cs="Franklin Gothic Book" w:eastAsia="Franklin Gothic Book"/>
+        </w:rPr>
+        <w:t xml:space="preserve">“Intent cadence (Jack’s order, approved 10/5).”</w:t>
+      </w:r>
+    </w:p>
+    <w:bookmarkEnd w:id="25"/>
+    <w:bookmarkStart w:id="26" w:name="weekly-compass"/>
+    <w:p>
+      <w:pPr>
+        <w:pStyle w:val="Heading3"/>
+      </w:pPr>
+      <w:r>
+        <w:rPr>
+          <w:rFonts w:ascii="Franklin Gothic Book" w:hAnsi="Franklin Gothic Book" w:cs="Franklin Gothic Book" w:eastAsia="Franklin Gothic Book"/>
+        </w:rPr>
+        <w:t xml:space="preserve">Weekly Compass</w:t>
+      </w:r>
+    </w:p>
+    <w:p>
+      <w:pPr>
+        <w:pStyle w:val="FirstParagraph"/>
+      </w:pPr>
+      <w:r>
+        <w:rPr>
+          <w:rFonts w:ascii="Franklin Gothic Book" w:hAnsi="Franklin Gothic Book" w:cs="Franklin Gothic Book" w:eastAsia="Franklin Gothic Book"/>
+        </w:rPr>
+        <w:t xml:space="preserve">Updated 10/5 (file last saved 1 hr 43 min earlier, so not open mid-edit). The Zoho item for the week of 10/5 now holds this week’s five sessions: Tue Touch 3 SI, Wed Build RI, Thu Touch 3 BT, Fri Touch 1 RI and Build ME. The Business Development hours target was recomputed from the actual task durations: 11.25 hours (it read 9.75, though the tasks added up to 8.25 before this change). The reminders script generated at 6:32 PM ET on 10/5 (</w:t>
+      </w:r>
+      <w:r>
+        <w:rPr>
+          <w:rFonts w:ascii="Franklin Gothic Book" w:hAnsi="Franklin Gothic Book" w:cs="Franklin Gothic Book" w:eastAsia="Franklin Gothic Book"/>
+          <w:rStyle w:val="VerbatimChar"/>
+        </w:rPr>
+        <w:t xml:space="preserve">weekly_compass_reminders_20261005.applescript</w:t>
+      </w:r>
+      <w:r>
+        <w:rPr>
+          <w:rFonts w:ascii="Franklin Gothic Book" w:hAnsi="Franklin Gothic Book" w:cs="Franklin Gothic Book" w:eastAsia="Franklin Gothic Book"/>
+        </w:rPr>
+        <w:t xml:space="preserve">) still has the old Mon/Tue/Wed sessions; regenerate it before Kate runs it.</w:t>
+      </w:r>
+    </w:p>
+    <w:p>
+      <w:r>
+        <w:rPr>
+          <w:rFonts w:ascii="Franklin Gothic Book" w:hAnsi="Franklin Gothic Book" w:cs="Franklin Gothic Book" w:eastAsia="Franklin Gothic Book"/>
+        </w:rPr>
+        <w:pict>
+          <v:rect style="width:0;height:1.5pt" o:hralign="center" o:hrstd="t" o:hr="t"/>
+        </w:pict>
+      </w:r>
+    </w:p>
+    <w:bookmarkEnd w:id="26"/>
+    <w:bookmarkEnd w:id="27"/>
+    <w:bookmarkStart w:id="28" w:name="Xeeafc06bd1041c76346c8c3f27be77ad82dda98"/>
+    <w:p>
+      <w:pPr>
+        <w:pStyle w:val="Heading2"/>
+      </w:pPr>
+      <w:r>
+        <w:rPr>
+          <w:rFonts w:ascii="Franklin Gothic Book" w:hAnsi="Franklin Gothic Book" w:cs="Franklin Gothic Book" w:eastAsia="Franklin Gothic Book"/>
+        </w:rPr>
+        <w:t xml:space="preserve">Update #4 (2026.09.29): what changed, in Kate’s words</w:t>
+      </w:r>
+    </w:p>
+    <w:p>
+      <w:pPr>
+        <w:pStyle w:val="Compact"/>
+        <w:numPr>
+          <w:ilvl w:val="0"/>
+          <w:numId w:val="1003"/>
+        </w:numPr>
+      </w:pPr>
+      <w:r>
+        <w:rPr>
+          <w:rFonts w:ascii="Franklin Gothic Book" w:hAnsi="Franklin Gothic Book" w:cs="Franklin Gothic Book" w:eastAsia="Franklin Gothic Book"/>
+          <w:b/>
+          <w:bCs/>
+        </w:rPr>
+        <w:t xml:space="preserve">Market Expansion needs a real Build.</w:t>
+      </w:r>
+      <w:r>
+        <w:rPr>
+          <w:rFonts w:ascii="Franklin Gothic Book" w:hAnsi="Franklin Gothic Book" w:cs="Franklin Gothic Book" w:eastAsia="Franklin Gothic Book"/>
+        </w:rPr>
+        <w:t xml:space="preserve"> </w:t>
+      </w:r>
+      <w:r>
+        <w:rPr>
+          <w:rFonts w:ascii="Franklin Gothic Book" w:hAnsi="Franklin Gothic Book" w:cs="Franklin Gothic Book" w:eastAsia="Franklin Gothic Book"/>
+        </w:rPr>
+        <w:t xml:space="preserve">Kate:</w:t>
+      </w:r>
+      <w:r>
+        <w:rPr>
+          <w:rFonts w:ascii="Franklin Gothic Book" w:hAnsi="Franklin Gothic Book" w:cs="Franklin Gothic Book" w:eastAsia="Franklin Gothic Book"/>
+        </w:rPr>
+        <w:t xml:space="preserve"> </w:t>
+      </w:r>
+      <w:r>
+        <w:rPr>
+          <w:rFonts w:ascii="Franklin Gothic Book" w:hAnsi="Franklin Gothic Book" w:cs="Franklin Gothic Book" w:eastAsia="Franklin Gothic Book"/>
+        </w:rPr>
+        <w:t xml:space="preserve">“It shouldn’t be live. We haven’t done the build.”</w:t>
+      </w:r>
+      <w:r>
+        <w:rPr>
+          <w:rFonts w:ascii="Franklin Gothic Book" w:hAnsi="Franklin Gothic Book" w:cs="Franklin Gothic Book" w:eastAsia="Franklin Gothic Book"/>
+        </w:rPr>
+        <w:t xml:space="preserve"> </w:t>
+      </w:r>
+      <w:r>
+        <w:rPr>
+          <w:rFonts w:ascii="Franklin Gothic Book" w:hAnsi="Franklin Gothic Book" w:cs="Franklin Gothic Book" w:eastAsia="Franklin Gothic Book"/>
+        </w:rPr>
+        <w:t xml:space="preserve">The old</w:t>
+      </w:r>
+      <w:r>
+        <w:rPr>
+          <w:rFonts w:ascii="Franklin Gothic Book" w:hAnsi="Franklin Gothic Book" w:cs="Franklin Gothic Book" w:eastAsia="Franklin Gothic Book"/>
+        </w:rPr>
+        <w:t xml:space="preserve"> </w:t>
+      </w:r>
+      <w:r>
+        <w:rPr>
+          <w:rFonts w:ascii="Franklin Gothic Book" w:hAnsi="Franklin Gothic Book" w:cs="Franklin Gothic Book" w:eastAsia="Franklin Gothic Book"/>
+        </w:rPr>
+        <w:t xml:space="preserve">“Build + Touch 1 done 9/24”</w:t>
+      </w:r>
+      <w:r>
+        <w:rPr>
+          <w:rFonts w:ascii="Franklin Gothic Book" w:hAnsi="Franklin Gothic Book" w:cs="Franklin Gothic Book" w:eastAsia="Franklin Gothic Book"/>
+        </w:rPr>
+        <w:t xml:space="preserve"> </w:t>
+      </w:r>
+      <w:r>
+        <w:rPr>
+          <w:rFonts w:ascii="Franklin Gothic Book" w:hAnsi="Franklin Gothic Book" w:cs="Franklin Gothic Book" w:eastAsia="Franklin Gothic Book"/>
+        </w:rPr>
+        <w:t xml:space="preserve">line was wrong. A paused August cadence exists in Zoho. Leave it off.</w:t>
+      </w:r>
+    </w:p>
+    <w:p>
+      <w:pPr>
+        <w:pStyle w:val="Compact"/>
+        <w:numPr>
+          <w:ilvl w:val="0"/>
+          <w:numId w:val="1003"/>
+        </w:numPr>
+      </w:pPr>
+      <w:r>
+        <w:rPr>
+          <w:rFonts w:ascii="Franklin Gothic Book" w:hAnsi="Franklin Gothic Book" w:cs="Franklin Gothic Book" w:eastAsia="Franklin Gothic Book"/>
+          <w:b/>
+          <w:bCs/>
+        </w:rPr>
+        <w:t xml:space="preserve">Site Visit Targeting starts from scratch.</w:t>
+      </w:r>
+      <w:r>
+        <w:rPr>
+          <w:rFonts w:ascii="Franklin Gothic Book" w:hAnsi="Franklin Gothic Book" w:cs="Franklin Gothic Book" w:eastAsia="Franklin Gothic Book"/>
+        </w:rPr>
+        <w:t xml:space="preserve"> </w:t>
+      </w:r>
+      <w:r>
+        <w:rPr>
+          <w:rFonts w:ascii="Franklin Gothic Book" w:hAnsi="Franklin Gothic Book" w:cs="Franklin Gothic Book" w:eastAsia="Franklin Gothic Book"/>
+        </w:rPr>
+        <w:t xml:space="preserve">Kate:</w:t>
+      </w:r>
+      <w:r>
+        <w:rPr>
+          <w:rFonts w:ascii="Franklin Gothic Book" w:hAnsi="Franklin Gothic Book" w:cs="Franklin Gothic Book" w:eastAsia="Franklin Gothic Book"/>
+        </w:rPr>
+        <w:t xml:space="preserve"> </w:t>
+      </w:r>
+      <w:r>
+        <w:rPr>
+          <w:rFonts w:ascii="Franklin Gothic Book" w:hAnsi="Franklin Gothic Book" w:cs="Franklin Gothic Book" w:eastAsia="Franklin Gothic Book"/>
+        </w:rPr>
+        <w:t xml:space="preserve">“We haven’t done the build for Site Targeting. I know the first one had gone out by mistake, but we need to start it from scratch. Build out to tp 5.”</w:t>
+      </w:r>
+      <w:r>
+        <w:rPr>
+          <w:rFonts w:ascii="Franklin Gothic Book" w:hAnsi="Franklin Gothic Book" w:cs="Franklin Gothic Book" w:eastAsia="Franklin Gothic Book"/>
+        </w:rPr>
+        <w:t xml:space="preserve"> </w:t>
+      </w:r>
+      <w:r>
+        <w:rPr>
+          <w:rFonts w:ascii="Franklin Gothic Book" w:hAnsi="Franklin Gothic Book" w:cs="Franklin Gothic Book" w:eastAsia="Franklin Gothic Book"/>
+        </w:rPr>
+        <w:t xml:space="preserve">The live cadence that sent the placeholder Touch 1 (150 sent, 136 delivered, 94 opened, 1 reply) does not count and stays off. The one-time send to the 136 planned for Tue 10/6 is cancelled.</w:t>
+      </w:r>
+    </w:p>
+    <w:p>
+      <w:pPr>
+        <w:pStyle w:val="Compact"/>
+        <w:numPr>
+          <w:ilvl w:val="0"/>
+          <w:numId w:val="1003"/>
+        </w:numPr>
+      </w:pPr>
+      <w:r>
+        <w:rPr>
+          <w:rFonts w:ascii="Franklin Gothic Book" w:hAnsi="Franklin Gothic Book" w:cs="Franklin Gothic Book" w:eastAsia="Franklin Gothic Book"/>
+          <w:b/>
+          <w:bCs/>
+        </w:rPr>
+        <w:t xml:space="preserve">The sending rule.</w:t>
+      </w:r>
+      <w:r>
+        <w:rPr>
+          <w:rFonts w:ascii="Franklin Gothic Book" w:hAnsi="Franklin Gothic Book" w:cs="Franklin Gothic Book" w:eastAsia="Franklin Gothic Book"/>
+        </w:rPr>
+        <w:t xml:space="preserve"> </w:t>
+      </w:r>
+      <w:r>
+        <w:rPr>
+          <w:rFonts w:ascii="Franklin Gothic Book" w:hAnsi="Franklin Gothic Book" w:cs="Franklin Gothic Book" w:eastAsia="Franklin Gothic Book"/>
+        </w:rPr>
+        <w:t xml:space="preserve">Kate:</w:t>
+      </w:r>
+      <w:r>
+        <w:rPr>
+          <w:rFonts w:ascii="Franklin Gothic Book" w:hAnsi="Franklin Gothic Book" w:cs="Franklin Gothic Book" w:eastAsia="Franklin Gothic Book"/>
+        </w:rPr>
+        <w:t xml:space="preserve"> </w:t>
+      </w:r>
+      <w:r>
+        <w:rPr>
+          <w:rFonts w:ascii="Franklin Gothic Book" w:hAnsi="Franklin Gothic Book" w:cs="Franklin Gothic Book" w:eastAsia="Franklin Gothic Book"/>
+        </w:rPr>
+        <w:t xml:space="preserve">“Nothing should be live until we have the build, and at least tp 1 and then the time frame works of when they fire to when they are getting built.”</w:t>
+      </w:r>
+      <w:r>
+        <w:rPr>
+          <w:rFonts w:ascii="Franklin Gothic Book" w:hAnsi="Franklin Gothic Book" w:cs="Franklin Gothic Book" w:eastAsia="Franklin Gothic Book"/>
+        </w:rPr>
+        <w:t xml:space="preserve"> </w:t>
+      </w:r>
+      <w:r>
+        <w:rPr>
+          <w:rFonts w:ascii="Franklin Gothic Book" w:hAnsi="Franklin Gothic Book" w:cs="Franklin Gothic Book" w:eastAsia="Franklin Gothic Book"/>
+        </w:rPr>
+        <w:t xml:space="preserve">And:</w:t>
+      </w:r>
+      <w:r>
+        <w:rPr>
+          <w:rFonts w:ascii="Franklin Gothic Book" w:hAnsi="Franklin Gothic Book" w:cs="Franklin Gothic Book" w:eastAsia="Franklin Gothic Book"/>
+        </w:rPr>
+        <w:t xml:space="preserve"> </w:t>
+      </w:r>
+      <w:r>
+        <w:rPr>
+          <w:rFonts w:ascii="Franklin Gothic Book" w:hAnsi="Franklin Gothic Book" w:cs="Franklin Gothic Book" w:eastAsia="Franklin Gothic Book"/>
+        </w:rPr>
+        <w:t xml:space="preserve">“if we start it and it runs I don’t want it to run past the runway of the builds.”</w:t>
+      </w:r>
+      <w:r>
+        <w:rPr>
+          <w:rFonts w:ascii="Franklin Gothic Book" w:hAnsi="Franklin Gothic Book" w:cs="Franklin Gothic Book" w:eastAsia="Franklin Gothic Book"/>
+        </w:rPr>
+        <w:t xml:space="preserve"> </w:t>
+      </w:r>
+      <w:r>
+        <w:rPr>
+          <w:rFonts w:ascii="Franklin Gothic Book" w:hAnsi="Franklin Gothic Book" w:cs="Franklin Gothic Book" w:eastAsia="Franklin Gothic Book"/>
+        </w:rPr>
+        <w:t xml:space="preserve">A cadence switches on only when every contact will reach each touch after it’s built. See</w:t>
+      </w:r>
+      <w:r>
+        <w:rPr>
+          <w:rFonts w:ascii="Franklin Gothic Book" w:hAnsi="Franklin Gothic Book" w:cs="Franklin Gothic Book" w:eastAsia="Franklin Gothic Book"/>
+        </w:rPr>
+        <w:t xml:space="preserve"> </w:t>
+      </w:r>
+      <w:r>
+        <w:rPr>
+          <w:rFonts w:ascii="Franklin Gothic Book" w:hAnsi="Franklin Gothic Book" w:cs="Franklin Gothic Book" w:eastAsia="Franklin Gothic Book"/>
+        </w:rPr>
+        <w:t xml:space="preserve">“Earliest safe switch-on”</w:t>
+      </w:r>
+      <w:r>
+        <w:rPr>
+          <w:rFonts w:ascii="Franklin Gothic Book" w:hAnsi="Franklin Gothic Book" w:cs="Franklin Gothic Book" w:eastAsia="Franklin Gothic Book"/>
+        </w:rPr>
+        <w:t xml:space="preserve"> </w:t>
+      </w:r>
+      <w:r>
+        <w:rPr>
+          <w:rFonts w:ascii="Franklin Gothic Book" w:hAnsi="Franklin Gothic Book" w:cs="Franklin Gothic Book" w:eastAsia="Franklin Gothic Book"/>
+        </w:rPr>
+        <w:t xml:space="preserve">below.</w:t>
+      </w:r>
+    </w:p>
+    <w:p>
+      <w:pPr>
+        <w:pStyle w:val="Compact"/>
+        <w:numPr>
+          <w:ilvl w:val="0"/>
+          <w:numId w:val="1003"/>
+        </w:numPr>
+      </w:pPr>
+      <w:r>
+        <w:rPr>
+          <w:rFonts w:ascii="Franklin Gothic Book" w:hAnsi="Franklin Gothic Book" w:cs="Franklin Gothic Book" w:eastAsia="Franklin Gothic Book"/>
+          <w:b/>
+          <w:bCs/>
+        </w:rPr>
+        <w:t xml:space="preserve">Site Visit Targeting moves ahead of Revenue Intelligence</w:t>
+      </w:r>
+      <w:r>
+        <w:rPr>
+          <w:rFonts w:ascii="Franklin Gothic Book" w:hAnsi="Franklin Gothic Book" w:cs="Franklin Gothic Book" w:eastAsia="Franklin Gothic Book"/>
+        </w:rPr>
+        <w:t xml:space="preserve"> </w:t>
+      </w:r>
+      <w:r>
+        <w:rPr>
+          <w:rFonts w:ascii="Franklin Gothic Book" w:hAnsi="Franklin Gothic Book" w:cs="Franklin Gothic Book" w:eastAsia="Franklin Gothic Book"/>
+        </w:rPr>
+        <w:t xml:space="preserve">(Jack’s recommendation, Kate approved 9/29). 136 people saw a broken Touch 1 and that list goes stale every week it waits. Revenue Intelligence is 13 contacts with a half-reusable build. Revenue Intelligence now builds Thu 10/29.</w:t>
+      </w:r>
+    </w:p>
+    <w:p>
+      <w:pPr>
+        <w:pStyle w:val="Compact"/>
+        <w:numPr>
+          <w:ilvl w:val="0"/>
+          <w:numId w:val="1003"/>
+        </w:numPr>
+      </w:pPr>
+      <w:r>
+        <w:rPr>
+          <w:rFonts w:ascii="Franklin Gothic Book" w:hAnsi="Franklin Gothic Book" w:cs="Franklin Gothic Book" w:eastAsia="Franklin Gothic Book"/>
+          <w:b/>
+          <w:bCs/>
+        </w:rPr>
+        <w:t xml:space="preserve">Touch 2 Sales Intelligence</w:t>
+      </w:r>
+      <w:r>
+        <w:rPr>
+          <w:rFonts w:ascii="Franklin Gothic Book" w:hAnsi="Franklin Gothic Book" w:cs="Franklin Gothic Book" w:eastAsia="Franklin Gothic Book"/>
+        </w:rPr>
+        <w:t xml:space="preserve"> </w:t>
+      </w:r>
+      <w:r>
+        <w:rPr>
+          <w:rFonts w:ascii="Franklin Gothic Book" w:hAnsi="Franklin Gothic Book" w:cs="Franklin Gothic Book" w:eastAsia="Franklin Gothic Book"/>
+        </w:rPr>
+        <w:t xml:space="preserve">was done live Tue morning 9/29.</w:t>
+      </w:r>
+    </w:p>
+    <w:p>
+      <w:pPr>
+        <w:pStyle w:val="FirstParagraph"/>
+      </w:pPr>
+      <w:r>
+        <w:rPr>
+          <w:rFonts w:ascii="Franklin Gothic Book" w:hAnsi="Franklin Gothic Book" w:cs="Franklin Gothic Book" w:eastAsia="Franklin Gothic Book"/>
+          <w:b/>
+          <w:bCs/>
+        </w:rPr>
+        <w:t xml:space="preserve">Where things stand, start of Tue 9/29 evening:</w:t>
+      </w:r>
+    </w:p>
+    <w:tbl>
+      <w:tblPr>
+        <w:tblStyle w:val="Table"/>
+        <w:tblLayout w:type="fixed"/>
+        <w:tblLook w:firstRow="1" w:lastRow="0" w:firstColumn="0" w:lastColumn="0" w:noHBand="0" w:noVBand="0" w:val="0020"/>
+        <w:tblBorders>
+          <w:top w:val="single" w:sz="4" w:color="A0A1A2"/>
+          <w:left w:val="single" w:sz="4" w:color="A0A1A2"/>
+          <w:bottom w:val="single" w:sz="4" w:color="A0A1A2"/>
+          <w:right w:val="single" w:sz="4" w:color="A0A1A2"/>
+          <w:insideH w:val="single" w:sz="4" w:color="A0A1A2"/>
+          <w:insideV w:val="single" w:sz="4" w:color="A0A1A2"/>
+        </w:tblBorders>
+        <w:tblW w:w="5000" w:type="pct"/>
+      </w:tblPr>
+      <w:tblGrid>
+        <w:gridCol w:w="2640"/>
+        <w:gridCol w:w="2640"/>
+        <w:gridCol w:w="2640"/>
+      </w:tblGrid>
+      <w:tr>
+        <w:trPr>
+          <w:tblHeader w:val="on"/>
+        </w:trPr>
+        <w:tc>
+          <w:tcPr>
+            <w:shd w:val="clear" w:color="auto" w:fill="B52372"/>
+          </w:tcPr>
+          <w:p>
+            <w:pPr>
+              <w:pStyle w:val="Compact"/>
+            </w:pPr>
+            <w:r>
+              <w:rPr>
+                <w:rFonts w:ascii="Franklin Gothic Book" w:hAnsi="Franklin Gothic Book" w:cs="Franklin Gothic Book" w:eastAsia="Franklin Gothic Book"/>
+                <w:b/>
+                <w:color w:val="FFFFFF"/>
+              </w:rPr>
+              <w:t xml:space="preserve">Topic</w:t>
+            </w:r>
+          </w:p>
+        </w:tc>
+        <w:tc>
+          <w:tcPr>
+            <w:shd w:val="clear" w:color="auto" w:fill="B52372"/>
+          </w:tcPr>
+          <w:p>
+            <w:pPr>
+              <w:pStyle w:val="Compact"/>
+            </w:pPr>
+            <w:r>
+              <w:rPr>
+                <w:rFonts w:ascii="Franklin Gothic Book" w:hAnsi="Franklin Gothic Book" w:cs="Franklin Gothic Book" w:eastAsia="Franklin Gothic Book"/>
+                <w:b/>
+                <w:color w:val="FFFFFF"/>
+              </w:rPr>
+              <w:t xml:space="preserve">Done</w:t>
+            </w:r>
+          </w:p>
+        </w:tc>
+        <w:tc>
+          <w:tcPr>
+            <w:shd w:val="clear" w:color="auto" w:fill="B52372"/>
+          </w:tcPr>
+          <w:p>
+            <w:pPr>
+              <w:pStyle w:val="Compact"/>
+            </w:pPr>
+            <w:r>
+              <w:rPr>
+                <w:rFonts w:ascii="Franklin Gothic Book" w:hAnsi="Franklin Gothic Book" w:cs="Franklin Gothic Book" w:eastAsia="Franklin Gothic Book"/>
+                <w:b/>
+                <w:color w:val="FFFFFF"/>
+              </w:rPr>
+              <w:t xml:space="preserve">Left</w:t>
+            </w:r>
+          </w:p>
+        </w:tc>
+      </w:tr>
+      <w:tr>
+        <w:tc>
+          <w:tcPr/>
+          <w:p>
+            <w:pPr>
+              <w:pStyle w:val="Compact"/>
+            </w:pPr>
+            <w:r>
+              <w:rPr>
+                <w:rFonts w:ascii="Franklin Gothic Book" w:hAnsi="Franklin Gothic Book" w:cs="Franklin Gothic Book" w:eastAsia="Franklin Gothic Book"/>
+              </w:rPr>
+              <w:t xml:space="preserve">Business Transformation</w:t>
+            </w:r>
+          </w:p>
+        </w:tc>
+        <w:tc>
+          <w:tcPr/>
+          <w:p>
+            <w:pPr>
+              <w:pStyle w:val="Compact"/>
+            </w:pPr>
+            <w:r>
+              <w:rPr>
+                <w:rFonts w:ascii="Franklin Gothic Book" w:hAnsi="Franklin Gothic Book" w:cs="Franklin Gothic Book" w:eastAsia="Franklin Gothic Book"/>
+              </w:rPr>
+              <w:t xml:space="preserve">Build + Touch 1 (9/24), Touch 2 (9/28)</w:t>
+            </w:r>
+          </w:p>
+        </w:tc>
+        <w:tc>
+          <w:tcPr/>
+          <w:p>
+            <w:pPr>
+              <w:pStyle w:val="Compact"/>
+            </w:pPr>
+            <w:r>
+              <w:rPr>
+                <w:rFonts w:ascii="Franklin Gothic Book" w:hAnsi="Franklin Gothic Book" w:cs="Franklin Gothic Book" w:eastAsia="Franklin Gothic Book"/>
+              </w:rPr>
+              <w:t xml:space="preserve">Touch 3 to 5</w:t>
+            </w:r>
+          </w:p>
+        </w:tc>
+      </w:tr>
+      <w:tr>
+        <w:tc>
+          <w:tcPr/>
+          <w:p>
+            <w:pPr>
+              <w:pStyle w:val="Compact"/>
+            </w:pPr>
+            <w:r>
+              <w:rPr>
+                <w:rFonts w:ascii="Franklin Gothic Book" w:hAnsi="Franklin Gothic Book" w:cs="Franklin Gothic Book" w:eastAsia="Franklin Gothic Book"/>
+              </w:rPr>
+              <w:t xml:space="preserve">Sales Intelligence</w:t>
+            </w:r>
+          </w:p>
+        </w:tc>
+        <w:tc>
+          <w:tcPr/>
+          <w:p>
+            <w:pPr>
+              <w:pStyle w:val="Compact"/>
+            </w:pPr>
+            <w:r>
+              <w:rPr>
+                <w:rFonts w:ascii="Franklin Gothic Book" w:hAnsi="Franklin Gothic Book" w:cs="Franklin Gothic Book" w:eastAsia="Franklin Gothic Book"/>
+              </w:rPr>
+              <w:t xml:space="preserve">Build + Touch 1 (9/27), Touch 2 (9/29)</w:t>
+            </w:r>
+          </w:p>
+        </w:tc>
+        <w:tc>
+          <w:tcPr/>
+          <w:p>
+            <w:pPr>
+              <w:pStyle w:val="Compact"/>
+            </w:pPr>
+            <w:r>
+              <w:rPr>
+                <w:rFonts w:ascii="Franklin Gothic Book" w:hAnsi="Franklin Gothic Book" w:cs="Franklin Gothic Book" w:eastAsia="Franklin Gothic Book"/>
+              </w:rPr>
+              <w:t xml:space="preserve">Touch 3 to 5</w:t>
+            </w:r>
+          </w:p>
+        </w:tc>
+      </w:tr>
+      <w:tr>
+        <w:tc>
+          <w:tcPr/>
+          <w:p>
+            <w:pPr>
+              <w:pStyle w:val="Compact"/>
+            </w:pPr>
+            <w:r>
+              <w:rPr>
+                <w:rFonts w:ascii="Franklin Gothic Book" w:hAnsi="Franklin Gothic Book" w:cs="Franklin Gothic Book" w:eastAsia="Franklin Gothic Book"/>
+              </w:rPr>
+              <w:t xml:space="preserve">Market Expansion</w:t>
+            </w:r>
+          </w:p>
+        </w:tc>
+        <w:tc>
+          <w:tcPr/>
+          <w:p>
+            <w:pPr>
+              <w:pStyle w:val="Compact"/>
+            </w:pPr>
+            <w:r>
+              <w:rPr>
+                <w:rFonts w:ascii="Franklin Gothic Book" w:hAnsi="Franklin Gothic Book" w:cs="Franklin Gothic Book" w:eastAsia="Franklin Gothic Book"/>
+              </w:rPr>
+              <w:t xml:space="preserve">Nothing</w:t>
+            </w:r>
+          </w:p>
+        </w:tc>
+        <w:tc>
+          <w:tcPr/>
+          <w:p>
+            <w:pPr>
+              <w:pStyle w:val="Compact"/>
+            </w:pPr>
+            <w:r>
+              <w:rPr>
+                <w:rFonts w:ascii="Franklin Gothic Book" w:hAnsi="Franklin Gothic Book" w:cs="Franklin Gothic Book" w:eastAsia="Franklin Gothic Book"/>
+              </w:rPr>
+              <w:t xml:space="preserve">Build, Touch 1 to 5</w:t>
+            </w:r>
+          </w:p>
+        </w:tc>
+      </w:tr>
+      <w:tr>
+        <w:tc>
+          <w:tcPr/>
+          <w:p>
+            <w:pPr>
+              <w:pStyle w:val="Compact"/>
+            </w:pPr>
+            <w:r>
+              <w:rPr>
+                <w:rFonts w:ascii="Franklin Gothic Book" w:hAnsi="Franklin Gothic Book" w:cs="Franklin Gothic Book" w:eastAsia="Franklin Gothic Book"/>
+              </w:rPr>
+              <w:t xml:space="preserve">Site Visit Targeting</w:t>
+            </w:r>
+          </w:p>
+        </w:tc>
+        <w:tc>
+          <w:tcPr/>
+          <w:p>
+            <w:pPr>
+              <w:pStyle w:val="Compact"/>
+            </w:pPr>
+            <w:r>
+              <w:rPr>
+                <w:rFonts w:ascii="Franklin Gothic Book" w:hAnsi="Franklin Gothic Book" w:cs="Franklin Gothic Book" w:eastAsia="Franklin Gothic Book"/>
+              </w:rPr>
+              <w:t xml:space="preserve">Nothing</w:t>
+            </w:r>
+          </w:p>
+        </w:tc>
+        <w:tc>
+          <w:tcPr/>
+          <w:p>
+            <w:pPr>
+              <w:pStyle w:val="Compact"/>
+            </w:pPr>
+            <w:r>
+              <w:rPr>
+                <w:rFonts w:ascii="Franklin Gothic Book" w:hAnsi="Franklin Gothic Book" w:cs="Franklin Gothic Book" w:eastAsia="Franklin Gothic Book"/>
+              </w:rPr>
+              <w:t xml:space="preserve">Build, Touch 1 to 5</w:t>
+            </w:r>
+          </w:p>
+        </w:tc>
+      </w:tr>
+      <w:tr>
+        <w:tc>
+          <w:tcPr/>
+          <w:p>
+            <w:pPr>
+              <w:pStyle w:val="Compact"/>
+            </w:pPr>
+            <w:r>
+              <w:rPr>
+                <w:rFonts w:ascii="Franklin Gothic Book" w:hAnsi="Franklin Gothic Book" w:cs="Franklin Gothic Book" w:eastAsia="Franklin Gothic Book"/>
+              </w:rPr>
+              <w:t xml:space="preserve">All other 7 topics</w:t>
+            </w:r>
+          </w:p>
+        </w:tc>
+        <w:tc>
+          <w:tcPr/>
+          <w:p>
+            <w:pPr>
+              <w:pStyle w:val="Compact"/>
+            </w:pPr>
+            <w:r>
+              <w:rPr>
+                <w:rFonts w:ascii="Franklin Gothic Book" w:hAnsi="Franklin Gothic Book" w:cs="Franklin Gothic Book" w:eastAsia="Franklin Gothic Book"/>
+              </w:rPr>
+              <w:t xml:space="preserve">Nothing</w:t>
+            </w:r>
+          </w:p>
+        </w:tc>
+        <w:tc>
+          <w:tcPr/>
+          <w:p>
+            <w:pPr>
+              <w:pStyle w:val="Compact"/>
+            </w:pPr>
+            <w:r>
+              <w:rPr>
+                <w:rFonts w:ascii="Franklin Gothic Book" w:hAnsi="Franklin Gothic Book" w:cs="Franklin Gothic Book" w:eastAsia="Franklin Gothic Book"/>
+              </w:rPr>
+              <w:t xml:space="preserve">Build, Touch 1 to 5 each</w:t>
+            </w:r>
+          </w:p>
+        </w:tc>
+      </w:tr>
+    </w:tbl>
+    <w:p>
+      <w:pPr>
+        <w:pStyle w:val="BodyText"/>
+      </w:pPr>
+      <w:r>
+        <w:rPr>
+          <w:rFonts w:ascii="Franklin Gothic Book" w:hAnsi="Franklin Gothic Book" w:cs="Franklin Gothic Book" w:eastAsia="Franklin Gothic Book"/>
+          <w:b/>
+          <w:bCs/>
+        </w:rPr>
+        <w:t xml:space="preserve">Total left: 60 sessions. Finish: Wed 12/23</w:t>
+      </w:r>
+      <w:r>
+        <w:rPr>
+          <w:rFonts w:ascii="Franklin Gothic Book" w:hAnsi="Franklin Gothic Book" w:cs="Franklin Gothic Book" w:eastAsia="Franklin Gothic Book"/>
+        </w:rPr>
+        <w:t xml:space="preserve">, in the 11:30 slot. 12/24, 12/25, 12/31 and 1/1 stay clear. There is no slack before 12/23. The week of 12/28 is the only buffer before the 12/31 deadline.</w:t>
+      </w:r>
+    </w:p>
+    <w:p>
+      <w:pPr>
+        <w:pStyle w:val="BodyText"/>
+      </w:pPr>
+      <w:r>
+        <w:rPr>
+          <w:rFonts w:ascii="Franklin Gothic Book" w:hAnsi="Franklin Gothic Book" w:cs="Franklin Gothic Book" w:eastAsia="Franklin Gothic Book"/>
+          <w:b/>
+          <w:bCs/>
+        </w:rPr>
+        <w:t xml:space="preserve">New priority order:</w:t>
+      </w:r>
+      <w:r>
+        <w:rPr>
+          <w:rFonts w:ascii="Franklin Gothic Book" w:hAnsi="Franklin Gothic Book" w:cs="Franklin Gothic Book" w:eastAsia="Franklin Gothic Book"/>
+        </w:rPr>
+        <w:t xml:space="preserve"> </w:t>
+      </w:r>
+      <w:r>
+        <w:rPr>
+          <w:rFonts w:ascii="Franklin Gothic Book" w:hAnsi="Franklin Gothic Book" w:cs="Franklin Gothic Book" w:eastAsia="Franklin Gothic Book"/>
+        </w:rPr>
+        <w:t xml:space="preserve">Business Transformation, Sales Intelligence, Market Expansion,</w:t>
+      </w:r>
+      <w:r>
+        <w:rPr>
+          <w:rFonts w:ascii="Franklin Gothic Book" w:hAnsi="Franklin Gothic Book" w:cs="Franklin Gothic Book" w:eastAsia="Franklin Gothic Book"/>
+        </w:rPr>
+        <w:t xml:space="preserve"> </w:t>
+      </w:r>
+      <w:r>
+        <w:rPr>
+          <w:rFonts w:ascii="Franklin Gothic Book" w:hAnsi="Franklin Gothic Book" w:cs="Franklin Gothic Book" w:eastAsia="Franklin Gothic Book"/>
+          <w:b/>
+          <w:bCs/>
+        </w:rPr>
+        <w:t xml:space="preserve">Site Visit Targeting, Revenue Intelligence</w:t>
+      </w:r>
+      <w:r>
+        <w:rPr>
+          <w:rFonts w:ascii="Franklin Gothic Book" w:hAnsi="Franklin Gothic Book" w:cs="Franklin Gothic Book" w:eastAsia="Franklin Gothic Book"/>
+        </w:rPr>
+        <w:t xml:space="preserve">, Business Development, Sales Performance Management, Sales Transformation, B2B Marketing, Digital Marketing, Revenue Management.</w:t>
+      </w:r>
+    </w:p>
+    <w:p>
+      <w:r>
+        <w:rPr>
+          <w:rFonts w:ascii="Franklin Gothic Book" w:hAnsi="Franklin Gothic Book" w:cs="Franklin Gothic Book" w:eastAsia="Franklin Gothic Book"/>
+        </w:rPr>
+        <w:pict>
+          <v:rect style="width:0;height:1.5pt" o:hralign="center" o:hrstd="t" o:hr="t"/>
+        </w:pict>
+      </w:r>
+    </w:p>
+    <w:bookmarkEnd w:id="28"/>
+    <w:bookmarkStart w:id="42" w:name="week-by-week-schedule"/>
+    <w:p>
+      <w:pPr>
+        <w:pStyle w:val="Heading2"/>
+      </w:pPr>
+      <w:r>
+        <w:rPr>
+          <w:rFonts w:ascii="Franklin Gothic Book" w:hAnsi="Franklin Gothic Book" w:cs="Franklin Gothic Book" w:eastAsia="Franklin Gothic Book"/>
+        </w:rPr>
+        <w:t xml:space="preserve">Week-by-week schedule</w:t>
+      </w:r>
+    </w:p>
+    <w:p>
+      <w:pPr>
+        <w:pStyle w:val="FirstParagraph"/>
+      </w:pPr>
+      <w:r>
+        <w:rPr>
+          <w:rFonts w:ascii="Franklin Gothic Book" w:hAnsi="Franklin Gothic Book" w:cs="Franklin Gothic Book" w:eastAsia="Franklin Gothic Book"/>
+        </w:rPr>
+        <w:t xml:space="preserve">Standard slots from the week of 10/12:</w:t>
+      </w:r>
+      <w:r>
+        <w:rPr>
+          <w:rFonts w:ascii="Franklin Gothic Book" w:hAnsi="Franklin Gothic Book" w:cs="Franklin Gothic Book" w:eastAsia="Franklin Gothic Book"/>
+        </w:rPr>
+        <w:t xml:space="preserve"> </w:t>
+      </w:r>
+      <w:r>
+        <w:rPr>
+          <w:rFonts w:ascii="Franklin Gothic Book" w:hAnsi="Franklin Gothic Book" w:cs="Franklin Gothic Book" w:eastAsia="Franklin Gothic Book"/>
+          <w:b/>
+          <w:bCs/>
+        </w:rPr>
+        <w:t xml:space="preserve">Mon, Tue, Thu 10:00 to 11:30 AM; Wed 11:30 AM to 1:00 PM.</w:t>
+      </w:r>
+      <w:r>
+        <w:rPr>
+          <w:rFonts w:ascii="Franklin Gothic Book" w:hAnsi="Franklin Gothic Book" w:cs="Franklin Gothic Book" w:eastAsia="Franklin Gothic Book"/>
+        </w:rPr>
+        <w:t xml:space="preserve"> </w:t>
+      </w:r>
+      <w:r>
+        <w:rPr>
+          <w:rFonts w:ascii="Franklin Gothic Book" w:hAnsi="Franklin Gothic Book" w:cs="Franklin Gothic Book" w:eastAsia="Franklin Gothic Book"/>
+        </w:rPr>
+        <w:t xml:space="preserve">The two Colorado and Michigan travel weeks use the slots below, placed around Megan’s training.</w:t>
+      </w:r>
+    </w:p>
+    <w:bookmarkStart w:id="29" w:name="Xfab65691d344c0c5e35a1ae2f541a89b476fb2f"/>
+    <w:p>
+      <w:pPr>
+        <w:pStyle w:val="Heading3"/>
+      </w:pPr>
+      <w:r>
+        <w:rPr>
+          <w:rFonts w:ascii="Franklin Gothic Book" w:hAnsi="Franklin Gothic Book" w:cs="Franklin Gothic Book" w:eastAsia="Franklin Gothic Book"/>
+        </w:rPr>
+        <w:t xml:space="preserve">Week 1: Tue 9/29 to Thu 10/1 (Colorado). On the calendar.</w:t>
       </w:r>
     </w:p>
     <w:tbl>
@@ -1431,6 +4745,440 @@
               <w:rPr>
                 <w:rFonts w:ascii="Franklin Gothic Book" w:hAnsi="Franklin Gothic Book" w:cs="Franklin Gothic Book" w:eastAsia="Franklin Gothic Book"/>
               </w:rPr>
+              <w:t xml:space="preserve">Mon 9/28</w:t>
+            </w:r>
+          </w:p>
+        </w:tc>
+        <w:tc>
+          <w:tcPr/>
+          <w:p>
+            <w:pPr>
+              <w:pStyle w:val="Compact"/>
+            </w:pPr>
+            <w:r>
+              <w:rPr>
+                <w:rFonts w:ascii="Franklin Gothic Book" w:hAnsi="Franklin Gothic Book" w:cs="Franklin Gothic Book" w:eastAsia="Franklin Gothic Book"/>
+              </w:rPr>
+              <w:t xml:space="preserve">Evening</w:t>
+            </w:r>
+          </w:p>
+        </w:tc>
+        <w:tc>
+          <w:tcPr/>
+          <w:p>
+            <w:pPr>
+              <w:pStyle w:val="Compact"/>
+            </w:pPr>
+            <w:r>
+              <w:rPr>
+                <w:rFonts w:ascii="Franklin Gothic Book" w:hAnsi="Franklin Gothic Book" w:cs="Franklin Gothic Book" w:eastAsia="Franklin Gothic Book"/>
+              </w:rPr>
+              <w:t xml:space="preserve">Touch 2 Business Transformation</w:t>
+            </w:r>
+          </w:p>
+        </w:tc>
+        <w:tc>
+          <w:tcPr/>
+          <w:p>
+            <w:pPr>
+              <w:pStyle w:val="Compact"/>
+            </w:pPr>
+            <w:r>
+              <w:rPr>
+                <w:rFonts w:ascii="Franklin Gothic Book" w:hAnsi="Franklin Gothic Book" w:cs="Franklin Gothic Book" w:eastAsia="Franklin Gothic Book"/>
+              </w:rPr>
+              <w:t xml:space="preserve">Done</w:t>
+            </w:r>
+          </w:p>
+        </w:tc>
+      </w:tr>
+      <w:tr>
+        <w:tc>
+          <w:tcPr/>
+          <w:p>
+            <w:pPr>
+              <w:pStyle w:val="Compact"/>
+            </w:pPr>
+            <w:r>
+              <w:rPr>
+                <w:rFonts w:ascii="Franklin Gothic Book" w:hAnsi="Franklin Gothic Book" w:cs="Franklin Gothic Book" w:eastAsia="Franklin Gothic Book"/>
+              </w:rPr>
+              <w:t xml:space="preserve">Tue 9/29</w:t>
+            </w:r>
+          </w:p>
+        </w:tc>
+        <w:tc>
+          <w:tcPr/>
+          <w:p>
+            <w:pPr>
+              <w:pStyle w:val="Compact"/>
+            </w:pPr>
+            <w:r>
+              <w:rPr>
+                <w:rFonts w:ascii="Franklin Gothic Book" w:hAnsi="Franklin Gothic Book" w:cs="Franklin Gothic Book" w:eastAsia="Franklin Gothic Book"/>
+              </w:rPr>
+              <w:t xml:space="preserve">Morning</w:t>
+            </w:r>
+          </w:p>
+        </w:tc>
+        <w:tc>
+          <w:tcPr/>
+          <w:p>
+            <w:pPr>
+              <w:pStyle w:val="Compact"/>
+            </w:pPr>
+            <w:r>
+              <w:rPr>
+                <w:rFonts w:ascii="Franklin Gothic Book" w:hAnsi="Franklin Gothic Book" w:cs="Franklin Gothic Book" w:eastAsia="Franklin Gothic Book"/>
+              </w:rPr>
+              <w:t xml:space="preserve">Touch 2 Sales Intelligence</w:t>
+            </w:r>
+          </w:p>
+        </w:tc>
+        <w:tc>
+          <w:tcPr/>
+          <w:p>
+            <w:pPr>
+              <w:pStyle w:val="Compact"/>
+            </w:pPr>
+            <w:r>
+              <w:rPr>
+                <w:rFonts w:ascii="Franklin Gothic Book" w:hAnsi="Franklin Gothic Book" w:cs="Franklin Gothic Book" w:eastAsia="Franklin Gothic Book"/>
+              </w:rPr>
+              <w:t xml:space="preserve">Done, live</w:t>
+            </w:r>
+          </w:p>
+        </w:tc>
+      </w:tr>
+      <w:tr>
+        <w:tc>
+          <w:tcPr/>
+          <w:p>
+            <w:pPr>
+              <w:pStyle w:val="Compact"/>
+            </w:pPr>
+            <w:r>
+              <w:rPr>
+                <w:rFonts w:ascii="Franklin Gothic Book" w:hAnsi="Franklin Gothic Book" w:cs="Franklin Gothic Book" w:eastAsia="Franklin Gothic Book"/>
+              </w:rPr>
+              <w:t xml:space="preserve">Tue 9/29</w:t>
+            </w:r>
+          </w:p>
+        </w:tc>
+        <w:tc>
+          <w:tcPr/>
+          <w:p>
+            <w:pPr>
+              <w:pStyle w:val="Compact"/>
+            </w:pPr>
+            <w:r>
+              <w:rPr>
+                <w:rFonts w:ascii="Franklin Gothic Book" w:hAnsi="Franklin Gothic Book" w:cs="Franklin Gothic Book" w:eastAsia="Franklin Gothic Book"/>
+              </w:rPr>
+              <w:t xml:space="preserve">6:45 to 8:15 PM</w:t>
+            </w:r>
+          </w:p>
+        </w:tc>
+        <w:tc>
+          <w:tcPr/>
+          <w:p>
+            <w:pPr>
+              <w:pStyle w:val="Compact"/>
+            </w:pPr>
+            <w:r>
+              <w:rPr>
+                <w:rFonts w:ascii="Franklin Gothic Book" w:hAnsi="Franklin Gothic Book" w:cs="Franklin Gothic Book" w:eastAsia="Franklin Gothic Book"/>
+                <w:b/>
+                <w:bCs/>
+              </w:rPr>
+              <w:t xml:space="preserve">Build Market Expansion</w:t>
+            </w:r>
+          </w:p>
+        </w:tc>
+        <w:tc>
+          <w:tcPr/>
+          <w:p>
+            <w:pPr>
+              <w:pStyle w:val="Compact"/>
+            </w:pPr>
+            <w:r>
+              <w:rPr>
+                <w:rFonts w:ascii="Franklin Gothic Book" w:hAnsi="Franklin Gothic Book" w:cs="Franklin Gothic Book" w:eastAsia="Franklin Gothic Book"/>
+              </w:rPr>
+              <w:t xml:space="preserve">From scratch</w:t>
+            </w:r>
+          </w:p>
+        </w:tc>
+      </w:tr>
+      <w:tr>
+        <w:tc>
+          <w:tcPr/>
+          <w:p>
+            <w:pPr>
+              <w:pStyle w:val="Compact"/>
+            </w:pPr>
+            <w:r>
+              <w:rPr>
+                <w:rFonts w:ascii="Franklin Gothic Book" w:hAnsi="Franklin Gothic Book" w:cs="Franklin Gothic Book" w:eastAsia="Franklin Gothic Book"/>
+              </w:rPr>
+              <w:t xml:space="preserve">Wed 9/30</w:t>
+            </w:r>
+          </w:p>
+        </w:tc>
+        <w:tc>
+          <w:tcPr/>
+          <w:p>
+            <w:pPr>
+              <w:pStyle w:val="Compact"/>
+            </w:pPr>
+            <w:r>
+              <w:rPr>
+                <w:rFonts w:ascii="Franklin Gothic Book" w:hAnsi="Franklin Gothic Book" w:cs="Franklin Gothic Book" w:eastAsia="Franklin Gothic Book"/>
+              </w:rPr>
+              <w:t xml:space="preserve">6:45 to 8:15 PM</w:t>
+            </w:r>
+          </w:p>
+        </w:tc>
+        <w:tc>
+          <w:tcPr/>
+          <w:p>
+            <w:pPr>
+              <w:pStyle w:val="Compact"/>
+            </w:pPr>
+            <w:r>
+              <w:rPr>
+                <w:rFonts w:ascii="Franklin Gothic Book" w:hAnsi="Franklin Gothic Book" w:cs="Franklin Gothic Book" w:eastAsia="Franklin Gothic Book"/>
+                <w:b/>
+                <w:bCs/>
+              </w:rPr>
+              <w:t xml:space="preserve">Touch 1 Market Expansion</w:t>
+            </w:r>
+          </w:p>
+        </w:tc>
+        <w:tc>
+          <w:tcPr/>
+          <w:p>
+            <w:pPr>
+              <w:pStyle w:val="Compact"/>
+            </w:pPr>
+            <w:r>
+              <w:rPr>
+                <w:rFonts w:ascii="Franklin Gothic Book" w:hAnsi="Franklin Gothic Book" w:cs="Franklin Gothic Book" w:eastAsia="Franklin Gothic Book"/>
+              </w:rPr>
+              <w:t xml:space="preserve">After strength (5:30 to 6:15)</w:t>
+            </w:r>
+          </w:p>
+        </w:tc>
+      </w:tr>
+      <w:tr>
+        <w:tc>
+          <w:tcPr/>
+          <w:p>
+            <w:pPr>
+              <w:pStyle w:val="Compact"/>
+            </w:pPr>
+            <w:r>
+              <w:rPr>
+                <w:rFonts w:ascii="Franklin Gothic Book" w:hAnsi="Franklin Gothic Book" w:cs="Franklin Gothic Book" w:eastAsia="Franklin Gothic Book"/>
+              </w:rPr>
+              <w:t xml:space="preserve">Thu 10/1</w:t>
+            </w:r>
+          </w:p>
+        </w:tc>
+        <w:tc>
+          <w:tcPr/>
+          <w:p>
+            <w:pPr>
+              <w:pStyle w:val="Compact"/>
+            </w:pPr>
+            <w:r>
+              <w:rPr>
+                <w:rFonts w:ascii="Franklin Gothic Book" w:hAnsi="Franklin Gothic Book" w:cs="Franklin Gothic Book" w:eastAsia="Franklin Gothic Book"/>
+              </w:rPr>
+              <w:t xml:space="preserve">10:00 to 11:30 AM</w:t>
+            </w:r>
+          </w:p>
+        </w:tc>
+        <w:tc>
+          <w:tcPr/>
+          <w:p>
+            <w:pPr>
+              <w:pStyle w:val="Compact"/>
+            </w:pPr>
+            <w:r>
+              <w:rPr>
+                <w:rFonts w:ascii="Franklin Gothic Book" w:hAnsi="Franklin Gothic Book" w:cs="Franklin Gothic Book" w:eastAsia="Franklin Gothic Book"/>
+                <w:b/>
+                <w:bCs/>
+              </w:rPr>
+              <w:t xml:space="preserve">Build Site Visit Targeting</w:t>
+            </w:r>
+          </w:p>
+        </w:tc>
+        <w:tc>
+          <w:tcPr/>
+          <w:p>
+            <w:pPr>
+              <w:pStyle w:val="Compact"/>
+            </w:pPr>
+            <w:r>
+              <w:rPr>
+                <w:rFonts w:ascii="Franklin Gothic Book" w:hAnsi="Franklin Gothic Book" w:cs="Franklin Gothic Book" w:eastAsia="Franklin Gothic Book"/>
+              </w:rPr>
+              <w:t xml:space="preserve">Restored by Update #9 (was deleted during the Update #5 pause, never rebuilt until now). During the hair appointment (9 to 12), after SearchAtlas Day One (9 to 10). Build as an</w:t>
+            </w:r>
+            <w:r>
+              <w:rPr>
+                <w:rFonts w:ascii="Franklin Gothic Book" w:hAnsi="Franklin Gothic Book" w:cs="Franklin Gothic Book" w:eastAsia="Franklin Gothic Book"/>
+              </w:rPr>
+              <w:t xml:space="preserve"> </w:t>
+            </w:r>
+            <w:r>
+              <w:rPr>
+                <w:rFonts w:ascii="Franklin Gothic Book" w:hAnsi="Franklin Gothic Book" w:cs="Franklin Gothic Book" w:eastAsia="Franklin Gothic Book"/>
+                <w:b/>
+                <w:bCs/>
+              </w:rPr>
+              <w:t xml:space="preserve">account-based play</w:t>
+            </w:r>
+            <w:r>
+              <w:rPr>
+                <w:rFonts w:ascii="Franklin Gothic Book" w:hAnsi="Franklin Gothic Book" w:cs="Franklin Gothic Book" w:eastAsia="Franklin Gothic Book"/>
+              </w:rPr>
+              <w:t xml:space="preserve"> </w:t>
+            </w:r>
+            <w:r>
+              <w:rPr>
+                <w:rFonts w:ascii="Franklin Gothic Book" w:hAnsi="Franklin Gothic Book" w:cs="Franklin Gothic Book" w:eastAsia="Franklin Gothic Book"/>
+              </w:rPr>
+              <w:t xml:space="preserve">— one coordinated outreach per company, not the flat per-contact structure the other topics use, since contacts cluster heavily by company (e.g. Naperville 203, Celebrus Technologies)</w:t>
+            </w:r>
+          </w:p>
+        </w:tc>
+      </w:tr>
+    </w:tbl>
+    <w:bookmarkEnd w:id="29"/>
+    <w:bookmarkStart w:id="30" w:name="Xc0f4f1ac600db01328a01b6e45f53f60c2234ea"/>
+    <w:p>
+      <w:pPr>
+        <w:pStyle w:val="Heading3"/>
+      </w:pPr>
+      <w:r>
+        <w:rPr>
+          <w:rFonts w:ascii="Franklin Gothic Book" w:hAnsi="Franklin Gothic Book" w:cs="Franklin Gothic Book" w:eastAsia="Franklin Gothic Book"/>
+        </w:rPr>
+        <w:t xml:space="preserve">Week 2: Mon 10/5 to Thu 10/8 (Michigan, then Colorado). On the calendar.</w:t>
+      </w:r>
+    </w:p>
+    <w:tbl>
+      <w:tblPr>
+        <w:tblStyle w:val="Table"/>
+        <w:tblLayout w:type="fixed"/>
+        <w:tblLook w:firstRow="1" w:lastRow="0" w:firstColumn="0" w:lastColumn="0" w:noHBand="0" w:noVBand="0" w:val="0020"/>
+        <w:tblBorders>
+          <w:top w:val="single" w:sz="4" w:color="A0A1A2"/>
+          <w:left w:val="single" w:sz="4" w:color="A0A1A2"/>
+          <w:bottom w:val="single" w:sz="4" w:color="A0A1A2"/>
+          <w:right w:val="single" w:sz="4" w:color="A0A1A2"/>
+          <w:insideH w:val="single" w:sz="4" w:color="A0A1A2"/>
+          <w:insideV w:val="single" w:sz="4" w:color="A0A1A2"/>
+        </w:tblBorders>
+        <w:tblW w:w="5000" w:type="pct"/>
+      </w:tblPr>
+      <w:tblGrid>
+        <w:gridCol w:w="1980"/>
+        <w:gridCol w:w="1980"/>
+        <w:gridCol w:w="1980"/>
+        <w:gridCol w:w="1980"/>
+      </w:tblGrid>
+      <w:tr>
+        <w:trPr>
+          <w:tblHeader w:val="on"/>
+        </w:trPr>
+        <w:tc>
+          <w:tcPr>
+            <w:shd w:val="clear" w:color="auto" w:fill="B52372"/>
+          </w:tcPr>
+          <w:p>
+            <w:pPr>
+              <w:pStyle w:val="Compact"/>
+            </w:pPr>
+            <w:r>
+              <w:rPr>
+                <w:rFonts w:ascii="Franklin Gothic Book" w:hAnsi="Franklin Gothic Book" w:cs="Franklin Gothic Book" w:eastAsia="Franklin Gothic Book"/>
+                <w:b/>
+                <w:color w:val="FFFFFF"/>
+              </w:rPr>
+              <w:t xml:space="preserve">Day</w:t>
+            </w:r>
+          </w:p>
+        </w:tc>
+        <w:tc>
+          <w:tcPr>
+            <w:shd w:val="clear" w:color="auto" w:fill="B52372"/>
+          </w:tcPr>
+          <w:p>
+            <w:pPr>
+              <w:pStyle w:val="Compact"/>
+            </w:pPr>
+            <w:r>
+              <w:rPr>
+                <w:rFonts w:ascii="Franklin Gothic Book" w:hAnsi="Franklin Gothic Book" w:cs="Franklin Gothic Book" w:eastAsia="Franklin Gothic Book"/>
+                <w:b/>
+                <w:color w:val="FFFFFF"/>
+              </w:rPr>
+              <w:t xml:space="preserve">Time</w:t>
+            </w:r>
+          </w:p>
+        </w:tc>
+        <w:tc>
+          <w:tcPr>
+            <w:shd w:val="clear" w:color="auto" w:fill="B52372"/>
+          </w:tcPr>
+          <w:p>
+            <w:pPr>
+              <w:pStyle w:val="Compact"/>
+            </w:pPr>
+            <w:r>
+              <w:rPr>
+                <w:rFonts w:ascii="Franklin Gothic Book" w:hAnsi="Franklin Gothic Book" w:cs="Franklin Gothic Book" w:eastAsia="Franklin Gothic Book"/>
+                <w:b/>
+                <w:color w:val="FFFFFF"/>
+              </w:rPr>
+              <w:t xml:space="preserve">Session</w:t>
+            </w:r>
+          </w:p>
+        </w:tc>
+        <w:tc>
+          <w:tcPr>
+            <w:shd w:val="clear" w:color="auto" w:fill="B52372"/>
+          </w:tcPr>
+          <w:p>
+            <w:pPr>
+              <w:pStyle w:val="Compact"/>
+            </w:pPr>
+            <w:r>
+              <w:rPr>
+                <w:rFonts w:ascii="Franklin Gothic Book" w:hAnsi="Franklin Gothic Book" w:cs="Franklin Gothic Book" w:eastAsia="Franklin Gothic Book"/>
+                <w:b/>
+                <w:color w:val="FFFFFF"/>
+              </w:rPr>
+              <w:t xml:space="preserve">Note</w:t>
+            </w:r>
+          </w:p>
+        </w:tc>
+      </w:tr>
+      <w:tr>
+        <w:tc>
+          <w:tcPr/>
+          <w:p>
+            <w:pPr>
+              <w:pStyle w:val="Compact"/>
+            </w:pPr>
+            <w:r>
+              <w:rPr>
+                <w:rFonts w:ascii="Franklin Gothic Book" w:hAnsi="Franklin Gothic Book" w:cs="Franklin Gothic Book" w:eastAsia="Franklin Gothic Book"/>
+              </w:rPr>
               <w:t xml:space="preserve">Mon 10/5</w:t>
             </w:r>
           </w:p>
@@ -1704,8 +5452,8 @@
         <w:t xml:space="preserve">(53 events, added 9/29, work account, count read back as 53).</w:t>
       </w:r>
     </w:p>
-    <w:bookmarkEnd w:id="23"/>
-    <w:bookmarkStart w:id="24" w:name="week-3-mon-1012-to-thu-1015"/>
+    <w:bookmarkEnd w:id="30"/>
+    <w:bookmarkStart w:id="31" w:name="week-3-mon-1012-to-thu-1015"/>
     <w:p>
       <w:pPr>
         <w:pStyle w:val="Heading3"/>
@@ -1987,8 +5735,8 @@
         </w:tc>
       </w:tr>
     </w:tbl>
-    <w:bookmarkEnd w:id="24"/>
-    <w:bookmarkStart w:id="25" w:name="week-4-mon-1019-to-thu-1022"/>
+    <w:bookmarkEnd w:id="31"/>
+    <w:bookmarkStart w:id="32" w:name="week-4-mon-1019-to-thu-1022"/>
     <w:p>
       <w:pPr>
         <w:pStyle w:val="Heading3"/>
@@ -2298,8 +6046,8 @@
         </w:tc>
       </w:tr>
     </w:tbl>
-    <w:bookmarkEnd w:id="25"/>
-    <w:bookmarkStart w:id="26" w:name="week-5-mon-1026-to-thu-1029"/>
+    <w:bookmarkEnd w:id="32"/>
+    <w:bookmarkStart w:id="33" w:name="week-5-mon-1026-to-thu-1029"/>
     <w:p>
       <w:pPr>
         <w:pStyle w:val="Heading3"/>
@@ -2611,8 +6359,8 @@
         </w:tc>
       </w:tr>
     </w:tbl>
-    <w:bookmarkEnd w:id="26"/>
-    <w:bookmarkStart w:id="27" w:name="week-6-mon-112-to-thu-115"/>
+    <w:bookmarkEnd w:id="33"/>
+    <w:bookmarkStart w:id="34" w:name="week-6-mon-112-to-thu-115"/>
     <w:p>
       <w:pPr>
         <w:pStyle w:val="Heading3"/>
@@ -2804,8 +6552,8 @@
         </w:tc>
       </w:tr>
     </w:tbl>
-    <w:bookmarkEnd w:id="27"/>
-    <w:bookmarkStart w:id="28" w:name="week-7-mon-119-to-thu-1112"/>
+    <w:bookmarkEnd w:id="34"/>
+    <w:bookmarkStart w:id="35" w:name="week-7-mon-119-to-thu-1112"/>
     <w:p>
       <w:pPr>
         <w:pStyle w:val="Heading3"/>
@@ -3101,8 +6849,8 @@
         </w:tc>
       </w:tr>
     </w:tbl>
-    <w:bookmarkEnd w:id="28"/>
-    <w:bookmarkStart w:id="29" w:name="week-8-mon-1116-to-thu-1119"/>
+    <w:bookmarkEnd w:id="35"/>
+    <w:bookmarkStart w:id="36" w:name="week-8-mon-1116-to-thu-1119"/>
     <w:p>
       <w:pPr>
         <w:pStyle w:val="Heading3"/>
@@ -3398,8 +7146,8 @@
         </w:tc>
       </w:tr>
     </w:tbl>
-    <w:bookmarkEnd w:id="29"/>
-    <w:bookmarkStart w:id="30" w:name="X6ad60c8ef46dc29fa513ecf07462f88cb354fe7"/>
+    <w:bookmarkEnd w:id="36"/>
+    <w:bookmarkStart w:id="37" w:name="X6ad60c8ef46dc29fa513ecf07462f88cb354fe7"/>
     <w:p>
       <w:pPr>
         <w:pStyle w:val="Heading3"/>
@@ -4014,8 +7762,8 @@
         </w:tc>
       </w:tr>
     </w:tbl>
-    <w:bookmarkEnd w:id="30"/>
-    <w:bookmarkStart w:id="31" w:name="week-10-mon-1130-to-thu-123"/>
+    <w:bookmarkEnd w:id="37"/>
+    <w:bookmarkStart w:id="38" w:name="week-10-mon-1130-to-thu-123"/>
     <w:p>
       <w:pPr>
         <w:pStyle w:val="Heading3"/>
@@ -4307,8 +8055,8 @@
         </w:tc>
       </w:tr>
     </w:tbl>
-    <w:bookmarkEnd w:id="31"/>
-    <w:bookmarkStart w:id="32" w:name="week-11-mon-127-to-thu-1210"/>
+    <w:bookmarkEnd w:id="38"/>
+    <w:bookmarkStart w:id="39" w:name="week-11-mon-127-to-thu-1210"/>
     <w:p>
       <w:pPr>
         <w:pStyle w:val="Heading3"/>
@@ -4590,8 +8338,8 @@
         </w:tc>
       </w:tr>
     </w:tbl>
-    <w:bookmarkEnd w:id="32"/>
-    <w:bookmarkStart w:id="33" w:name="week-12-mon-1214-to-thu-1217"/>
+    <w:bookmarkEnd w:id="39"/>
+    <w:bookmarkStart w:id="40" w:name="week-12-mon-1214-to-thu-1217"/>
     <w:p>
       <w:pPr>
         <w:pStyle w:val="Heading3"/>
@@ -4901,8 +8649,8 @@
         </w:tc>
       </w:tr>
     </w:tbl>
-    <w:bookmarkEnd w:id="33"/>
-    <w:bookmarkStart w:id="34" w:name="Xba34fbb9891672a02dcfdd6ef52c50477b97081"/>
+    <w:bookmarkEnd w:id="40"/>
+    <w:bookmarkStart w:id="41" w:name="Xba34fbb9891672a02dcfdd6ef52c50477b97081"/>
     <w:p>
       <w:pPr>
         <w:pStyle w:val="Heading3"/>
@@ -5317,9 +9065,9 @@
         </w:pict>
       </w:r>
     </w:p>
-    <w:bookmarkEnd w:id="34"/>
-    <w:bookmarkEnd w:id="35"/>
-    <w:bookmarkStart w:id="36" w:name="earliest-safe-switch-on"/>
+    <w:bookmarkEnd w:id="41"/>
+    <w:bookmarkEnd w:id="42"/>
+    <w:bookmarkStart w:id="43" w:name="earliest-safe-switch-on"/>
     <w:p>
       <w:pPr>
         <w:pStyle w:val="Heading2"/>
@@ -6340,8 +10088,8 @@
         </w:pict>
       </w:r>
     </w:p>
-    <w:bookmarkEnd w:id="36"/>
-    <w:bookmarkStart w:id="37" w:name="Xd00cb1ba6e64fc7e0c4e82335b5436bcaa1c229"/>
+    <w:bookmarkEnd w:id="43"/>
+    <w:bookmarkStart w:id="44" w:name="Xd00cb1ba6e64fc7e0c4e82335b5436bcaa1c229"/>
     <w:p>
       <w:pPr>
         <w:pStyle w:val="Heading2"/>
@@ -6841,8 +10589,8 @@
         </w:pict>
       </w:r>
     </w:p>
-    <w:bookmarkEnd w:id="37"/>
-    <w:bookmarkStart w:id="38" w:name="X77ace1d9977b14d78c36c1f5aacc3fd6c73cf10"/>
+    <w:bookmarkEnd w:id="44"/>
+    <w:bookmarkStart w:id="45" w:name="X77ace1d9977b14d78c36c1f5aacc3fd6c73cf10"/>
     <w:p>
       <w:pPr>
         <w:pStyle w:val="Heading2"/>
@@ -6976,7 +10724,7 @@
         <w:pStyle w:val="Compact"/>
         <w:numPr>
           <w:ilvl w:val="0"/>
-          <w:numId w:val="1002"/>
+          <w:numId w:val="1004"/>
         </w:numPr>
       </w:pPr>
       <w:r>
@@ -6993,7 +10741,7 @@
         <w:pStyle w:val="Compact"/>
         <w:numPr>
           <w:ilvl w:val="0"/>
-          <w:numId w:val="1002"/>
+          <w:numId w:val="1004"/>
         </w:numPr>
       </w:pPr>
       <w:r>
@@ -7285,8 +11033,8 @@
         </w:pict>
       </w:r>
     </w:p>
-    <w:bookmarkEnd w:id="38"/>
-    <w:bookmarkStart w:id="39" w:name="X65bc780a8f1fbef22fcf4cb6863427ec05dceab"/>
+    <w:bookmarkEnd w:id="45"/>
+    <w:bookmarkStart w:id="46" w:name="X65bc780a8f1fbef22fcf4cb6863427ec05dceab"/>
     <w:p>
       <w:pPr>
         <w:pStyle w:val="Heading2"/>
@@ -7533,8 +11281,8 @@
         </w:pict>
       </w:r>
     </w:p>
-    <w:bookmarkEnd w:id="39"/>
-    <w:bookmarkStart w:id="40" w:name="X437e93720192e1a9b689e2c14d60181f1ac08ea"/>
+    <w:bookmarkEnd w:id="46"/>
+    <w:bookmarkStart w:id="47" w:name="X437e93720192e1a9b689e2c14d60181f1ac08ea"/>
     <w:p>
       <w:pPr>
         <w:pStyle w:val="Heading2"/>
@@ -7564,7 +11312,7 @@
         <w:pStyle w:val="Compact"/>
         <w:numPr>
           <w:ilvl w:val="0"/>
-          <w:numId w:val="1003"/>
+          <w:numId w:val="1005"/>
         </w:numPr>
       </w:pPr>
       <w:r>
@@ -7579,7 +11327,7 @@
         <w:pStyle w:val="Compact"/>
         <w:numPr>
           <w:ilvl w:val="0"/>
-          <w:numId w:val="1003"/>
+          <w:numId w:val="1005"/>
         </w:numPr>
       </w:pPr>
       <w:r>
@@ -7594,7 +11342,7 @@
         <w:pStyle w:val="Compact"/>
         <w:numPr>
           <w:ilvl w:val="0"/>
-          <w:numId w:val="1003"/>
+          <w:numId w:val="1005"/>
         </w:numPr>
       </w:pPr>
       <w:r>
@@ -7609,7 +11357,7 @@
         <w:pStyle w:val="Compact"/>
         <w:numPr>
           <w:ilvl w:val="0"/>
-          <w:numId w:val="1003"/>
+          <w:numId w:val="1005"/>
         </w:numPr>
       </w:pPr>
       <w:r>
@@ -7624,7 +11372,7 @@
         <w:pStyle w:val="Compact"/>
         <w:numPr>
           <w:ilvl w:val="0"/>
-          <w:numId w:val="1003"/>
+          <w:numId w:val="1005"/>
         </w:numPr>
       </w:pPr>
       <w:r>
@@ -7677,7 +11425,7 @@
         <w:pStyle w:val="Compact"/>
         <w:numPr>
           <w:ilvl w:val="0"/>
-          <w:numId w:val="1003"/>
+          <w:numId w:val="1005"/>
         </w:numPr>
       </w:pPr>
       <w:r>
@@ -7706,7 +11454,7 @@
         <w:pStyle w:val="Compact"/>
         <w:numPr>
           <w:ilvl w:val="0"/>
-          <w:numId w:val="1003"/>
+          <w:numId w:val="1005"/>
         </w:numPr>
       </w:pPr>
       <w:r>
@@ -7721,7 +11469,7 @@
         <w:pStyle w:val="Compact"/>
         <w:numPr>
           <w:ilvl w:val="0"/>
-          <w:numId w:val="1003"/>
+          <w:numId w:val="1005"/>
         </w:numPr>
       </w:pPr>
       <w:r>
@@ -7736,7 +11484,7 @@
         <w:pStyle w:val="Compact"/>
         <w:numPr>
           <w:ilvl w:val="0"/>
-          <w:numId w:val="1003"/>
+          <w:numId w:val="1005"/>
         </w:numPr>
       </w:pPr>
       <w:r>
@@ -7751,7 +11499,7 @@
         <w:pStyle w:val="Compact"/>
         <w:numPr>
           <w:ilvl w:val="0"/>
-          <w:numId w:val="1003"/>
+          <w:numId w:val="1005"/>
         </w:numPr>
       </w:pPr>
       <w:r>
@@ -7766,7 +11514,7 @@
         <w:pStyle w:val="Compact"/>
         <w:numPr>
           <w:ilvl w:val="0"/>
-          <w:numId w:val="1003"/>
+          <w:numId w:val="1005"/>
         </w:numPr>
       </w:pPr>
       <w:r>
@@ -8677,8 +12425,8 @@
         </w:pict>
       </w:r>
     </w:p>
-    <w:bookmarkEnd w:id="40"/>
-    <w:bookmarkStart w:id="41" w:name="X7e282d2aee1a8eab2ab7798cf3998c64bef07c7"/>
+    <w:bookmarkEnd w:id="47"/>
+    <w:bookmarkStart w:id="48" w:name="X7e282d2aee1a8eab2ab7798cf3998c64bef07c7"/>
     <w:p>
       <w:pPr>
         <w:pStyle w:val="Heading2"/>
@@ -8882,7 +12630,7 @@
         <w:pStyle w:val="Compact"/>
         <w:numPr>
           <w:ilvl w:val="0"/>
-          <w:numId w:val="1004"/>
+          <w:numId w:val="1006"/>
         </w:numPr>
       </w:pPr>
       <w:r>
@@ -8897,7 +12645,7 @@
         <w:pStyle w:val="Compact"/>
         <w:numPr>
           <w:ilvl w:val="0"/>
-          <w:numId w:val="1004"/>
+          <w:numId w:val="1006"/>
         </w:numPr>
       </w:pPr>
       <w:r>
@@ -8912,7 +12660,7 @@
         <w:pStyle w:val="Compact"/>
         <w:numPr>
           <w:ilvl w:val="0"/>
-          <w:numId w:val="1004"/>
+          <w:numId w:val="1006"/>
         </w:numPr>
       </w:pPr>
       <w:r>
@@ -8929,7 +12677,7 @@
         <w:pStyle w:val="Compact"/>
         <w:numPr>
           <w:ilvl w:val="0"/>
-          <w:numId w:val="1004"/>
+          <w:numId w:val="1006"/>
         </w:numPr>
       </w:pPr>
       <w:r>
@@ -8944,7 +12692,7 @@
         <w:pStyle w:val="Compact"/>
         <w:numPr>
           <w:ilvl w:val="0"/>
-          <w:numId w:val="1004"/>
+          <w:numId w:val="1006"/>
         </w:numPr>
       </w:pPr>
       <w:r>
@@ -8959,7 +12707,7 @@
         <w:pStyle w:val="Compact"/>
         <w:numPr>
           <w:ilvl w:val="0"/>
-          <w:numId w:val="1004"/>
+          <w:numId w:val="1006"/>
         </w:numPr>
       </w:pPr>
       <w:r>
@@ -8974,7 +12722,7 @@
         <w:pStyle w:val="Compact"/>
         <w:numPr>
           <w:ilvl w:val="0"/>
-          <w:numId w:val="1004"/>
+          <w:numId w:val="1006"/>
         </w:numPr>
       </w:pPr>
       <w:r>
@@ -8989,7 +12737,7 @@
         <w:pStyle w:val="Compact"/>
         <w:numPr>
           <w:ilvl w:val="0"/>
-          <w:numId w:val="1004"/>
+          <w:numId w:val="1006"/>
         </w:numPr>
       </w:pPr>
       <w:r>
@@ -9004,7 +12752,7 @@
         <w:pStyle w:val="Compact"/>
         <w:numPr>
           <w:ilvl w:val="0"/>
-          <w:numId w:val="1004"/>
+          <w:numId w:val="1006"/>
         </w:numPr>
       </w:pPr>
       <w:r>
@@ -9019,7 +12767,7 @@
         <w:pStyle w:val="Compact"/>
         <w:numPr>
           <w:ilvl w:val="0"/>
-          <w:numId w:val="1004"/>
+          <w:numId w:val="1006"/>
         </w:numPr>
       </w:pPr>
       <w:r>
@@ -9034,7 +12782,7 @@
         <w:pStyle w:val="Compact"/>
         <w:numPr>
           <w:ilvl w:val="0"/>
-          <w:numId w:val="1004"/>
+          <w:numId w:val="1006"/>
         </w:numPr>
       </w:pPr>
       <w:r>
@@ -9585,8 +13333,8 @@
         </w:pict>
       </w:r>
     </w:p>
-    <w:bookmarkEnd w:id="41"/>
-    <w:bookmarkStart w:id="42" w:name="standing-rules"/>
+    <w:bookmarkEnd w:id="48"/>
+    <w:bookmarkStart w:id="49" w:name="standing-rules"/>
     <w:p>
       <w:pPr>
         <w:pStyle w:val="Heading2"/>
@@ -9759,8 +13507,8 @@
         </w:pict>
       </w:r>
     </w:p>
-    <w:bookmarkEnd w:id="42"/>
-    <w:bookmarkStart w:id="43" w:name="pace-tracking"/>
+    <w:bookmarkEnd w:id="49"/>
+    <w:bookmarkStart w:id="50" w:name="pace-tracking"/>
     <w:p>
       <w:pPr>
         <w:pStyle w:val="Heading2"/>
@@ -10284,8 +14032,8 @@
         </w:pict>
       </w:r>
     </w:p>
-    <w:bookmarkEnd w:id="43"/>
-    <w:bookmarkStart w:id="44" w:name="X62acbadc748a91e25d298a2a2f5d40adbde5ee8"/>
+    <w:bookmarkEnd w:id="50"/>
+    <w:bookmarkStart w:id="51" w:name="X62acbadc748a91e25d298a2a2f5d40adbde5ee8"/>
     <w:p>
       <w:pPr>
         <w:pStyle w:val="Heading2"/>
@@ -11145,8 +14893,8 @@
         <w:t xml:space="preserve">(both superseded). The Zoho signal-intent queue file is history only.</w:t>
       </w:r>
     </w:p>
-    <w:bookmarkEnd w:id="44"/>
-    <w:bookmarkEnd w:id="45"/>
+    <w:bookmarkEnd w:id="51"/>
+    <w:bookmarkEnd w:id="52"/>
     <w:sectPr>
       <w:headerReference r:id="rId10" w:type="default"/>
       <w:headerReference r:id="rId11" w:type="first"/>
@@ -17467,9 +21215,6 @@
     <w:abstractNumId w:val="991"/>
   </w:num>
   <w:num w:numId="1002">
-    <w:abstractNumId w:val="991"/>
-  </w:num>
-  <w:num w:numId="1003">
     <w:abstractNumId w:val="99411"/>
     <w:lvlOverride w:ilvl="0">
       <w:startOverride w:val="1"/>
@@ -17499,7 +21244,43 @@
       <w:startOverride w:val="1"/>
     </w:lvlOverride>
   </w:num>
+  <w:num w:numId="1003">
+    <w:abstractNumId w:val="991"/>
+  </w:num>
   <w:num w:numId="1004">
+    <w:abstractNumId w:val="991"/>
+  </w:num>
+  <w:num w:numId="1005">
+    <w:abstractNumId w:val="99411"/>
+    <w:lvlOverride w:ilvl="0">
+      <w:startOverride w:val="1"/>
+    </w:lvlOverride>
+    <w:lvlOverride w:ilvl="1">
+      <w:startOverride w:val="1"/>
+    </w:lvlOverride>
+    <w:lvlOverride w:ilvl="2">
+      <w:startOverride w:val="1"/>
+    </w:lvlOverride>
+    <w:lvlOverride w:ilvl="3">
+      <w:startOverride w:val="1"/>
+    </w:lvlOverride>
+    <w:lvlOverride w:ilvl="4">
+      <w:startOverride w:val="1"/>
+    </w:lvlOverride>
+    <w:lvlOverride w:ilvl="5">
+      <w:startOverride w:val="1"/>
+    </w:lvlOverride>
+    <w:lvlOverride w:ilvl="6">
+      <w:startOverride w:val="1"/>
+    </w:lvlOverride>
+    <w:lvlOverride w:ilvl="7">
+      <w:startOverride w:val="1"/>
+    </w:lvlOverride>
+    <w:lvlOverride w:ilvl="8">
+      <w:startOverride w:val="1"/>
+    </w:lvlOverride>
+  </w:num>
+  <w:num w:numId="1006">
     <w:abstractNumId w:val="99411"/>
     <w:lvlOverride w:ilvl="0">
       <w:startOverride w:val="1"/>
